--- a/papers/thesis_2026-10/reading/thesis_YZU_layout_2026-10-24.docx
+++ b/papers/thesis_2026-10/reading/thesis_YZU_layout_2026-10-24.docx
@@ -400,901 +400,901 @@
         <w:tab/>
       </w:r>
       <w:r>
+        <w:t xml:space="preserve">11</w:t>
+      </w:r>
+    </w:p>
+    <w:p>
+      <w:pPr>
+        <w:pStyle w:val="toc2"/>
+      </w:pPr>
+      <w:r>
+        <w:t xml:space="preserve">3.2 Three measures</w:t>
+      </w:r>
+      <w:r>
+        <w:tab/>
+      </w:r>
+      <w:r>
+        <w:t xml:space="preserve">12</w:t>
+      </w:r>
+    </w:p>
+    <w:p>
+      <w:pPr>
+        <w:pStyle w:val="toc2"/>
+      </w:pPr>
+      <w:r>
+        <w:t xml:space="preserve">3.3 Tracing a movement</w:t>
+      </w:r>
+      <w:r>
+        <w:tab/>
+      </w:r>
+      <w:r>
+        <w:t xml:space="preserve">13</w:t>
+      </w:r>
+    </w:p>
+    <w:p>
+      <w:pPr>
+        <w:pStyle w:val="toc2"/>
+      </w:pPr>
+      <w:r>
+        <w:t xml:space="preserve">3.4 Hypotheses</w:t>
+      </w:r>
+      <w:r>
+        <w:tab/>
+      </w:r>
+      <w:r>
+        <w:t xml:space="preserve">14</w:t>
+      </w:r>
+    </w:p>
+    <w:p>
+      <w:pPr>
+        <w:pStyle w:val="toc2"/>
+      </w:pPr>
+      <w:r>
+        <w:t xml:space="preserve">3.5 The entry test</w:t>
+      </w:r>
+      <w:r>
+        <w:tab/>
+      </w:r>
+      <w:r>
+        <w:t xml:space="preserve">16</w:t>
+      </w:r>
+    </w:p>
+    <w:p>
+      <w:pPr>
+        <w:pStyle w:val="toc2"/>
+      </w:pPr>
+      <w:r>
+        <w:t xml:space="preserve">3.6 Further analyses</w:t>
+      </w:r>
+      <w:r>
+        <w:tab/>
+      </w:r>
+      <w:r>
+        <w:t xml:space="preserve">17</w:t>
+      </w:r>
+    </w:p>
+    <w:p>
+      <w:pPr>
+        <w:pStyle w:val="toc1"/>
+      </w:pPr>
+      <w:r>
+        <w:t xml:space="preserve">Chapter 4 Data and Methods</w:t>
+      </w:r>
+      <w:r>
+        <w:tab/>
+      </w:r>
+      <w:r>
+        <w:t xml:space="preserve">19</w:t>
+      </w:r>
+    </w:p>
+    <w:p>
+      <w:pPr>
+        <w:pStyle w:val="toc2"/>
+      </w:pPr>
+      <w:r>
+        <w:t xml:space="preserve">4.1 The platform data</w:t>
+      </w:r>
+      <w:r>
+        <w:tab/>
+      </w:r>
+      <w:r>
+        <w:t xml:space="preserve">20</w:t>
+      </w:r>
+    </w:p>
+    <w:p>
+      <w:pPr>
+        <w:pStyle w:val="toc2"/>
+      </w:pPr>
+      <w:r>
+        <w:t xml:space="preserve">4.2 Measuring the wedge in Indonesia</w:t>
+      </w:r>
+      <w:r>
+        <w:tab/>
+      </w:r>
+      <w:r>
+        <w:t xml:space="preserve">21</w:t>
+      </w:r>
+    </w:p>
+    <w:p>
+      <w:pPr>
+        <w:pStyle w:val="toc2"/>
+      </w:pPr>
+      <w:r>
+        <w:t xml:space="preserve">4.3 Testing H1</w:t>
+      </w:r>
+      <w:r>
+        <w:tab/>
+      </w:r>
+      <w:r>
+        <w:t xml:space="preserve">22</w:t>
+      </w:r>
+    </w:p>
+    <w:p>
+      <w:pPr>
+        <w:pStyle w:val="toc2"/>
+      </w:pPr>
+      <w:r>
+        <w:t xml:space="preserve">4.4 Tracing the moves</w:t>
+      </w:r>
+      <w:r>
+        <w:tab/>
+      </w:r>
+      <w:r>
+        <w:t xml:space="preserve">22</w:t>
+      </w:r>
+    </w:p>
+    <w:p>
+      <w:pPr>
+        <w:pStyle w:val="toc2"/>
+      </w:pPr>
+      <w:r>
+        <w:t xml:space="preserve">4.5 Market values</w:t>
+      </w:r>
+      <w:r>
+        <w:tab/>
+      </w:r>
+      <w:r>
+        <w:t xml:space="preserve">23</w:t>
+      </w:r>
+    </w:p>
+    <w:p>
+      <w:pPr>
+        <w:pStyle w:val="toc2"/>
+      </w:pPr>
+      <w:r>
+        <w:t xml:space="preserve">4.6 The survey files and H2</w:t>
+      </w:r>
+      <w:r>
+        <w:tab/>
+      </w:r>
+      <w:r>
+        <w:t xml:space="preserve">24</w:t>
+      </w:r>
+    </w:p>
+    <w:p>
+      <w:pPr>
+        <w:pStyle w:val="toc2"/>
+      </w:pPr>
+      <w:r>
+        <w:t xml:space="preserve">4.7 The entry test and the extra sellers</w:t>
+      </w:r>
+      <w:r>
+        <w:tab/>
+      </w:r>
+      <w:r>
+        <w:t xml:space="preserve">24</w:t>
+      </w:r>
+    </w:p>
+    <w:p>
+      <w:pPr>
+        <w:pStyle w:val="toc2"/>
+      </w:pPr>
+      <w:r>
+        <w:t xml:space="preserve">4.8 Channels, records and reach</w:t>
+      </w:r>
+      <w:r>
+        <w:tab/>
+      </w:r>
+      <w:r>
+        <w:t xml:space="preserve">25</w:t>
+      </w:r>
+    </w:p>
+    <w:p>
+      <w:pPr>
+        <w:pStyle w:val="toc2"/>
+      </w:pPr>
+      <w:r>
+        <w:t xml:space="preserve">4.9 Comparing national figures</w:t>
+      </w:r>
+      <w:r>
+        <w:tab/>
+      </w:r>
+      <w:r>
+        <w:t xml:space="preserve">26</w:t>
+      </w:r>
+    </w:p>
+    <w:p>
+      <w:pPr>
+        <w:pStyle w:val="toc2"/>
+      </w:pPr>
+      <w:r>
+        <w:t xml:space="preserve">4.10 Labels, traceability and licensed data</w:t>
+      </w:r>
+      <w:r>
+        <w:tab/>
+      </w:r>
+      <w:r>
+        <w:t xml:space="preserve">27</w:t>
+      </w:r>
+    </w:p>
+    <w:p>
+      <w:pPr>
+        <w:pStyle w:val="toc1"/>
+      </w:pPr>
+      <w:r>
+        <w:t xml:space="preserve">Chapter 5 Results</w:t>
+      </w:r>
+      <w:r>
+        <w:tab/>
+      </w:r>
+      <w:r>
+        <w:t xml:space="preserve">28</w:t>
+      </w:r>
+    </w:p>
+    <w:p>
+      <w:pPr>
+        <w:pStyle w:val="toc2"/>
+      </w:pPr>
+      <w:r>
+        <w:t xml:space="preserve">5.1 How much revenue leaves out</w:t>
+      </w:r>
+      <w:r>
+        <w:tab/>
+      </w:r>
+      <w:r>
+        <w:t xml:space="preserve">29</w:t>
+      </w:r>
+    </w:p>
+    <w:p>
+      <w:pPr>
+        <w:pStyle w:val="toc2"/>
+      </w:pPr>
+      <w:r>
+        <w:t xml:space="preserve">5.2 Testing H1</w:t>
+      </w:r>
+      <w:r>
+        <w:tab/>
+      </w:r>
+      <w:r>
+        <w:t xml:space="preserve">30</w:t>
+      </w:r>
+    </w:p>
+    <w:p>
+      <w:pPr>
+        <w:pStyle w:val="toc2"/>
+      </w:pPr>
+      <w:r>
+        <w:t xml:space="preserve">5.3 What moved the take rate</w:t>
+      </w:r>
+      <w:r>
+        <w:tab/>
+      </w:r>
+      <w:r>
+        <w:t xml:space="preserve">32</w:t>
+      </w:r>
+    </w:p>
+    <w:p>
+      <w:pPr>
+        <w:pStyle w:val="toc2"/>
+      </w:pPr>
+      <w:r>
+        <w:t xml:space="preserve">5.4 What markets valued</w:t>
+      </w:r>
+      <w:r>
+        <w:tab/>
+      </w:r>
+      <w:r>
+        <w:t xml:space="preserve">34</w:t>
+      </w:r>
+    </w:p>
+    <w:p>
+      <w:pPr>
+        <w:pStyle w:val="toc2"/>
+      </w:pPr>
+      <w:r>
+        <w:t xml:space="preserve">5.5 The platforms and the sellers in 2023</w:t>
+      </w:r>
+      <w:r>
+        <w:tab/>
+      </w:r>
+      <w:r>
+        <w:t xml:space="preserve">35</w:t>
+      </w:r>
+    </w:p>
+    <w:p>
+      <w:pPr>
+        <w:pStyle w:val="toc2"/>
+      </w:pPr>
+      <w:r>
+        <w:t xml:space="preserve">5.6 H2 and the entry test</w:t>
+      </w:r>
+      <w:r>
+        <w:tab/>
+      </w:r>
+      <w:r>
+        <w:t xml:space="preserve">36</w:t>
+      </w:r>
+    </w:p>
+    <w:p>
+      <w:pPr>
+        <w:pStyle w:val="toc2"/>
+      </w:pPr>
+      <w:r>
+        <w:t xml:space="preserve">5.7 What the rise in the count contains</w:t>
+      </w:r>
+      <w:r>
+        <w:tab/>
+      </w:r>
+      <w:r>
+        <w:t xml:space="preserve">36</w:t>
+      </w:r>
+    </w:p>
+    <w:p>
+      <w:pPr>
+        <w:pStyle w:val="toc2"/>
+      </w:pPr>
+      <w:r>
+        <w:t xml:space="preserve">5.8 Who the extra sellers were</w:t>
+      </w:r>
+      <w:r>
+        <w:tab/>
+      </w:r>
+      <w:r>
+        <w:t xml:space="preserve">38</w:t>
+      </w:r>
+    </w:p>
+    <w:p>
+      <w:pPr>
+        <w:pStyle w:val="toc2"/>
+      </w:pPr>
+      <w:r>
+        <w:t xml:space="preserve">5.9 Channels and records</w:t>
+      </w:r>
+      <w:r>
+        <w:tab/>
+      </w:r>
+      <w:r>
+        <w:t xml:space="preserve">39</w:t>
+      </w:r>
+    </w:p>
+    <w:p>
+      <w:pPr>
+        <w:pStyle w:val="toc2"/>
+      </w:pPr>
+      <w:r>
+        <w:t xml:space="preserve">5.10 Why the national figures disagree</w:t>
+      </w:r>
+      <w:r>
+        <w:tab/>
+      </w:r>
+      <w:r>
+        <w:t xml:space="preserve">41</w:t>
+      </w:r>
+    </w:p>
+    <w:p>
+      <w:pPr>
+        <w:pStyle w:val="toc1"/>
+      </w:pPr>
+      <w:r>
+        <w:t xml:space="preserve">Chapter 6 Discussion and Policy Implications</w:t>
+      </w:r>
+      <w:r>
+        <w:tab/>
+      </w:r>
+      <w:r>
+        <w:t xml:space="preserve">43</w:t>
+      </w:r>
+    </w:p>
+    <w:p>
+      <w:pPr>
+        <w:pStyle w:val="toc2"/>
+      </w:pPr>
+      <w:r>
+        <w:t xml:space="preserve">6.1 The rules and what each acts on</w:t>
+      </w:r>
+      <w:r>
+        <w:tab/>
+      </w:r>
+      <w:r>
+        <w:t xml:space="preserve">43</w:t>
+      </w:r>
+    </w:p>
+    <w:p>
+      <w:pPr>
+        <w:pStyle w:val="toc2"/>
+      </w:pPr>
+      <w:r>
+        <w:t xml:space="preserve">6.2 What the commission cap and the discount rule can move</w:t>
+      </w:r>
+      <w:r>
+        <w:tab/>
+      </w:r>
+      <w:r>
+        <w:t xml:space="preserve">45</w:t>
+      </w:r>
+    </w:p>
+    <w:p>
+      <w:pPr>
+        <w:pStyle w:val="toc2"/>
+      </w:pPr>
+      <w:r>
+        <w:t xml:space="preserve">6.3 How far the marketplace tax reaches</w:t>
+      </w:r>
+      <w:r>
+        <w:tab/>
+      </w:r>
+      <w:r>
+        <w:t xml:space="preserve">46</w:t>
+      </w:r>
+    </w:p>
+    <w:p>
+      <w:pPr>
+        <w:pStyle w:val="toc2"/>
+      </w:pPr>
+      <w:r>
+        <w:t xml:space="preserve">6.4 What the statistics rules can change</w:t>
+      </w:r>
+      <w:r>
+        <w:tab/>
+      </w:r>
+      <w:r>
+        <w:t xml:space="preserve">48</w:t>
+      </w:r>
+    </w:p>
+    <w:p>
+      <w:pPr>
+        <w:pStyle w:val="toc2"/>
+      </w:pPr>
+      <w:r>
+        <w:t xml:space="preserve">6.5 What the registered predictions test</w:t>
+      </w:r>
+      <w:r>
+        <w:tab/>
+      </w:r>
+      <w:r>
+        <w:t xml:space="preserve">48</w:t>
+      </w:r>
+    </w:p>
+    <w:p>
+      <w:pPr>
+        <w:pStyle w:val="toc2"/>
+      </w:pPr>
+      <w:r>
+        <w:t xml:space="preserve">6.6 Beyond Indonesia</w:t>
+      </w:r>
+      <w:r>
+        <w:tab/>
+      </w:r>
+      <w:r>
+        <w:t xml:space="preserve">49</w:t>
+      </w:r>
+    </w:p>
+    <w:p>
+      <w:pPr>
+        <w:pStyle w:val="toc1"/>
+      </w:pPr>
+      <w:r>
+        <w:t xml:space="preserve">Chapter 7 Conclusion</w:t>
+      </w:r>
+      <w:r>
+        <w:tab/>
+      </w:r>
+      <w:r>
+        <w:t xml:space="preserve">51</w:t>
+      </w:r>
+    </w:p>
+    <w:p>
+      <w:pPr>
+        <w:pStyle w:val="toc2"/>
+      </w:pPr>
+      <w:r>
+        <w:t xml:space="preserve">7.1 The answer to the research question</w:t>
+      </w:r>
+      <w:r>
+        <w:tab/>
+      </w:r>
+      <w:r>
+        <w:t xml:space="preserve">51</w:t>
+      </w:r>
+    </w:p>
+    <w:p>
+      <w:pPr>
+        <w:pStyle w:val="toc2"/>
+      </w:pPr>
+      <w:r>
+        <w:t xml:space="preserve">7.2 What the thesis adds</w:t>
+      </w:r>
+      <w:r>
+        <w:tab/>
+      </w:r>
+      <w:r>
+        <w:t xml:space="preserve">52</w:t>
+      </w:r>
+    </w:p>
+    <w:p>
+      <w:pPr>
+        <w:pStyle w:val="toc2"/>
+      </w:pPr>
+      <w:r>
+        <w:t xml:space="preserve">7.3 Predictions that failed</w:t>
+      </w:r>
+      <w:r>
+        <w:tab/>
+      </w:r>
+      <w:r>
+        <w:t xml:space="preserve">53</w:t>
+      </w:r>
+    </w:p>
+    <w:p>
+      <w:pPr>
+        <w:pStyle w:val="toc2"/>
+      </w:pPr>
+      <w:r>
+        <w:t xml:space="preserve">7.4 Limits of the evidence</w:t>
+      </w:r>
+      <w:r>
+        <w:tab/>
+      </w:r>
+      <w:r>
+        <w:t xml:space="preserve">54</w:t>
+      </w:r>
+    </w:p>
+    <w:p>
+      <w:pPr>
+        <w:pStyle w:val="toc2"/>
+      </w:pPr>
+      <w:r>
+        <w:t xml:space="preserve">7.5 Further research</w:t>
+      </w:r>
+      <w:r>
+        <w:tab/>
+      </w:r>
+      <w:r>
+        <w:t xml:space="preserve">56</w:t>
+      </w:r>
+    </w:p>
+    <w:p>
+      <w:pPr>
+        <w:pStyle w:val="toc1"/>
+      </w:pPr>
+      <w:r>
+        <w:t xml:space="preserve">Appendices</w:t>
+      </w:r>
+      <w:r>
+        <w:tab/>
+      </w:r>
+      <w:r>
+        <w:t xml:space="preserve">57</w:t>
+      </w:r>
+    </w:p>
+    <w:p>
+      <w:pPr>
+        <w:pStyle w:val="toc2"/>
+      </w:pPr>
+      <w:r>
+        <w:t xml:space="preserve">Appendix A. Platforms, windows and the wedge by year</w:t>
+      </w:r>
+      <w:r>
+        <w:tab/>
+      </w:r>
+      <w:r>
+        <w:t xml:space="preserve">57</w:t>
+      </w:r>
+    </w:p>
+    <w:p>
+      <w:pPr>
+        <w:pStyle w:val="toc2"/>
+      </w:pPr>
+      <w:r>
+        <w:t xml:space="preserve">Appendix B. The checks on the test of H1</w:t>
+      </w:r>
+      <w:r>
+        <w:tab/>
+      </w:r>
+      <w:r>
+        <w:t xml:space="preserve">60</w:t>
+      </w:r>
+    </w:p>
+    <w:p>
+      <w:pPr>
+        <w:pStyle w:val="toc2"/>
+      </w:pPr>
+      <w:r>
+        <w:t xml:space="preserve">Appendix C. Registered tests and their outcomes</w:t>
+      </w:r>
+      <w:r>
+        <w:tab/>
+      </w:r>
+      <w:r>
+        <w:t xml:space="preserve">63</w:t>
+      </w:r>
+    </w:p>
+    <w:p>
+      <w:pPr>
+        <w:pStyle w:val="toc2"/>
+      </w:pPr>
+      <w:r>
+        <w:t xml:space="preserve">Appendix D. The values behind Figures 4 to 6</w:t>
+      </w:r>
+      <w:r>
+        <w:tab/>
+      </w:r>
+      <w:r>
+        <w:t xml:space="preserve">65</w:t>
+      </w:r>
+    </w:p>
+    <w:p>
+      <w:pPr>
+        <w:pStyle w:val="toc1"/>
+      </w:pPr>
+      <w:r>
+        <w:t xml:space="preserve">References</w:t>
+      </w:r>
+      <w:r>
+        <w:tab/>
+      </w:r>
+      <w:r>
+        <w:t xml:space="preserve">67</w:t>
+      </w:r>
+      <w:r>
+        <w:fldChar w:fldCharType="end"/>
+      </w:r>
+    </w:p>
+    <w:p>
+      <w:pPr>
+        <w:pStyle w:val="FrontHeading"/>
+      </w:pPr>
+      <w:r>
+        <w:t xml:space="preserve">List of Tables</w:t>
+      </w:r>
+    </w:p>
+    <w:p>
+      <w:pPr>
+        <w:pStyle w:val="tableoffigures"/>
+      </w:pPr>
+      <w:r>
+        <w:fldChar w:fldCharType="begin"/>
+      </w:r>
+      <w:r>
+        <w:instrText xml:space="preserve">TOC \t "Table Caption,1"</w:instrText>
+      </w:r>
+      <w:r>
+        <w:fldChar w:fldCharType="separate"/>
+      </w:r>
+      <w:r>
+        <w:t xml:space="preserve">Table 1. What the literature establishes and where it stops</w:t>
+      </w:r>
+      <w:r>
+        <w:tab/>
+      </w:r>
+      <w:r>
+        <w:t xml:space="preserve">8</w:t>
+      </w:r>
+    </w:p>
+    <w:p>
+      <w:pPr>
+        <w:pStyle w:val="tableoffigures"/>
+      </w:pPr>
+      <w:r>
+        <w:t xml:space="preserve">Table 2. Terms and symbols</w:t>
+      </w:r>
+      <w:r>
+        <w:tab/>
+      </w:r>
+      <w:r>
+        <w:t xml:space="preserve">11</w:t>
+      </w:r>
+    </w:p>
+    <w:p>
+      <w:pPr>
+        <w:pStyle w:val="tableoffigures"/>
+      </w:pPr>
+      <w:r>
+        <w:t xml:space="preserve">Table 3. Hypotheses, tests and what would count against them</w:t>
+      </w:r>
+      <w:r>
+        <w:tab/>
+      </w:r>
+      <w:r>
+        <w:t xml:space="preserve">14</w:t>
+      </w:r>
+    </w:p>
+    <w:p>
+      <w:pPr>
+        <w:pStyle w:val="tableoffigures"/>
+      </w:pPr>
+      <w:r>
+        <w:t xml:space="preserve">Table 4. Further analyses</w:t>
+      </w:r>
+      <w:r>
+        <w:tab/>
+      </w:r>
+      <w:r>
+        <w:t xml:space="preserve">17</w:t>
+      </w:r>
+    </w:p>
+    <w:p>
+      <w:pPr>
+        <w:pStyle w:val="tableoffigures"/>
+      </w:pPr>
+      <w:r>
+        <w:t xml:space="preserve">Table 5. The Indonesian and regional group of platforms</w:t>
+      </w:r>
+      <w:r>
+        <w:tab/>
+      </w:r>
+      <w:r>
+        <w:t xml:space="preserve">20</w:t>
+      </w:r>
+    </w:p>
+    <w:p>
+      <w:pPr>
+        <w:pStyle w:val="tableoffigures"/>
+      </w:pPr>
+      <w:r>
+        <w:t xml:space="preserve">Table 6. The three BPS survey files</w:t>
+      </w:r>
+      <w:r>
+        <w:tab/>
+      </w:r>
+      <w:r>
+        <w:t xml:space="preserve">24</w:t>
+      </w:r>
+    </w:p>
+    <w:p>
+      <w:pPr>
+        <w:pStyle w:val="tableoffigures"/>
+      </w:pPr>
+      <w:r>
+        <w:t xml:space="preserve">Table 7. Sources compared in Objective 3</w:t>
+      </w:r>
+      <w:r>
+        <w:tab/>
+      </w:r>
+      <w:r>
+        <w:t xml:space="preserve">26</w:t>
+      </w:r>
+    </w:p>
+    <w:p>
+      <w:pPr>
+        <w:pStyle w:val="tableoffigures"/>
+      </w:pPr>
+      <w:r>
+        <w:t xml:space="preserve">Table 8. Main results and the evidence behind them</w:t>
+      </w:r>
+      <w:r>
+        <w:tab/>
+      </w:r>
+      <w:r>
+        <w:t xml:space="preserve">28</w:t>
+      </w:r>
+    </w:p>
+    <w:p>
+      <w:pPr>
+        <w:pStyle w:val="tableoffigures"/>
+      </w:pPr>
+      <w:r>
+        <w:t xml:space="preserve">Table 9. The invisible wedge of three platforms, 2023 (US$ billion)</w:t>
+      </w:r>
+      <w:r>
+        <w:tab/>
+      </w:r>
+      <w:r>
+        <w:t xml:space="preserve">29</w:t>
+      </w:r>
+    </w:p>
+    <w:p>
+      <w:pPr>
+        <w:pStyle w:val="tableoffigures"/>
+      </w:pPr>
+      <w:r>
+        <w:t xml:space="preserve">Table 10. The test of H1</w:t>
+      </w:r>
+      <w:r>
+        <w:tab/>
+      </w:r>
+      <w:r>
+        <w:t xml:space="preserve">30</w:t>
+      </w:r>
+    </w:p>
+    <w:p>
+      <w:pPr>
+        <w:pStyle w:val="tableoffigures"/>
+      </w:pPr>
+      <w:r>
+        <w:t xml:space="preserve">Table 11. What moved revenue in seven Indonesian and regional windows (share of the growth of revenue, percent)</w:t>
+      </w:r>
+      <w:r>
+        <w:tab/>
+      </w:r>
+      <w:r>
+        <w:t xml:space="preserve">33</w:t>
+      </w:r>
+    </w:p>
+    <w:p>
+      <w:pPr>
+        <w:pStyle w:val="tableoffigures"/>
+      </w:pPr>
+      <w:r>
+        <w:t xml:space="preserve">Table 12. The 2023 rise in the count of online sellers (thousands)</w:t>
+      </w:r>
+      <w:r>
+        <w:tab/>
+      </w:r>
+      <w:r>
+        <w:t xml:space="preserve">36</w:t>
+      </w:r>
+    </w:p>
+    <w:p>
+      <w:pPr>
+        <w:pStyle w:val="tableoffigures"/>
+      </w:pPr>
+      <w:r>
+        <w:t xml:space="preserve">Table 13. Indonesia’s recent rules and what each acts on</w:t>
+      </w:r>
+      <w:r>
+        <w:tab/>
+      </w:r>
+      <w:r>
+        <w:t xml:space="preserve">43</w:t>
+      </w:r>
+    </w:p>
+    <w:p>
+      <w:pPr>
+        <w:pStyle w:val="tableoffigures"/>
+      </w:pPr>
+      <w:r>
+        <w:t xml:space="preserve">Table 14. Registered predictions on the 2026 rules</w:t>
+      </w:r>
+      <w:r>
+        <w:tab/>
+      </w:r>
+      <w:r>
+        <w:t xml:space="preserve">48</w:t>
+      </w:r>
+      <w:r>
+        <w:fldChar w:fldCharType="end"/>
+      </w:r>
+    </w:p>
+    <w:p>
+      <w:pPr>
+        <w:pStyle w:val="FrontHeading"/>
+      </w:pPr>
+      <w:r>
+        <w:t xml:space="preserve">List of Figures</w:t>
+      </w:r>
+    </w:p>
+    <w:p>
+      <w:pPr>
+        <w:pStyle w:val="tableoffigures"/>
+      </w:pPr>
+      <w:r>
+        <w:fldChar w:fldCharType="begin"/>
+      </w:r>
+      <w:r>
+        <w:instrText xml:space="preserve">TOC \t "Figure Caption,1"</w:instrText>
+      </w:r>
+      <w:r>
+        <w:fldChar w:fldCharType="separate"/>
+      </w:r>
+      <w:r>
+        <w:t xml:space="preserve">Figure 1. Three nested quantities and the two links.</w:t>
+      </w:r>
+      <w:r>
+        <w:tab/>
+      </w:r>
+      <w:r>
         <w:t xml:space="preserve">10</w:t>
-      </w:r>
-    </w:p>
-    <w:p>
-      <w:pPr>
-        <w:pStyle w:val="toc2"/>
-      </w:pPr>
-      <w:r>
-        <w:t xml:space="preserve">3.2 Three measures</w:t>
-      </w:r>
-      <w:r>
-        <w:tab/>
-      </w:r>
-      <w:r>
-        <w:t xml:space="preserve">11</w:t>
-      </w:r>
-    </w:p>
-    <w:p>
-      <w:pPr>
-        <w:pStyle w:val="toc2"/>
-      </w:pPr>
-      <w:r>
-        <w:t xml:space="preserve">3.3 Tracing a movement</w:t>
-      </w:r>
-      <w:r>
-        <w:tab/>
-      </w:r>
-      <w:r>
-        <w:t xml:space="preserve">13</w:t>
-      </w:r>
-    </w:p>
-    <w:p>
-      <w:pPr>
-        <w:pStyle w:val="toc2"/>
-      </w:pPr>
-      <w:r>
-        <w:t xml:space="preserve">3.4 Hypotheses</w:t>
-      </w:r>
-      <w:r>
-        <w:tab/>
-      </w:r>
-      <w:r>
-        <w:t xml:space="preserve">14</w:t>
-      </w:r>
-    </w:p>
-    <w:p>
-      <w:pPr>
-        <w:pStyle w:val="toc2"/>
-      </w:pPr>
-      <w:r>
-        <w:t xml:space="preserve">3.5 The entry test</w:t>
-      </w:r>
-      <w:r>
-        <w:tab/>
-      </w:r>
-      <w:r>
-        <w:t xml:space="preserve">16</w:t>
-      </w:r>
-    </w:p>
-    <w:p>
-      <w:pPr>
-        <w:pStyle w:val="toc2"/>
-      </w:pPr>
-      <w:r>
-        <w:t xml:space="preserve">3.6 Further analyses</w:t>
-      </w:r>
-      <w:r>
-        <w:tab/>
-      </w:r>
-      <w:r>
-        <w:t xml:space="preserve">17</w:t>
-      </w:r>
-    </w:p>
-    <w:p>
-      <w:pPr>
-        <w:pStyle w:val="toc1"/>
-      </w:pPr>
-      <w:r>
-        <w:t xml:space="preserve">Chapter 4 Data and Methods</w:t>
-      </w:r>
-      <w:r>
-        <w:tab/>
-      </w:r>
-      <w:r>
-        <w:t xml:space="preserve">19</w:t>
-      </w:r>
-    </w:p>
-    <w:p>
-      <w:pPr>
-        <w:pStyle w:val="toc2"/>
-      </w:pPr>
-      <w:r>
-        <w:t xml:space="preserve">4.1 The platform data</w:t>
-      </w:r>
-      <w:r>
-        <w:tab/>
-      </w:r>
-      <w:r>
-        <w:t xml:space="preserve">20</w:t>
-      </w:r>
-    </w:p>
-    <w:p>
-      <w:pPr>
-        <w:pStyle w:val="toc2"/>
-      </w:pPr>
-      <w:r>
-        <w:t xml:space="preserve">4.2 Measuring the wedge in Indonesia</w:t>
-      </w:r>
-      <w:r>
-        <w:tab/>
-      </w:r>
-      <w:r>
-        <w:t xml:space="preserve">21</w:t>
-      </w:r>
-    </w:p>
-    <w:p>
-      <w:pPr>
-        <w:pStyle w:val="toc2"/>
-      </w:pPr>
-      <w:r>
-        <w:t xml:space="preserve">4.3 Testing H1</w:t>
-      </w:r>
-      <w:r>
-        <w:tab/>
-      </w:r>
-      <w:r>
-        <w:t xml:space="preserve">22</w:t>
-      </w:r>
-    </w:p>
-    <w:p>
-      <w:pPr>
-        <w:pStyle w:val="toc2"/>
-      </w:pPr>
-      <w:r>
-        <w:t xml:space="preserve">4.4 Tracing the moves</w:t>
-      </w:r>
-      <w:r>
-        <w:tab/>
-      </w:r>
-      <w:r>
-        <w:t xml:space="preserve">22</w:t>
-      </w:r>
-    </w:p>
-    <w:p>
-      <w:pPr>
-        <w:pStyle w:val="toc2"/>
-      </w:pPr>
-      <w:r>
-        <w:t xml:space="preserve">4.5 Market values</w:t>
-      </w:r>
-      <w:r>
-        <w:tab/>
-      </w:r>
-      <w:r>
-        <w:t xml:space="preserve">23</w:t>
-      </w:r>
-    </w:p>
-    <w:p>
-      <w:pPr>
-        <w:pStyle w:val="toc2"/>
-      </w:pPr>
-      <w:r>
-        <w:t xml:space="preserve">4.6 The survey files and H2</w:t>
-      </w:r>
-      <w:r>
-        <w:tab/>
-      </w:r>
-      <w:r>
-        <w:t xml:space="preserve">24</w:t>
-      </w:r>
-    </w:p>
-    <w:p>
-      <w:pPr>
-        <w:pStyle w:val="toc2"/>
-      </w:pPr>
-      <w:r>
-        <w:t xml:space="preserve">4.7 The entry test and the extra sellers</w:t>
-      </w:r>
-      <w:r>
-        <w:tab/>
-      </w:r>
-      <w:r>
-        <w:t xml:space="preserve">24</w:t>
-      </w:r>
-    </w:p>
-    <w:p>
-      <w:pPr>
-        <w:pStyle w:val="toc2"/>
-      </w:pPr>
-      <w:r>
-        <w:t xml:space="preserve">4.8 Channels, records and reach</w:t>
-      </w:r>
-      <w:r>
-        <w:tab/>
-      </w:r>
-      <w:r>
-        <w:t xml:space="preserve">25</w:t>
-      </w:r>
-    </w:p>
-    <w:p>
-      <w:pPr>
-        <w:pStyle w:val="toc2"/>
-      </w:pPr>
-      <w:r>
-        <w:t xml:space="preserve">4.9 Comparing national figures</w:t>
-      </w:r>
-      <w:r>
-        <w:tab/>
-      </w:r>
-      <w:r>
-        <w:t xml:space="preserve">26</w:t>
-      </w:r>
-    </w:p>
-    <w:p>
-      <w:pPr>
-        <w:pStyle w:val="toc2"/>
-      </w:pPr>
-      <w:r>
-        <w:t xml:space="preserve">4.10 Labels, traceability and licensed data</w:t>
-      </w:r>
-      <w:r>
-        <w:tab/>
-      </w:r>
-      <w:r>
-        <w:t xml:space="preserve">27</w:t>
-      </w:r>
-    </w:p>
-    <w:p>
-      <w:pPr>
-        <w:pStyle w:val="toc1"/>
-      </w:pPr>
-      <w:r>
-        <w:t xml:space="preserve">Chapter 5 Results</w:t>
-      </w:r>
-      <w:r>
-        <w:tab/>
-      </w:r>
-      <w:r>
-        <w:t xml:space="preserve">28</w:t>
-      </w:r>
-    </w:p>
-    <w:p>
-      <w:pPr>
-        <w:pStyle w:val="toc2"/>
-      </w:pPr>
-      <w:r>
-        <w:t xml:space="preserve">5.1 How much revenue leaves out</w:t>
-      </w:r>
-      <w:r>
-        <w:tab/>
-      </w:r>
-      <w:r>
-        <w:t xml:space="preserve">29</w:t>
-      </w:r>
-    </w:p>
-    <w:p>
-      <w:pPr>
-        <w:pStyle w:val="toc2"/>
-      </w:pPr>
-      <w:r>
-        <w:t xml:space="preserve">5.2 Testing H1</w:t>
-      </w:r>
-      <w:r>
-        <w:tab/>
-      </w:r>
-      <w:r>
-        <w:t xml:space="preserve">30</w:t>
-      </w:r>
-    </w:p>
-    <w:p>
-      <w:pPr>
-        <w:pStyle w:val="toc2"/>
-      </w:pPr>
-      <w:r>
-        <w:t xml:space="preserve">5.3 What moved the take rate</w:t>
-      </w:r>
-      <w:r>
-        <w:tab/>
-      </w:r>
-      <w:r>
-        <w:t xml:space="preserve">32</w:t>
-      </w:r>
-    </w:p>
-    <w:p>
-      <w:pPr>
-        <w:pStyle w:val="toc2"/>
-      </w:pPr>
-      <w:r>
-        <w:t xml:space="preserve">5.4 What markets valued</w:t>
-      </w:r>
-      <w:r>
-        <w:tab/>
-      </w:r>
-      <w:r>
-        <w:t xml:space="preserve">34</w:t>
-      </w:r>
-    </w:p>
-    <w:p>
-      <w:pPr>
-        <w:pStyle w:val="toc2"/>
-      </w:pPr>
-      <w:r>
-        <w:t xml:space="preserve">5.5 The platforms and the sellers in 2023</w:t>
-      </w:r>
-      <w:r>
-        <w:tab/>
-      </w:r>
-      <w:r>
-        <w:t xml:space="preserve">35</w:t>
-      </w:r>
-    </w:p>
-    <w:p>
-      <w:pPr>
-        <w:pStyle w:val="toc2"/>
-      </w:pPr>
-      <w:r>
-        <w:t xml:space="preserve">5.6 H2 and the entry test</w:t>
-      </w:r>
-      <w:r>
-        <w:tab/>
-      </w:r>
-      <w:r>
-        <w:t xml:space="preserve">36</w:t>
-      </w:r>
-    </w:p>
-    <w:p>
-      <w:pPr>
-        <w:pStyle w:val="toc2"/>
-      </w:pPr>
-      <w:r>
-        <w:t xml:space="preserve">5.7 What the rise in the count contains</w:t>
-      </w:r>
-      <w:r>
-        <w:tab/>
-      </w:r>
-      <w:r>
-        <w:t xml:space="preserve">36</w:t>
-      </w:r>
-    </w:p>
-    <w:p>
-      <w:pPr>
-        <w:pStyle w:val="toc2"/>
-      </w:pPr>
-      <w:r>
-        <w:t xml:space="preserve">5.8 Who the extra sellers were</w:t>
-      </w:r>
-      <w:r>
-        <w:tab/>
-      </w:r>
-      <w:r>
-        <w:t xml:space="preserve">38</w:t>
-      </w:r>
-    </w:p>
-    <w:p>
-      <w:pPr>
-        <w:pStyle w:val="toc2"/>
-      </w:pPr>
-      <w:r>
-        <w:t xml:space="preserve">5.9 Channels and records</w:t>
-      </w:r>
-      <w:r>
-        <w:tab/>
-      </w:r>
-      <w:r>
-        <w:t xml:space="preserve">39</w:t>
-      </w:r>
-    </w:p>
-    <w:p>
-      <w:pPr>
-        <w:pStyle w:val="toc2"/>
-      </w:pPr>
-      <w:r>
-        <w:t xml:space="preserve">5.10 Why the national figures disagree</w:t>
-      </w:r>
-      <w:r>
-        <w:tab/>
-      </w:r>
-      <w:r>
-        <w:t xml:space="preserve">41</w:t>
-      </w:r>
-    </w:p>
-    <w:p>
-      <w:pPr>
-        <w:pStyle w:val="toc1"/>
-      </w:pPr>
-      <w:r>
-        <w:t xml:space="preserve">Chapter 6 Discussion and Policy Implications</w:t>
-      </w:r>
-      <w:r>
-        <w:tab/>
-      </w:r>
-      <w:r>
-        <w:t xml:space="preserve">43</w:t>
-      </w:r>
-    </w:p>
-    <w:p>
-      <w:pPr>
-        <w:pStyle w:val="toc2"/>
-      </w:pPr>
-      <w:r>
-        <w:t xml:space="preserve">6.1 The rules and what each acts on</w:t>
-      </w:r>
-      <w:r>
-        <w:tab/>
-      </w:r>
-      <w:r>
-        <w:t xml:space="preserve">43</w:t>
-      </w:r>
-    </w:p>
-    <w:p>
-      <w:pPr>
-        <w:pStyle w:val="toc2"/>
-      </w:pPr>
-      <w:r>
-        <w:t xml:space="preserve">6.2 What the commission cap and the discount rule can move</w:t>
-      </w:r>
-      <w:r>
-        <w:tab/>
-      </w:r>
-      <w:r>
-        <w:t xml:space="preserve">45</w:t>
-      </w:r>
-    </w:p>
-    <w:p>
-      <w:pPr>
-        <w:pStyle w:val="toc2"/>
-      </w:pPr>
-      <w:r>
-        <w:t xml:space="preserve">6.3 How far the marketplace tax reaches</w:t>
-      </w:r>
-      <w:r>
-        <w:tab/>
-      </w:r>
-      <w:r>
-        <w:t xml:space="preserve">46</w:t>
-      </w:r>
-    </w:p>
-    <w:p>
-      <w:pPr>
-        <w:pStyle w:val="toc2"/>
-      </w:pPr>
-      <w:r>
-        <w:t xml:space="preserve">6.4 What the statistics rules can change</w:t>
-      </w:r>
-      <w:r>
-        <w:tab/>
-      </w:r>
-      <w:r>
-        <w:t xml:space="preserve">48</w:t>
-      </w:r>
-    </w:p>
-    <w:p>
-      <w:pPr>
-        <w:pStyle w:val="toc2"/>
-      </w:pPr>
-      <w:r>
-        <w:t xml:space="preserve">6.5 What the registered predictions test</w:t>
-      </w:r>
-      <w:r>
-        <w:tab/>
-      </w:r>
-      <w:r>
-        <w:t xml:space="preserve">48</w:t>
-      </w:r>
-    </w:p>
-    <w:p>
-      <w:pPr>
-        <w:pStyle w:val="toc2"/>
-      </w:pPr>
-      <w:r>
-        <w:t xml:space="preserve">6.6 Beyond Indonesia</w:t>
-      </w:r>
-      <w:r>
-        <w:tab/>
-      </w:r>
-      <w:r>
-        <w:t xml:space="preserve">49</w:t>
-      </w:r>
-    </w:p>
-    <w:p>
-      <w:pPr>
-        <w:pStyle w:val="toc1"/>
-      </w:pPr>
-      <w:r>
-        <w:t xml:space="preserve">Chapter 7 Conclusion</w:t>
-      </w:r>
-      <w:r>
-        <w:tab/>
-      </w:r>
-      <w:r>
-        <w:t xml:space="preserve">51</w:t>
-      </w:r>
-    </w:p>
-    <w:p>
-      <w:pPr>
-        <w:pStyle w:val="toc2"/>
-      </w:pPr>
-      <w:r>
-        <w:t xml:space="preserve">7.1 The answer to the research question</w:t>
-      </w:r>
-      <w:r>
-        <w:tab/>
-      </w:r>
-      <w:r>
-        <w:t xml:space="preserve">51</w:t>
-      </w:r>
-    </w:p>
-    <w:p>
-      <w:pPr>
-        <w:pStyle w:val="toc2"/>
-      </w:pPr>
-      <w:r>
-        <w:t xml:space="preserve">7.2 What the thesis adds</w:t>
-      </w:r>
-      <w:r>
-        <w:tab/>
-      </w:r>
-      <w:r>
-        <w:t xml:space="preserve">52</w:t>
-      </w:r>
-    </w:p>
-    <w:p>
-      <w:pPr>
-        <w:pStyle w:val="toc2"/>
-      </w:pPr>
-      <w:r>
-        <w:t xml:space="preserve">7.3 Predictions that failed</w:t>
-      </w:r>
-      <w:r>
-        <w:tab/>
-      </w:r>
-      <w:r>
-        <w:t xml:space="preserve">53</w:t>
-      </w:r>
-    </w:p>
-    <w:p>
-      <w:pPr>
-        <w:pStyle w:val="toc2"/>
-      </w:pPr>
-      <w:r>
-        <w:t xml:space="preserve">7.4 Limits of the evidence</w:t>
-      </w:r>
-      <w:r>
-        <w:tab/>
-      </w:r>
-      <w:r>
-        <w:t xml:space="preserve">54</w:t>
-      </w:r>
-    </w:p>
-    <w:p>
-      <w:pPr>
-        <w:pStyle w:val="toc2"/>
-      </w:pPr>
-      <w:r>
-        <w:t xml:space="preserve">7.5 Further research</w:t>
-      </w:r>
-      <w:r>
-        <w:tab/>
-      </w:r>
-      <w:r>
-        <w:t xml:space="preserve">56</w:t>
-      </w:r>
-    </w:p>
-    <w:p>
-      <w:pPr>
-        <w:pStyle w:val="toc1"/>
-      </w:pPr>
-      <w:r>
-        <w:t xml:space="preserve">Appendices</w:t>
-      </w:r>
-      <w:r>
-        <w:tab/>
-      </w:r>
-      <w:r>
-        <w:t xml:space="preserve">57</w:t>
-      </w:r>
-    </w:p>
-    <w:p>
-      <w:pPr>
-        <w:pStyle w:val="toc2"/>
-      </w:pPr>
-      <w:r>
-        <w:t xml:space="preserve">Appendix A. Platforms, windows and the wedge by year</w:t>
-      </w:r>
-      <w:r>
-        <w:tab/>
-      </w:r>
-      <w:r>
-        <w:t xml:space="preserve">57</w:t>
-      </w:r>
-    </w:p>
-    <w:p>
-      <w:pPr>
-        <w:pStyle w:val="toc2"/>
-      </w:pPr>
-      <w:r>
-        <w:t xml:space="preserve">Appendix B. The checks on the test of H1</w:t>
-      </w:r>
-      <w:r>
-        <w:tab/>
-      </w:r>
-      <w:r>
-        <w:t xml:space="preserve">60</w:t>
-      </w:r>
-    </w:p>
-    <w:p>
-      <w:pPr>
-        <w:pStyle w:val="toc2"/>
-      </w:pPr>
-      <w:r>
-        <w:t xml:space="preserve">Appendix C. Registered tests and their outcomes</w:t>
-      </w:r>
-      <w:r>
-        <w:tab/>
-      </w:r>
-      <w:r>
-        <w:t xml:space="preserve">63</w:t>
-      </w:r>
-    </w:p>
-    <w:p>
-      <w:pPr>
-        <w:pStyle w:val="toc2"/>
-      </w:pPr>
-      <w:r>
-        <w:t xml:space="preserve">Appendix D. The values behind Figures 4 to 6</w:t>
-      </w:r>
-      <w:r>
-        <w:tab/>
-      </w:r>
-      <w:r>
-        <w:t xml:space="preserve">65</w:t>
-      </w:r>
-    </w:p>
-    <w:p>
-      <w:pPr>
-        <w:pStyle w:val="toc1"/>
-      </w:pPr>
-      <w:r>
-        <w:t xml:space="preserve">References</w:t>
-      </w:r>
-      <w:r>
-        <w:tab/>
-      </w:r>
-      <w:r>
-        <w:t xml:space="preserve">67</w:t>
-      </w:r>
-      <w:r>
-        <w:fldChar w:fldCharType="end"/>
-      </w:r>
-    </w:p>
-    <w:p>
-      <w:pPr>
-        <w:pStyle w:val="FrontHeading"/>
-      </w:pPr>
-      <w:r>
-        <w:t xml:space="preserve">List of Tables</w:t>
-      </w:r>
-    </w:p>
-    <w:p>
-      <w:pPr>
-        <w:pStyle w:val="tableoffigures"/>
-      </w:pPr>
-      <w:r>
-        <w:fldChar w:fldCharType="begin"/>
-      </w:r>
-      <w:r>
-        <w:instrText xml:space="preserve">TOC \t "Table Caption,1"</w:instrText>
-      </w:r>
-      <w:r>
-        <w:fldChar w:fldCharType="separate"/>
-      </w:r>
-      <w:r>
-        <w:t xml:space="preserve">Table 1. What the literature establishes and where it stops</w:t>
-      </w:r>
-      <w:r>
-        <w:tab/>
-      </w:r>
-      <w:r>
-        <w:t xml:space="preserve">8</w:t>
-      </w:r>
-    </w:p>
-    <w:p>
-      <w:pPr>
-        <w:pStyle w:val="tableoffigures"/>
-      </w:pPr>
-      <w:r>
-        <w:t xml:space="preserve">Table 2. Terms and symbols</w:t>
-      </w:r>
-      <w:r>
-        <w:tab/>
-      </w:r>
-      <w:r>
-        <w:t xml:space="preserve">10</w:t>
-      </w:r>
-    </w:p>
-    <w:p>
-      <w:pPr>
-        <w:pStyle w:val="tableoffigures"/>
-      </w:pPr>
-      <w:r>
-        <w:t xml:space="preserve">Table 3. Hypotheses, tests and what would count against them</w:t>
-      </w:r>
-      <w:r>
-        <w:tab/>
-      </w:r>
-      <w:r>
-        <w:t xml:space="preserve">14</w:t>
-      </w:r>
-    </w:p>
-    <w:p>
-      <w:pPr>
-        <w:pStyle w:val="tableoffigures"/>
-      </w:pPr>
-      <w:r>
-        <w:t xml:space="preserve">Table 4. Further analyses</w:t>
-      </w:r>
-      <w:r>
-        <w:tab/>
-      </w:r>
-      <w:r>
-        <w:t xml:space="preserve">17</w:t>
-      </w:r>
-    </w:p>
-    <w:p>
-      <w:pPr>
-        <w:pStyle w:val="tableoffigures"/>
-      </w:pPr>
-      <w:r>
-        <w:t xml:space="preserve">Table 5. The Indonesian and regional group of platforms</w:t>
-      </w:r>
-      <w:r>
-        <w:tab/>
-      </w:r>
-      <w:r>
-        <w:t xml:space="preserve">20</w:t>
-      </w:r>
-    </w:p>
-    <w:p>
-      <w:pPr>
-        <w:pStyle w:val="tableoffigures"/>
-      </w:pPr>
-      <w:r>
-        <w:t xml:space="preserve">Table 6. The three BPS survey files</w:t>
-      </w:r>
-      <w:r>
-        <w:tab/>
-      </w:r>
-      <w:r>
-        <w:t xml:space="preserve">24</w:t>
-      </w:r>
-    </w:p>
-    <w:p>
-      <w:pPr>
-        <w:pStyle w:val="tableoffigures"/>
-      </w:pPr>
-      <w:r>
-        <w:t xml:space="preserve">Table 7. Sources compared in Objective 3</w:t>
-      </w:r>
-      <w:r>
-        <w:tab/>
-      </w:r>
-      <w:r>
-        <w:t xml:space="preserve">26</w:t>
-      </w:r>
-    </w:p>
-    <w:p>
-      <w:pPr>
-        <w:pStyle w:val="tableoffigures"/>
-      </w:pPr>
-      <w:r>
-        <w:t xml:space="preserve">Table 8. Main results and the evidence behind them</w:t>
-      </w:r>
-      <w:r>
-        <w:tab/>
-      </w:r>
-      <w:r>
-        <w:t xml:space="preserve">28</w:t>
-      </w:r>
-    </w:p>
-    <w:p>
-      <w:pPr>
-        <w:pStyle w:val="tableoffigures"/>
-      </w:pPr>
-      <w:r>
-        <w:t xml:space="preserve">Table 9. The invisible wedge of three platforms, 2023 (US$ billion)</w:t>
-      </w:r>
-      <w:r>
-        <w:tab/>
-      </w:r>
-      <w:r>
-        <w:t xml:space="preserve">29</w:t>
-      </w:r>
-    </w:p>
-    <w:p>
-      <w:pPr>
-        <w:pStyle w:val="tableoffigures"/>
-      </w:pPr>
-      <w:r>
-        <w:t xml:space="preserve">Table 10. The test of H1</w:t>
-      </w:r>
-      <w:r>
-        <w:tab/>
-      </w:r>
-      <w:r>
-        <w:t xml:space="preserve">30</w:t>
-      </w:r>
-    </w:p>
-    <w:p>
-      <w:pPr>
-        <w:pStyle w:val="tableoffigures"/>
-      </w:pPr>
-      <w:r>
-        <w:t xml:space="preserve">Table 11. What moved revenue in seven Indonesian and regional windows (share of the growth of revenue, percent)</w:t>
-      </w:r>
-      <w:r>
-        <w:tab/>
-      </w:r>
-      <w:r>
-        <w:t xml:space="preserve">33</w:t>
-      </w:r>
-    </w:p>
-    <w:p>
-      <w:pPr>
-        <w:pStyle w:val="tableoffigures"/>
-      </w:pPr>
-      <w:r>
-        <w:t xml:space="preserve">Table 12. The 2023 rise in the count of online sellers (thousands)</w:t>
-      </w:r>
-      <w:r>
-        <w:tab/>
-      </w:r>
-      <w:r>
-        <w:t xml:space="preserve">36</w:t>
-      </w:r>
-    </w:p>
-    <w:p>
-      <w:pPr>
-        <w:pStyle w:val="tableoffigures"/>
-      </w:pPr>
-      <w:r>
-        <w:t xml:space="preserve">Table 13. Indonesia’s recent rules and what each acts on</w:t>
-      </w:r>
-      <w:r>
-        <w:tab/>
-      </w:r>
-      <w:r>
-        <w:t xml:space="preserve">43</w:t>
-      </w:r>
-    </w:p>
-    <w:p>
-      <w:pPr>
-        <w:pStyle w:val="tableoffigures"/>
-      </w:pPr>
-      <w:r>
-        <w:t xml:space="preserve">Table 14. Registered predictions on the 2026 rules</w:t>
-      </w:r>
-      <w:r>
-        <w:tab/>
-      </w:r>
-      <w:r>
-        <w:t xml:space="preserve">48</w:t>
-      </w:r>
-      <w:r>
-        <w:fldChar w:fldCharType="end"/>
-      </w:r>
-    </w:p>
-    <w:p>
-      <w:pPr>
-        <w:pStyle w:val="FrontHeading"/>
-      </w:pPr>
-      <w:r>
-        <w:t xml:space="preserve">List of Figures</w:t>
-      </w:r>
-    </w:p>
-    <w:p>
-      <w:pPr>
-        <w:pStyle w:val="tableoffigures"/>
-      </w:pPr>
-      <w:r>
-        <w:fldChar w:fldCharType="begin"/>
-      </w:r>
-      <w:r>
-        <w:instrText xml:space="preserve">TOC \t "Figure Caption,1"</w:instrText>
-      </w:r>
-      <w:r>
-        <w:fldChar w:fldCharType="separate"/>
-      </w:r>
-      <w:r>
-        <w:t xml:space="preserve">Figure 1. Three nested quantities and the two links.</w:t>
-      </w:r>
-      <w:r>
-        <w:tab/>
-      </w:r>
-      <w:r>
-        <w:t xml:space="preserve">9</w:t>
       </w:r>
     </w:p>
     <w:p>
@@ -3694,6 +3694,7 @@
     <w:p>
       <w:pPr>
         <w:pStyle w:val="FigureCaption"/>
+        <w:keepNext/>
       </w:pPr>
       <w:r>
         <w:rPr>
@@ -11347,6 +11348,7 @@
     <w:p>
       <w:pPr>
         <w:pStyle w:val="FigureCaption"/>
+        <w:keepNext/>
       </w:pPr>
       <w:r>
         <w:rPr>
@@ -12315,6 +12317,7 @@
     <w:p>
       <w:pPr>
         <w:pStyle w:val="FigureCaption"/>
+        <w:keepNext/>
       </w:pPr>
       <w:r>
         <w:rPr>
@@ -12503,6 +12506,7 @@
     <w:p>
       <w:pPr>
         <w:pStyle w:val="FigureCaption"/>
+        <w:keepNext/>
       </w:pPr>
       <w:r>
         <w:rPr>
@@ -13045,6 +13049,7 @@
     <w:p>
       <w:pPr>
         <w:pStyle w:val="FigureCaption"/>
+        <w:keepNext/>
       </w:pPr>
       <w:r>
         <w:rPr>
@@ -13202,6 +13207,7 @@
     <w:p>
       <w:pPr>
         <w:pStyle w:val="FigureCaption"/>
+        <w:keepNext/>
       </w:pPr>
       <w:r>
         <w:rPr>

--- a/papers/thesis_2026-10/reading/thesis_YZU_layout_2026-10-24.docx
+++ b/papers/thesis_2026-10/reading/thesis_YZU_layout_2026-10-24.docx
@@ -638,7 +638,7 @@
         <w:tab/>
       </w:r>
       <w:r>
-        <w:t xml:space="preserve">28</w:t>
+        <w:t xml:space="preserve">29</w:t>
       </w:r>
     </w:p>
     <w:p>
@@ -652,15 +652,539 @@
         <w:tab/>
       </w:r>
       <w:r>
+        <w:t xml:space="preserve">30</w:t>
+      </w:r>
+    </w:p>
+    <w:p>
+      <w:pPr>
+        <w:pStyle w:val="toc2"/>
+      </w:pPr>
+      <w:r>
+        <w:t xml:space="preserve">5.2 Testing H1</w:t>
+      </w:r>
+      <w:r>
+        <w:tab/>
+      </w:r>
+      <w:r>
+        <w:t xml:space="preserve">31</w:t>
+      </w:r>
+    </w:p>
+    <w:p>
+      <w:pPr>
+        <w:pStyle w:val="toc2"/>
+      </w:pPr>
+      <w:r>
+        <w:t xml:space="preserve">5.3 What moved the take rate</w:t>
+      </w:r>
+      <w:r>
+        <w:tab/>
+      </w:r>
+      <w:r>
+        <w:t xml:space="preserve">33</w:t>
+      </w:r>
+    </w:p>
+    <w:p>
+      <w:pPr>
+        <w:pStyle w:val="toc2"/>
+      </w:pPr>
+      <w:r>
+        <w:t xml:space="preserve">5.4 What markets valued</w:t>
+      </w:r>
+      <w:r>
+        <w:tab/>
+      </w:r>
+      <w:r>
+        <w:t xml:space="preserve">35</w:t>
+      </w:r>
+    </w:p>
+    <w:p>
+      <w:pPr>
+        <w:pStyle w:val="toc2"/>
+      </w:pPr>
+      <w:r>
+        <w:t xml:space="preserve">5.5 The platforms and the sellers in 2023</w:t>
+      </w:r>
+      <w:r>
+        <w:tab/>
+      </w:r>
+      <w:r>
+        <w:t xml:space="preserve">36</w:t>
+      </w:r>
+    </w:p>
+    <w:p>
+      <w:pPr>
+        <w:pStyle w:val="toc2"/>
+      </w:pPr>
+      <w:r>
+        <w:t xml:space="preserve">5.6 H2 and the entry test</w:t>
+      </w:r>
+      <w:r>
+        <w:tab/>
+      </w:r>
+      <w:r>
+        <w:t xml:space="preserve">37</w:t>
+      </w:r>
+    </w:p>
+    <w:p>
+      <w:pPr>
+        <w:pStyle w:val="toc2"/>
+      </w:pPr>
+      <w:r>
+        <w:t xml:space="preserve">5.7 What the rise in the count contains</w:t>
+      </w:r>
+      <w:r>
+        <w:tab/>
+      </w:r>
+      <w:r>
+        <w:t xml:space="preserve">37</w:t>
+      </w:r>
+    </w:p>
+    <w:p>
+      <w:pPr>
+        <w:pStyle w:val="toc2"/>
+      </w:pPr>
+      <w:r>
+        <w:t xml:space="preserve">5.8 Who the extra sellers were</w:t>
+      </w:r>
+      <w:r>
+        <w:tab/>
+      </w:r>
+      <w:r>
+        <w:t xml:space="preserve">39</w:t>
+      </w:r>
+    </w:p>
+    <w:p>
+      <w:pPr>
+        <w:pStyle w:val="toc2"/>
+      </w:pPr>
+      <w:r>
+        <w:t xml:space="preserve">5.9 Channels and records</w:t>
+      </w:r>
+      <w:r>
+        <w:tab/>
+      </w:r>
+      <w:r>
+        <w:t xml:space="preserve">40</w:t>
+      </w:r>
+    </w:p>
+    <w:p>
+      <w:pPr>
+        <w:pStyle w:val="toc2"/>
+      </w:pPr>
+      <w:r>
+        <w:t xml:space="preserve">5.10 Why the national figures disagree</w:t>
+      </w:r>
+      <w:r>
+        <w:tab/>
+      </w:r>
+      <w:r>
+        <w:t xml:space="preserve">42</w:t>
+      </w:r>
+    </w:p>
+    <w:p>
+      <w:pPr>
+        <w:pStyle w:val="toc1"/>
+      </w:pPr>
+      <w:r>
+        <w:t xml:space="preserve">Chapter 6 Discussion and Policy Implications</w:t>
+      </w:r>
+      <w:r>
+        <w:tab/>
+      </w:r>
+      <w:r>
+        <w:t xml:space="preserve">44</w:t>
+      </w:r>
+    </w:p>
+    <w:p>
+      <w:pPr>
+        <w:pStyle w:val="toc2"/>
+      </w:pPr>
+      <w:r>
+        <w:t xml:space="preserve">6.1 The rules and what each acts on</w:t>
+      </w:r>
+      <w:r>
+        <w:tab/>
+      </w:r>
+      <w:r>
+        <w:t xml:space="preserve">44</w:t>
+      </w:r>
+    </w:p>
+    <w:p>
+      <w:pPr>
+        <w:pStyle w:val="toc2"/>
+      </w:pPr>
+      <w:r>
+        <w:t xml:space="preserve">6.2 What the commission cap and the discount rule can move</w:t>
+      </w:r>
+      <w:r>
+        <w:tab/>
+      </w:r>
+      <w:r>
+        <w:t xml:space="preserve">46</w:t>
+      </w:r>
+    </w:p>
+    <w:p>
+      <w:pPr>
+        <w:pStyle w:val="toc2"/>
+      </w:pPr>
+      <w:r>
+        <w:t xml:space="preserve">6.3 How far the marketplace tax reaches</w:t>
+      </w:r>
+      <w:r>
+        <w:tab/>
+      </w:r>
+      <w:r>
+        <w:t xml:space="preserve">48</w:t>
+      </w:r>
+    </w:p>
+    <w:p>
+      <w:pPr>
+        <w:pStyle w:val="toc2"/>
+      </w:pPr>
+      <w:r>
+        <w:t xml:space="preserve">6.4 What the statistics rules can change</w:t>
+      </w:r>
+      <w:r>
+        <w:tab/>
+      </w:r>
+      <w:r>
+        <w:t xml:space="preserve">49</w:t>
+      </w:r>
+    </w:p>
+    <w:p>
+      <w:pPr>
+        <w:pStyle w:val="toc2"/>
+      </w:pPr>
+      <w:r>
+        <w:t xml:space="preserve">6.5 What the registered predictions test</w:t>
+      </w:r>
+      <w:r>
+        <w:tab/>
+      </w:r>
+      <w:r>
+        <w:t xml:space="preserve">50</w:t>
+      </w:r>
+    </w:p>
+    <w:p>
+      <w:pPr>
+        <w:pStyle w:val="toc2"/>
+      </w:pPr>
+      <w:r>
+        <w:t xml:space="preserve">6.6 Beyond Indonesia</w:t>
+      </w:r>
+      <w:r>
+        <w:tab/>
+      </w:r>
+      <w:r>
+        <w:t xml:space="preserve">51</w:t>
+      </w:r>
+    </w:p>
+    <w:p>
+      <w:pPr>
+        <w:pStyle w:val="toc1"/>
+      </w:pPr>
+      <w:r>
+        <w:t xml:space="preserve">Chapter 7 Conclusion</w:t>
+      </w:r>
+      <w:r>
+        <w:tab/>
+      </w:r>
+      <w:r>
+        <w:t xml:space="preserve">52</w:t>
+      </w:r>
+    </w:p>
+    <w:p>
+      <w:pPr>
+        <w:pStyle w:val="toc2"/>
+      </w:pPr>
+      <w:r>
+        <w:t xml:space="preserve">7.1 The answer to the research question</w:t>
+      </w:r>
+      <w:r>
+        <w:tab/>
+      </w:r>
+      <w:r>
+        <w:t xml:space="preserve">52</w:t>
+      </w:r>
+    </w:p>
+    <w:p>
+      <w:pPr>
+        <w:pStyle w:val="toc2"/>
+      </w:pPr>
+      <w:r>
+        <w:t xml:space="preserve">7.2 What the thesis adds</w:t>
+      </w:r>
+      <w:r>
+        <w:tab/>
+      </w:r>
+      <w:r>
+        <w:t xml:space="preserve">53</w:t>
+      </w:r>
+    </w:p>
+    <w:p>
+      <w:pPr>
+        <w:pStyle w:val="toc2"/>
+      </w:pPr>
+      <w:r>
+        <w:t xml:space="preserve">7.3 Predictions that failed</w:t>
+      </w:r>
+      <w:r>
+        <w:tab/>
+      </w:r>
+      <w:r>
+        <w:t xml:space="preserve">54</w:t>
+      </w:r>
+    </w:p>
+    <w:p>
+      <w:pPr>
+        <w:pStyle w:val="toc2"/>
+      </w:pPr>
+      <w:r>
+        <w:t xml:space="preserve">7.4 Limits of the evidence</w:t>
+      </w:r>
+      <w:r>
+        <w:tab/>
+      </w:r>
+      <w:r>
+        <w:t xml:space="preserve">55</w:t>
+      </w:r>
+    </w:p>
+    <w:p>
+      <w:pPr>
+        <w:pStyle w:val="toc2"/>
+      </w:pPr>
+      <w:r>
+        <w:t xml:space="preserve">7.5 Further research</w:t>
+      </w:r>
+      <w:r>
+        <w:tab/>
+      </w:r>
+      <w:r>
+        <w:t xml:space="preserve">57</w:t>
+      </w:r>
+    </w:p>
+    <w:p>
+      <w:pPr>
+        <w:pStyle w:val="toc1"/>
+      </w:pPr>
+      <w:r>
+        <w:t xml:space="preserve">Appendices</w:t>
+      </w:r>
+      <w:r>
+        <w:tab/>
+      </w:r>
+      <w:r>
+        <w:t xml:space="preserve">58</w:t>
+      </w:r>
+    </w:p>
+    <w:p>
+      <w:pPr>
+        <w:pStyle w:val="toc2"/>
+      </w:pPr>
+      <w:r>
+        <w:t xml:space="preserve">Appendix A. Platforms, windows and the wedge by year</w:t>
+      </w:r>
+      <w:r>
+        <w:tab/>
+      </w:r>
+      <w:r>
+        <w:t xml:space="preserve">58</w:t>
+      </w:r>
+    </w:p>
+    <w:p>
+      <w:pPr>
+        <w:pStyle w:val="toc2"/>
+      </w:pPr>
+      <w:r>
+        <w:t xml:space="preserve">Appendix B. The checks on the test of H1</w:t>
+      </w:r>
+      <w:r>
+        <w:tab/>
+      </w:r>
+      <w:r>
+        <w:t xml:space="preserve">62</w:t>
+      </w:r>
+    </w:p>
+    <w:p>
+      <w:pPr>
+        <w:pStyle w:val="toc2"/>
+      </w:pPr>
+      <w:r>
+        <w:t xml:space="preserve">Appendix C. Registered tests and their outcomes</w:t>
+      </w:r>
+      <w:r>
+        <w:tab/>
+      </w:r>
+      <w:r>
+        <w:t xml:space="preserve">64</w:t>
+      </w:r>
+    </w:p>
+    <w:p>
+      <w:pPr>
+        <w:pStyle w:val="toc2"/>
+      </w:pPr>
+      <w:r>
+        <w:t xml:space="preserve">Appendix D. The values behind Figures 4 to 6</w:t>
+      </w:r>
+      <w:r>
+        <w:tab/>
+      </w:r>
+      <w:r>
+        <w:t xml:space="preserve">66</w:t>
+      </w:r>
+    </w:p>
+    <w:p>
+      <w:pPr>
+        <w:pStyle w:val="toc1"/>
+      </w:pPr>
+      <w:r>
+        <w:t xml:space="preserve">References</w:t>
+      </w:r>
+      <w:r>
+        <w:tab/>
+      </w:r>
+      <w:r>
+        <w:t xml:space="preserve">68</w:t>
+      </w:r>
+      <w:r>
+        <w:fldChar w:fldCharType="end"/>
+      </w:r>
+    </w:p>
+    <w:p>
+      <w:pPr>
+        <w:pStyle w:val="FrontHeading"/>
+      </w:pPr>
+      <w:r>
+        <w:t xml:space="preserve">List of Tables</w:t>
+      </w:r>
+    </w:p>
+    <w:p>
+      <w:pPr>
+        <w:pStyle w:val="tableoffigures"/>
+      </w:pPr>
+      <w:r>
+        <w:fldChar w:fldCharType="begin"/>
+      </w:r>
+      <w:r>
+        <w:instrText xml:space="preserve">TOC \t "Table Caption,1"</w:instrText>
+      </w:r>
+      <w:r>
+        <w:fldChar w:fldCharType="separate"/>
+      </w:r>
+      <w:r>
+        <w:t xml:space="preserve">Table 1. What the literature establishes and where it stops</w:t>
+      </w:r>
+      <w:r>
+        <w:tab/>
+      </w:r>
+      <w:r>
+        <w:t xml:space="preserve">8</w:t>
+      </w:r>
+    </w:p>
+    <w:p>
+      <w:pPr>
+        <w:pStyle w:val="tableoffigures"/>
+      </w:pPr>
+      <w:r>
+        <w:t xml:space="preserve">Table 2. Terms and symbols</w:t>
+      </w:r>
+      <w:r>
+        <w:tab/>
+      </w:r>
+      <w:r>
+        <w:t xml:space="preserve">11</w:t>
+      </w:r>
+    </w:p>
+    <w:p>
+      <w:pPr>
+        <w:pStyle w:val="tableoffigures"/>
+      </w:pPr>
+      <w:r>
+        <w:t xml:space="preserve">Table 3. Hypotheses, tests and what would count against them</w:t>
+      </w:r>
+      <w:r>
+        <w:tab/>
+      </w:r>
+      <w:r>
+        <w:t xml:space="preserve">15</w:t>
+      </w:r>
+    </w:p>
+    <w:p>
+      <w:pPr>
+        <w:pStyle w:val="tableoffigures"/>
+      </w:pPr>
+      <w:r>
+        <w:t xml:space="preserve">Table 4. Further analyses</w:t>
+      </w:r>
+      <w:r>
+        <w:tab/>
+      </w:r>
+      <w:r>
+        <w:t xml:space="preserve">17</w:t>
+      </w:r>
+    </w:p>
+    <w:p>
+      <w:pPr>
+        <w:pStyle w:val="tableoffigures"/>
+      </w:pPr>
+      <w:r>
+        <w:t xml:space="preserve">Table 5. The Indonesian and regional group of platforms</w:t>
+      </w:r>
+      <w:r>
+        <w:tab/>
+      </w:r>
+      <w:r>
+        <w:t xml:space="preserve">20</w:t>
+      </w:r>
+    </w:p>
+    <w:p>
+      <w:pPr>
+        <w:pStyle w:val="tableoffigures"/>
+      </w:pPr>
+      <w:r>
+        <w:t xml:space="preserve">Table 6. The three BPS survey files</w:t>
+      </w:r>
+      <w:r>
+        <w:tab/>
+      </w:r>
+      <w:r>
+        <w:t xml:space="preserve">24</w:t>
+      </w:r>
+    </w:p>
+    <w:p>
+      <w:pPr>
+        <w:pStyle w:val="tableoffigures"/>
+      </w:pPr>
+      <w:r>
+        <w:t xml:space="preserve">Table 7. Sources compared in Objective 3</w:t>
+      </w:r>
+      <w:r>
+        <w:tab/>
+      </w:r>
+      <w:r>
+        <w:t xml:space="preserve">27</w:t>
+      </w:r>
+    </w:p>
+    <w:p>
+      <w:pPr>
+        <w:pStyle w:val="tableoffigures"/>
+      </w:pPr>
+      <w:r>
+        <w:t xml:space="preserve">Table 8. Main results and the evidence behind them</w:t>
+      </w:r>
+      <w:r>
+        <w:tab/>
+      </w:r>
+      <w:r>
         <w:t xml:space="preserve">29</w:t>
       </w:r>
     </w:p>
     <w:p>
       <w:pPr>
-        <w:pStyle w:val="toc2"/>
-      </w:pPr>
-      <w:r>
-        <w:t xml:space="preserve">5.2 Testing H1</w:t>
+        <w:pStyle w:val="tableoffigures"/>
+      </w:pPr>
+      <w:r>
+        <w:t xml:space="preserve">Table 9. The invisible wedge of three platforms, 2023 (US$ billion)</w:t>
       </w:r>
       <w:r>
         <w:tab/>
@@ -671,24 +1195,24 @@
     </w:p>
     <w:p>
       <w:pPr>
-        <w:pStyle w:val="toc2"/>
-      </w:pPr>
-      <w:r>
-        <w:t xml:space="preserve">5.3 What moved the take rate</w:t>
+        <w:pStyle w:val="tableoffigures"/>
+      </w:pPr>
+      <w:r>
+        <w:t xml:space="preserve">Table 10. The test of H1</w:t>
       </w:r>
       <w:r>
         <w:tab/>
       </w:r>
       <w:r>
-        <w:t xml:space="preserve">32</w:t>
-      </w:r>
-    </w:p>
-    <w:p>
-      <w:pPr>
-        <w:pStyle w:val="toc2"/>
-      </w:pPr>
-      <w:r>
-        <w:t xml:space="preserve">5.4 What markets valued</w:t>
+        <w:t xml:space="preserve">31</w:t>
+      </w:r>
+    </w:p>
+    <w:p>
+      <w:pPr>
+        <w:pStyle w:val="tableoffigures"/>
+      </w:pPr>
+      <w:r>
+        <w:t xml:space="preserve">Table 11. What moved revenue in seven Indonesian and regional windows (share of the growth of revenue, percent)</w:t>
       </w:r>
       <w:r>
         <w:tab/>
@@ -699,672 +1223,148 @@
     </w:p>
     <w:p>
       <w:pPr>
-        <w:pStyle w:val="toc2"/>
-      </w:pPr>
-      <w:r>
-        <w:t xml:space="preserve">5.5 The platforms and the sellers in 2023</w:t>
+        <w:pStyle w:val="tableoffigures"/>
+      </w:pPr>
+      <w:r>
+        <w:t xml:space="preserve">Table 12. The 2023 rise in the count of online sellers (thousands)</w:t>
       </w:r>
       <w:r>
         <w:tab/>
       </w:r>
       <w:r>
-        <w:t xml:space="preserve">35</w:t>
-      </w:r>
-    </w:p>
-    <w:p>
-      <w:pPr>
-        <w:pStyle w:val="toc2"/>
-      </w:pPr>
-      <w:r>
-        <w:t xml:space="preserve">5.6 H2 and the entry test</w:t>
+        <w:t xml:space="preserve">38</w:t>
+      </w:r>
+    </w:p>
+    <w:p>
+      <w:pPr>
+        <w:pStyle w:val="tableoffigures"/>
+      </w:pPr>
+      <w:r>
+        <w:t xml:space="preserve">Table 13. Indonesia’s recent rules and what each acts on</w:t>
       </w:r>
       <w:r>
         <w:tab/>
       </w:r>
       <w:r>
+        <w:t xml:space="preserve">45</w:t>
+      </w:r>
+    </w:p>
+    <w:p>
+      <w:pPr>
+        <w:pStyle w:val="tableoffigures"/>
+      </w:pPr>
+      <w:r>
+        <w:t xml:space="preserve">Table 14. Registered predictions on the 2026 rules</w:t>
+      </w:r>
+      <w:r>
+        <w:tab/>
+      </w:r>
+      <w:r>
+        <w:t xml:space="preserve">50</w:t>
+      </w:r>
+      <w:r>
+        <w:fldChar w:fldCharType="end"/>
+      </w:r>
+    </w:p>
+    <w:p>
+      <w:pPr>
+        <w:pStyle w:val="FrontHeading"/>
+      </w:pPr>
+      <w:r>
+        <w:t xml:space="preserve">List of Figures</w:t>
+      </w:r>
+    </w:p>
+    <w:p>
+      <w:pPr>
+        <w:pStyle w:val="tableoffigures"/>
+      </w:pPr>
+      <w:r>
+        <w:fldChar w:fldCharType="begin"/>
+      </w:r>
+      <w:r>
+        <w:instrText xml:space="preserve">TOC \t "Figure Caption,1"</w:instrText>
+      </w:r>
+      <w:r>
+        <w:fldChar w:fldCharType="separate"/>
+      </w:r>
+      <w:r>
+        <w:t xml:space="preserve">Figure 1. Three nested quantities and the two links.</w:t>
+      </w:r>
+      <w:r>
+        <w:tab/>
+      </w:r>
+      <w:r>
+        <w:t xml:space="preserve">10</w:t>
+      </w:r>
+    </w:p>
+    <w:p>
+      <w:pPr>
+        <w:pStyle w:val="tableoffigures"/>
+      </w:pPr>
+      <w:r>
+        <w:t xml:space="preserve">Figure 2. The thin take rate.</w:t>
+      </w:r>
+      <w:r>
+        <w:tab/>
+      </w:r>
+      <w:r>
+        <w:t xml:space="preserve">33</w:t>
+      </w:r>
+    </w:p>
+    <w:p>
+      <w:pPr>
+        <w:pStyle w:val="tableoffigures"/>
+      </w:pPr>
+      <w:r>
+        <w:t xml:space="preserve">Figure 3. Tokopedia, 2022 to 2023: two ways to split the rise in revenue.</w:t>
+      </w:r>
+      <w:r>
+        <w:tab/>
+      </w:r>
+      <w:r>
+        <w:t xml:space="preserve">34</w:t>
+      </w:r>
+    </w:p>
+    <w:p>
+      <w:pPr>
+        <w:pStyle w:val="tableoffigures"/>
+      </w:pPr>
+      <w:r>
+        <w:t xml:space="preserve">Figure 4. Growth in 2023 (percent).</w:t>
+      </w:r>
+      <w:r>
+        <w:tab/>
+      </w:r>
+      <w:r>
         <w:t xml:space="preserve">36</w:t>
       </w:r>
     </w:p>
     <w:p>
       <w:pPr>
-        <w:pStyle w:val="toc2"/>
-      </w:pPr>
-      <w:r>
-        <w:t xml:space="preserve">5.7 What the rise in the count contains</w:t>
+        <w:pStyle w:val="tableoffigures"/>
+      </w:pPr>
+      <w:r>
+        <w:t xml:space="preserve">Figure 5. Who the extra sellers were.</w:t>
       </w:r>
       <w:r>
         <w:tab/>
       </w:r>
       <w:r>
-        <w:t xml:space="preserve">36</w:t>
-      </w:r>
-    </w:p>
-    <w:p>
-      <w:pPr>
-        <w:pStyle w:val="toc2"/>
-      </w:pPr>
-      <w:r>
-        <w:t xml:space="preserve">5.8 Who the extra sellers were</w:t>
+        <w:t xml:space="preserve">39</w:t>
+      </w:r>
+    </w:p>
+    <w:p>
+      <w:pPr>
+        <w:pStyle w:val="tableoffigures"/>
+      </w:pPr>
+      <w:r>
+        <w:t xml:space="preserve">Figure 6. Marketplace use and financial statements, 2020 to 2024.</w:t>
       </w:r>
       <w:r>
         <w:tab/>
       </w:r>
       <w:r>
-        <w:t xml:space="preserve">38</w:t>
-      </w:r>
-    </w:p>
-    <w:p>
-      <w:pPr>
-        <w:pStyle w:val="toc2"/>
-      </w:pPr>
-      <w:r>
-        <w:t xml:space="preserve">5.9 Channels and records</w:t>
-      </w:r>
-      <w:r>
-        <w:tab/>
-      </w:r>
-      <w:r>
-        <w:t xml:space="preserve">39</w:t>
-      </w:r>
-    </w:p>
-    <w:p>
-      <w:pPr>
-        <w:pStyle w:val="toc2"/>
-      </w:pPr>
-      <w:r>
-        <w:t xml:space="preserve">5.10 Why the national figures disagree</w:t>
-      </w:r>
-      <w:r>
-        <w:tab/>
-      </w:r>
-      <w:r>
         <w:t xml:space="preserve">41</w:t>
-      </w:r>
-    </w:p>
-    <w:p>
-      <w:pPr>
-        <w:pStyle w:val="toc1"/>
-      </w:pPr>
-      <w:r>
-        <w:t xml:space="preserve">Chapter 6 Discussion and Policy Implications</w:t>
-      </w:r>
-      <w:r>
-        <w:tab/>
-      </w:r>
-      <w:r>
-        <w:t xml:space="preserve">43</w:t>
-      </w:r>
-    </w:p>
-    <w:p>
-      <w:pPr>
-        <w:pStyle w:val="toc2"/>
-      </w:pPr>
-      <w:r>
-        <w:t xml:space="preserve">6.1 The rules and what each acts on</w:t>
-      </w:r>
-      <w:r>
-        <w:tab/>
-      </w:r>
-      <w:r>
-        <w:t xml:space="preserve">43</w:t>
-      </w:r>
-    </w:p>
-    <w:p>
-      <w:pPr>
-        <w:pStyle w:val="toc2"/>
-      </w:pPr>
-      <w:r>
-        <w:t xml:space="preserve">6.2 What the commission cap and the discount rule can move</w:t>
-      </w:r>
-      <w:r>
-        <w:tab/>
-      </w:r>
-      <w:r>
-        <w:t xml:space="preserve">45</w:t>
-      </w:r>
-    </w:p>
-    <w:p>
-      <w:pPr>
-        <w:pStyle w:val="toc2"/>
-      </w:pPr>
-      <w:r>
-        <w:t xml:space="preserve">6.3 How far the marketplace tax reaches</w:t>
-      </w:r>
-      <w:r>
-        <w:tab/>
-      </w:r>
-      <w:r>
-        <w:t xml:space="preserve">46</w:t>
-      </w:r>
-    </w:p>
-    <w:p>
-      <w:pPr>
-        <w:pStyle w:val="toc2"/>
-      </w:pPr>
-      <w:r>
-        <w:t xml:space="preserve">6.4 What the statistics rules can change</w:t>
-      </w:r>
-      <w:r>
-        <w:tab/>
-      </w:r>
-      <w:r>
-        <w:t xml:space="preserve">48</w:t>
-      </w:r>
-    </w:p>
-    <w:p>
-      <w:pPr>
-        <w:pStyle w:val="toc2"/>
-      </w:pPr>
-      <w:r>
-        <w:t xml:space="preserve">6.5 What the registered predictions test</w:t>
-      </w:r>
-      <w:r>
-        <w:tab/>
-      </w:r>
-      <w:r>
-        <w:t xml:space="preserve">48</w:t>
-      </w:r>
-    </w:p>
-    <w:p>
-      <w:pPr>
-        <w:pStyle w:val="toc2"/>
-      </w:pPr>
-      <w:r>
-        <w:t xml:space="preserve">6.6 Beyond Indonesia</w:t>
-      </w:r>
-      <w:r>
-        <w:tab/>
-      </w:r>
-      <w:r>
-        <w:t xml:space="preserve">49</w:t>
-      </w:r>
-    </w:p>
-    <w:p>
-      <w:pPr>
-        <w:pStyle w:val="toc1"/>
-      </w:pPr>
-      <w:r>
-        <w:t xml:space="preserve">Chapter 7 Conclusion</w:t>
-      </w:r>
-      <w:r>
-        <w:tab/>
-      </w:r>
-      <w:r>
-        <w:t xml:space="preserve">51</w:t>
-      </w:r>
-    </w:p>
-    <w:p>
-      <w:pPr>
-        <w:pStyle w:val="toc2"/>
-      </w:pPr>
-      <w:r>
-        <w:t xml:space="preserve">7.1 The answer to the research question</w:t>
-      </w:r>
-      <w:r>
-        <w:tab/>
-      </w:r>
-      <w:r>
-        <w:t xml:space="preserve">51</w:t>
-      </w:r>
-    </w:p>
-    <w:p>
-      <w:pPr>
-        <w:pStyle w:val="toc2"/>
-      </w:pPr>
-      <w:r>
-        <w:t xml:space="preserve">7.2 What the thesis adds</w:t>
-      </w:r>
-      <w:r>
-        <w:tab/>
-      </w:r>
-      <w:r>
-        <w:t xml:space="preserve">52</w:t>
-      </w:r>
-    </w:p>
-    <w:p>
-      <w:pPr>
-        <w:pStyle w:val="toc2"/>
-      </w:pPr>
-      <w:r>
-        <w:t xml:space="preserve">7.3 Predictions that failed</w:t>
-      </w:r>
-      <w:r>
-        <w:tab/>
-      </w:r>
-      <w:r>
-        <w:t xml:space="preserve">53</w:t>
-      </w:r>
-    </w:p>
-    <w:p>
-      <w:pPr>
-        <w:pStyle w:val="toc2"/>
-      </w:pPr>
-      <w:r>
-        <w:t xml:space="preserve">7.4 Limits of the evidence</w:t>
-      </w:r>
-      <w:r>
-        <w:tab/>
-      </w:r>
-      <w:r>
-        <w:t xml:space="preserve">54</w:t>
-      </w:r>
-    </w:p>
-    <w:p>
-      <w:pPr>
-        <w:pStyle w:val="toc2"/>
-      </w:pPr>
-      <w:r>
-        <w:t xml:space="preserve">7.5 Further research</w:t>
-      </w:r>
-      <w:r>
-        <w:tab/>
-      </w:r>
-      <w:r>
-        <w:t xml:space="preserve">56</w:t>
-      </w:r>
-    </w:p>
-    <w:p>
-      <w:pPr>
-        <w:pStyle w:val="toc1"/>
-      </w:pPr>
-      <w:r>
-        <w:t xml:space="preserve">Appendices</w:t>
-      </w:r>
-      <w:r>
-        <w:tab/>
-      </w:r>
-      <w:r>
-        <w:t xml:space="preserve">57</w:t>
-      </w:r>
-    </w:p>
-    <w:p>
-      <w:pPr>
-        <w:pStyle w:val="toc2"/>
-      </w:pPr>
-      <w:r>
-        <w:t xml:space="preserve">Appendix A. Platforms, windows and the wedge by year</w:t>
-      </w:r>
-      <w:r>
-        <w:tab/>
-      </w:r>
-      <w:r>
-        <w:t xml:space="preserve">57</w:t>
-      </w:r>
-    </w:p>
-    <w:p>
-      <w:pPr>
-        <w:pStyle w:val="toc2"/>
-      </w:pPr>
-      <w:r>
-        <w:t xml:space="preserve">Appendix B. The checks on the test of H1</w:t>
-      </w:r>
-      <w:r>
-        <w:tab/>
-      </w:r>
-      <w:r>
-        <w:t xml:space="preserve">60</w:t>
-      </w:r>
-    </w:p>
-    <w:p>
-      <w:pPr>
-        <w:pStyle w:val="toc2"/>
-      </w:pPr>
-      <w:r>
-        <w:t xml:space="preserve">Appendix C. Registered tests and their outcomes</w:t>
-      </w:r>
-      <w:r>
-        <w:tab/>
-      </w:r>
-      <w:r>
-        <w:t xml:space="preserve">63</w:t>
-      </w:r>
-    </w:p>
-    <w:p>
-      <w:pPr>
-        <w:pStyle w:val="toc2"/>
-      </w:pPr>
-      <w:r>
-        <w:t xml:space="preserve">Appendix D. The values behind Figures 4 to 6</w:t>
-      </w:r>
-      <w:r>
-        <w:tab/>
-      </w:r>
-      <w:r>
-        <w:t xml:space="preserve">65</w:t>
-      </w:r>
-    </w:p>
-    <w:p>
-      <w:pPr>
-        <w:pStyle w:val="toc1"/>
-      </w:pPr>
-      <w:r>
-        <w:t xml:space="preserve">References</w:t>
-      </w:r>
-      <w:r>
-        <w:tab/>
-      </w:r>
-      <w:r>
-        <w:t xml:space="preserve">67</w:t>
-      </w:r>
-      <w:r>
-        <w:fldChar w:fldCharType="end"/>
-      </w:r>
-    </w:p>
-    <w:p>
-      <w:pPr>
-        <w:pStyle w:val="FrontHeading"/>
-      </w:pPr>
-      <w:r>
-        <w:t xml:space="preserve">List of Tables</w:t>
-      </w:r>
-    </w:p>
-    <w:p>
-      <w:pPr>
-        <w:pStyle w:val="tableoffigures"/>
-      </w:pPr>
-      <w:r>
-        <w:fldChar w:fldCharType="begin"/>
-      </w:r>
-      <w:r>
-        <w:instrText xml:space="preserve">TOC \t "Table Caption,1"</w:instrText>
-      </w:r>
-      <w:r>
-        <w:fldChar w:fldCharType="separate"/>
-      </w:r>
-      <w:r>
-        <w:t xml:space="preserve">Table 1. What the literature establishes and where it stops</w:t>
-      </w:r>
-      <w:r>
-        <w:tab/>
-      </w:r>
-      <w:r>
-        <w:t xml:space="preserve">8</w:t>
-      </w:r>
-    </w:p>
-    <w:p>
-      <w:pPr>
-        <w:pStyle w:val="tableoffigures"/>
-      </w:pPr>
-      <w:r>
-        <w:t xml:space="preserve">Table 2. Terms and symbols</w:t>
-      </w:r>
-      <w:r>
-        <w:tab/>
-      </w:r>
-      <w:r>
-        <w:t xml:space="preserve">11</w:t>
-      </w:r>
-    </w:p>
-    <w:p>
-      <w:pPr>
-        <w:pStyle w:val="tableoffigures"/>
-      </w:pPr>
-      <w:r>
-        <w:t xml:space="preserve">Table 3. Hypotheses, tests and what would count against them</w:t>
-      </w:r>
-      <w:r>
-        <w:tab/>
-      </w:r>
-      <w:r>
-        <w:t xml:space="preserve">14</w:t>
-      </w:r>
-    </w:p>
-    <w:p>
-      <w:pPr>
-        <w:pStyle w:val="tableoffigures"/>
-      </w:pPr>
-      <w:r>
-        <w:t xml:space="preserve">Table 4. Further analyses</w:t>
-      </w:r>
-      <w:r>
-        <w:tab/>
-      </w:r>
-      <w:r>
-        <w:t xml:space="preserve">17</w:t>
-      </w:r>
-    </w:p>
-    <w:p>
-      <w:pPr>
-        <w:pStyle w:val="tableoffigures"/>
-      </w:pPr>
-      <w:r>
-        <w:t xml:space="preserve">Table 5. The Indonesian and regional group of platforms</w:t>
-      </w:r>
-      <w:r>
-        <w:tab/>
-      </w:r>
-      <w:r>
-        <w:t xml:space="preserve">20</w:t>
-      </w:r>
-    </w:p>
-    <w:p>
-      <w:pPr>
-        <w:pStyle w:val="tableoffigures"/>
-      </w:pPr>
-      <w:r>
-        <w:t xml:space="preserve">Table 6. The three BPS survey files</w:t>
-      </w:r>
-      <w:r>
-        <w:tab/>
-      </w:r>
-      <w:r>
-        <w:t xml:space="preserve">24</w:t>
-      </w:r>
-    </w:p>
-    <w:p>
-      <w:pPr>
-        <w:pStyle w:val="tableoffigures"/>
-      </w:pPr>
-      <w:r>
-        <w:t xml:space="preserve">Table 7. Sources compared in Objective 3</w:t>
-      </w:r>
-      <w:r>
-        <w:tab/>
-      </w:r>
-      <w:r>
-        <w:t xml:space="preserve">26</w:t>
-      </w:r>
-    </w:p>
-    <w:p>
-      <w:pPr>
-        <w:pStyle w:val="tableoffigures"/>
-      </w:pPr>
-      <w:r>
-        <w:t xml:space="preserve">Table 8. Main results and the evidence behind them</w:t>
-      </w:r>
-      <w:r>
-        <w:tab/>
-      </w:r>
-      <w:r>
-        <w:t xml:space="preserve">28</w:t>
-      </w:r>
-    </w:p>
-    <w:p>
-      <w:pPr>
-        <w:pStyle w:val="tableoffigures"/>
-      </w:pPr>
-      <w:r>
-        <w:t xml:space="preserve">Table 9. The invisible wedge of three platforms, 2023 (US$ billion)</w:t>
-      </w:r>
-      <w:r>
-        <w:tab/>
-      </w:r>
-      <w:r>
-        <w:t xml:space="preserve">29</w:t>
-      </w:r>
-    </w:p>
-    <w:p>
-      <w:pPr>
-        <w:pStyle w:val="tableoffigures"/>
-      </w:pPr>
-      <w:r>
-        <w:t xml:space="preserve">Table 10. The test of H1</w:t>
-      </w:r>
-      <w:r>
-        <w:tab/>
-      </w:r>
-      <w:r>
-        <w:t xml:space="preserve">30</w:t>
-      </w:r>
-    </w:p>
-    <w:p>
-      <w:pPr>
-        <w:pStyle w:val="tableoffigures"/>
-      </w:pPr>
-      <w:r>
-        <w:t xml:space="preserve">Table 11. What moved revenue in seven Indonesian and regional windows (share of the growth of revenue, percent)</w:t>
-      </w:r>
-      <w:r>
-        <w:tab/>
-      </w:r>
-      <w:r>
-        <w:t xml:space="preserve">33</w:t>
-      </w:r>
-    </w:p>
-    <w:p>
-      <w:pPr>
-        <w:pStyle w:val="tableoffigures"/>
-      </w:pPr>
-      <w:r>
-        <w:t xml:space="preserve">Table 12. The 2023 rise in the count of online sellers (thousands)</w:t>
-      </w:r>
-      <w:r>
-        <w:tab/>
-      </w:r>
-      <w:r>
-        <w:t xml:space="preserve">36</w:t>
-      </w:r>
-    </w:p>
-    <w:p>
-      <w:pPr>
-        <w:pStyle w:val="tableoffigures"/>
-      </w:pPr>
-      <w:r>
-        <w:t xml:space="preserve">Table 13. Indonesia’s recent rules and what each acts on</w:t>
-      </w:r>
-      <w:r>
-        <w:tab/>
-      </w:r>
-      <w:r>
-        <w:t xml:space="preserve">43</w:t>
-      </w:r>
-    </w:p>
-    <w:p>
-      <w:pPr>
-        <w:pStyle w:val="tableoffigures"/>
-      </w:pPr>
-      <w:r>
-        <w:t xml:space="preserve">Table 14. Registered predictions on the 2026 rules</w:t>
-      </w:r>
-      <w:r>
-        <w:tab/>
-      </w:r>
-      <w:r>
-        <w:t xml:space="preserve">48</w:t>
-      </w:r>
-      <w:r>
-        <w:fldChar w:fldCharType="end"/>
-      </w:r>
-    </w:p>
-    <w:p>
-      <w:pPr>
-        <w:pStyle w:val="FrontHeading"/>
-      </w:pPr>
-      <w:r>
-        <w:t xml:space="preserve">List of Figures</w:t>
-      </w:r>
-    </w:p>
-    <w:p>
-      <w:pPr>
-        <w:pStyle w:val="tableoffigures"/>
-      </w:pPr>
-      <w:r>
-        <w:fldChar w:fldCharType="begin"/>
-      </w:r>
-      <w:r>
-        <w:instrText xml:space="preserve">TOC \t "Figure Caption,1"</w:instrText>
-      </w:r>
-      <w:r>
-        <w:fldChar w:fldCharType="separate"/>
-      </w:r>
-      <w:r>
-        <w:t xml:space="preserve">Figure 1. Three nested quantities and the two links.</w:t>
-      </w:r>
-      <w:r>
-        <w:tab/>
-      </w:r>
-      <w:r>
-        <w:t xml:space="preserve">10</w:t>
-      </w:r>
-    </w:p>
-    <w:p>
-      <w:pPr>
-        <w:pStyle w:val="tableoffigures"/>
-      </w:pPr>
-      <w:r>
-        <w:t xml:space="preserve">Figure 2. The thin take rate.</w:t>
-      </w:r>
-      <w:r>
-        <w:tab/>
-      </w:r>
-      <w:r>
-        <w:t xml:space="preserve">32</w:t>
-      </w:r>
-    </w:p>
-    <w:p>
-      <w:pPr>
-        <w:pStyle w:val="tableoffigures"/>
-      </w:pPr>
-      <w:r>
-        <w:t xml:space="preserve">Figure 3. Tokopedia, 2022 to 2023: two ways to split the rise in revenue.</w:t>
-      </w:r>
-      <w:r>
-        <w:tab/>
-      </w:r>
-      <w:r>
-        <w:t xml:space="preserve">33</w:t>
-      </w:r>
-    </w:p>
-    <w:p>
-      <w:pPr>
-        <w:pStyle w:val="tableoffigures"/>
-      </w:pPr>
-      <w:r>
-        <w:t xml:space="preserve">Figure 4. Growth in 2023 (percent).</w:t>
-      </w:r>
-      <w:r>
-        <w:tab/>
-      </w:r>
-      <w:r>
-        <w:t xml:space="preserve">35</w:t>
-      </w:r>
-    </w:p>
-    <w:p>
-      <w:pPr>
-        <w:pStyle w:val="tableoffigures"/>
-      </w:pPr>
-      <w:r>
-        <w:t xml:space="preserve">Figure 5. Who the extra sellers were.</w:t>
-      </w:r>
-      <w:r>
-        <w:tab/>
-      </w:r>
-      <w:r>
-        <w:t xml:space="preserve">38</w:t>
-      </w:r>
-    </w:p>
-    <w:p>
-      <w:pPr>
-        <w:pStyle w:val="tableoffigures"/>
-      </w:pPr>
-      <w:r>
-        <w:t xml:space="preserve">Figure 6. Marketplace use and financial statements, 2020 to 2024.</w:t>
-      </w:r>
-      <w:r>
-        <w:tab/>
-      </w:r>
-      <w:r>
-        <w:t xml:space="preserve">40</w:t>
       </w:r>
       <w:r>
         <w:fldChar w:fldCharType="end"/>
@@ -1425,6 +1425,7 @@
           <w:p>
             <w:pPr>
               <w:pStyle w:val="Compact"/>
+              <w:keepNext/>
               <w:spacing w:before="0" w:after="0" w:lineRule="exact" w:line="220"/>
               <w:jc w:val="left"/>
             </w:pPr>
@@ -1447,6 +1448,7 @@
           <w:p>
             <w:pPr>
               <w:pStyle w:val="Compact"/>
+              <w:keepNext/>
               <w:spacing w:before="0" w:after="0" w:lineRule="exact" w:line="220"/>
               <w:jc w:val="left"/>
             </w:pPr>
@@ -1469,6 +1471,7 @@
           <w:p>
             <w:pPr>
               <w:pStyle w:val="Compact"/>
+              <w:keepNext/>
               <w:spacing w:before="0" w:after="0" w:lineRule="exact" w:line="220"/>
               <w:jc w:val="left"/>
             </w:pPr>
@@ -1493,6 +1496,7 @@
           <w:p>
             <w:pPr>
               <w:pStyle w:val="Compact"/>
+              <w:keepNext/>
               <w:spacing w:before="0" w:after="0" w:lineRule="exact" w:line="220"/>
               <w:jc w:val="left"/>
             </w:pPr>
@@ -1511,6 +1515,7 @@
           <w:p>
             <w:pPr>
               <w:pStyle w:val="Compact"/>
+              <w:keepNext/>
               <w:spacing w:before="0" w:after="0" w:lineRule="exact" w:line="220"/>
               <w:jc w:val="left"/>
             </w:pPr>
@@ -1529,6 +1534,7 @@
           <w:p>
             <w:pPr>
               <w:pStyle w:val="Compact"/>
+              <w:keepNext/>
               <w:spacing w:before="0" w:after="0" w:lineRule="exact" w:line="220"/>
               <w:jc w:val="left"/>
             </w:pPr>
@@ -1552,6 +1558,7 @@
           <w:p>
             <w:pPr>
               <w:pStyle w:val="Compact"/>
+              <w:keepNext/>
               <w:spacing w:before="0" w:after="0" w:lineRule="exact" w:line="220"/>
               <w:jc w:val="left"/>
             </w:pPr>
@@ -1570,6 +1577,7 @@
           <w:p>
             <w:pPr>
               <w:pStyle w:val="Compact"/>
+              <w:keepNext/>
               <w:spacing w:before="0" w:after="0" w:lineRule="exact" w:line="220"/>
               <w:jc w:val="left"/>
             </w:pPr>
@@ -1588,6 +1596,7 @@
           <w:p>
             <w:pPr>
               <w:pStyle w:val="Compact"/>
+              <w:keepNext/>
               <w:spacing w:before="0" w:after="0" w:lineRule="exact" w:line="220"/>
               <w:jc w:val="left"/>
             </w:pPr>
@@ -2260,6 +2269,7 @@
           <w:p>
             <w:pPr>
               <w:pStyle w:val="Compact"/>
+              <w:keepNext/>
               <w:spacing w:before="0" w:after="0" w:lineRule="exact" w:line="220"/>
               <w:jc w:val="left"/>
             </w:pPr>
@@ -2298,6 +2308,7 @@
           <w:p>
             <w:pPr>
               <w:pStyle w:val="Compact"/>
+              <w:keepNext/>
               <w:spacing w:before="0" w:after="0" w:lineRule="exact" w:line="220"/>
               <w:jc w:val="left"/>
             </w:pPr>
@@ -2316,6 +2327,7 @@
           <w:p>
             <w:pPr>
               <w:pStyle w:val="Compact"/>
+              <w:keepNext/>
               <w:spacing w:before="0" w:after="0" w:lineRule="exact" w:line="220"/>
               <w:jc w:val="left"/>
             </w:pPr>
@@ -2435,6 +2447,7 @@
           <w:p>
             <w:pPr>
               <w:pStyle w:val="Compact"/>
+              <w:keepNext/>
               <w:spacing w:before="0" w:after="0" w:lineRule="exact" w:line="220"/>
               <w:jc w:val="left"/>
             </w:pPr>
@@ -2457,6 +2470,7 @@
           <w:p>
             <w:pPr>
               <w:pStyle w:val="Compact"/>
+              <w:keepNext/>
               <w:spacing w:before="0" w:after="0" w:lineRule="exact" w:line="220"/>
               <w:jc w:val="left"/>
             </w:pPr>
@@ -2481,6 +2495,7 @@
           <w:p>
             <w:pPr>
               <w:pStyle w:val="Compact"/>
+              <w:keepNext/>
               <w:spacing w:before="0" w:after="0" w:lineRule="exact" w:line="220"/>
               <w:jc w:val="left"/>
             </w:pPr>
@@ -2499,6 +2514,7 @@
           <w:p>
             <w:pPr>
               <w:pStyle w:val="Compact"/>
+              <w:keepNext/>
               <w:spacing w:before="0" w:after="0" w:lineRule="exact" w:line="220"/>
               <w:jc w:val="left"/>
             </w:pPr>
@@ -2522,6 +2538,7 @@
           <w:p>
             <w:pPr>
               <w:pStyle w:val="Compact"/>
+              <w:keepNext/>
               <w:spacing w:before="0" w:after="0" w:lineRule="exact" w:line="220"/>
               <w:jc w:val="left"/>
             </w:pPr>
@@ -2540,6 +2557,7 @@
           <w:p>
             <w:pPr>
               <w:pStyle w:val="Compact"/>
+              <w:keepNext/>
               <w:spacing w:before="0" w:after="0" w:lineRule="exact" w:line="220"/>
               <w:jc w:val="left"/>
             </w:pPr>
@@ -2563,6 +2581,7 @@
           <w:p>
             <w:pPr>
               <w:pStyle w:val="Compact"/>
+              <w:keepNext/>
               <w:spacing w:before="0" w:after="0" w:lineRule="exact" w:line="220"/>
               <w:jc w:val="left"/>
             </w:pPr>
@@ -2581,6 +2600,7 @@
           <w:p>
             <w:pPr>
               <w:pStyle w:val="Compact"/>
+              <w:keepNext/>
               <w:spacing w:before="0" w:after="0" w:lineRule="exact" w:line="220"/>
               <w:jc w:val="left"/>
             </w:pPr>
@@ -2604,6 +2624,7 @@
           <w:p>
             <w:pPr>
               <w:pStyle w:val="Compact"/>
+              <w:keepNext/>
               <w:spacing w:before="0" w:after="0" w:lineRule="exact" w:line="220"/>
               <w:jc w:val="left"/>
             </w:pPr>
@@ -2622,6 +2643,7 @@
           <w:p>
             <w:pPr>
               <w:pStyle w:val="Compact"/>
+              <w:keepNext/>
               <w:spacing w:before="0" w:after="0" w:lineRule="exact" w:line="220"/>
               <w:jc w:val="left"/>
             </w:pPr>
@@ -2645,6 +2667,7 @@
           <w:p>
             <w:pPr>
               <w:pStyle w:val="Compact"/>
+              <w:keepNext/>
               <w:spacing w:before="0" w:after="0" w:lineRule="exact" w:line="220"/>
               <w:jc w:val="left"/>
             </w:pPr>
@@ -2663,6 +2686,7 @@
           <w:p>
             <w:pPr>
               <w:pStyle w:val="Compact"/>
+              <w:keepNext/>
               <w:spacing w:before="0" w:after="0" w:lineRule="exact" w:line="220"/>
               <w:jc w:val="left"/>
             </w:pPr>
@@ -2686,6 +2710,7 @@
           <w:p>
             <w:pPr>
               <w:pStyle w:val="Compact"/>
+              <w:keepNext/>
               <w:spacing w:before="0" w:after="0" w:lineRule="exact" w:line="220"/>
               <w:jc w:val="left"/>
             </w:pPr>
@@ -2704,6 +2729,7 @@
           <w:p>
             <w:pPr>
               <w:pStyle w:val="Compact"/>
+              <w:keepNext/>
               <w:spacing w:before="0" w:after="0" w:lineRule="exact" w:line="220"/>
               <w:jc w:val="left"/>
             </w:pPr>
@@ -2727,6 +2753,7 @@
           <w:p>
             <w:pPr>
               <w:pStyle w:val="Compact"/>
+              <w:keepNext/>
               <w:spacing w:before="0" w:after="0" w:lineRule="exact" w:line="220"/>
               <w:jc w:val="left"/>
             </w:pPr>
@@ -2745,6 +2772,7 @@
           <w:p>
             <w:pPr>
               <w:pStyle w:val="Compact"/>
+              <w:keepNext/>
               <w:spacing w:before="0" w:after="0" w:lineRule="exact" w:line="220"/>
               <w:jc w:val="left"/>
             </w:pPr>
@@ -3220,6 +3248,7 @@
           <w:p>
             <w:pPr>
               <w:pStyle w:val="Compact"/>
+              <w:keepNext/>
               <w:spacing w:before="0" w:after="0" w:lineRule="exact" w:line="220"/>
               <w:jc w:val="left"/>
             </w:pPr>
@@ -3242,6 +3271,7 @@
           <w:p>
             <w:pPr>
               <w:pStyle w:val="Compact"/>
+              <w:keepNext/>
               <w:spacing w:before="0" w:after="0" w:lineRule="exact" w:line="220"/>
               <w:jc w:val="left"/>
             </w:pPr>
@@ -3264,6 +3294,7 @@
           <w:p>
             <w:pPr>
               <w:pStyle w:val="Compact"/>
+              <w:keepNext/>
               <w:spacing w:before="0" w:after="0" w:lineRule="exact" w:line="220"/>
               <w:jc w:val="left"/>
             </w:pPr>
@@ -3286,6 +3317,7 @@
           <w:p>
             <w:pPr>
               <w:pStyle w:val="Compact"/>
+              <w:keepNext/>
               <w:spacing w:before="0" w:after="0" w:lineRule="exact" w:line="220"/>
               <w:jc w:val="left"/>
             </w:pPr>
@@ -3310,6 +3342,7 @@
           <w:p>
             <w:pPr>
               <w:pStyle w:val="Compact"/>
+              <w:keepNext/>
               <w:spacing w:before="0" w:after="0" w:lineRule="exact" w:line="220"/>
               <w:jc w:val="left"/>
             </w:pPr>
@@ -3328,6 +3361,7 @@
           <w:p>
             <w:pPr>
               <w:pStyle w:val="Compact"/>
+              <w:keepNext/>
               <w:spacing w:before="0" w:after="0" w:lineRule="exact" w:line="220"/>
               <w:jc w:val="left"/>
             </w:pPr>
@@ -3346,6 +3380,7 @@
           <w:p>
             <w:pPr>
               <w:pStyle w:val="Compact"/>
+              <w:keepNext/>
               <w:spacing w:before="0" w:after="0" w:lineRule="exact" w:line="220"/>
               <w:jc w:val="left"/>
             </w:pPr>
@@ -3364,6 +3399,7 @@
           <w:p>
             <w:pPr>
               <w:pStyle w:val="Compact"/>
+              <w:keepNext/>
               <w:spacing w:before="0" w:after="0" w:lineRule="exact" w:line="220"/>
               <w:jc w:val="left"/>
             </w:pPr>
@@ -3387,6 +3423,7 @@
           <w:p>
             <w:pPr>
               <w:pStyle w:val="Compact"/>
+              <w:keepNext/>
               <w:spacing w:before="0" w:after="0" w:lineRule="exact" w:line="220"/>
               <w:jc w:val="left"/>
             </w:pPr>
@@ -3405,6 +3442,7 @@
           <w:p>
             <w:pPr>
               <w:pStyle w:val="Compact"/>
+              <w:keepNext/>
               <w:spacing w:before="0" w:after="0" w:lineRule="exact" w:line="220"/>
               <w:jc w:val="left"/>
             </w:pPr>
@@ -3423,6 +3461,7 @@
           <w:p>
             <w:pPr>
               <w:pStyle w:val="Compact"/>
+              <w:keepNext/>
               <w:spacing w:before="0" w:after="0" w:lineRule="exact" w:line="220"/>
               <w:jc w:val="left"/>
             </w:pPr>
@@ -3441,6 +3480,7 @@
           <w:p>
             <w:pPr>
               <w:pStyle w:val="Compact"/>
+              <w:keepNext/>
               <w:spacing w:before="0" w:after="0" w:lineRule="exact" w:line="220"/>
               <w:jc w:val="left"/>
             </w:pPr>
@@ -3890,6 +3930,7 @@
           <w:p>
             <w:pPr>
               <w:pStyle w:val="Compact"/>
+              <w:keepNext/>
               <w:spacing w:before="0" w:after="0" w:lineRule="exact" w:line="220"/>
               <w:jc w:val="left"/>
             </w:pPr>
@@ -3912,6 +3953,7 @@
           <w:p>
             <w:pPr>
               <w:pStyle w:val="Compact"/>
+              <w:keepNext/>
               <w:spacing w:before="0" w:after="0" w:lineRule="exact" w:line="220"/>
               <w:jc w:val="left"/>
             </w:pPr>
@@ -3934,6 +3976,7 @@
           <w:p>
             <w:pPr>
               <w:pStyle w:val="Compact"/>
+              <w:keepNext/>
               <w:spacing w:before="0" w:after="0" w:lineRule="exact" w:line="220"/>
               <w:jc w:val="left"/>
             </w:pPr>
@@ -3958,6 +4001,7 @@
           <w:p>
             <w:pPr>
               <w:pStyle w:val="Compact"/>
+              <w:keepNext/>
               <w:spacing w:before="0" w:after="0" w:lineRule="exact" w:line="220"/>
               <w:jc w:val="left"/>
             </w:pPr>
@@ -3976,6 +4020,7 @@
           <w:p>
             <w:pPr>
               <w:pStyle w:val="Compact"/>
+              <w:keepNext/>
               <w:spacing w:before="0" w:after="0" w:lineRule="exact" w:line="220"/>
               <w:jc w:val="left"/>
             </w:pPr>
@@ -3994,6 +4039,7 @@
           <w:p>
             <w:pPr>
               <w:pStyle w:val="Compact"/>
+              <w:keepNext/>
               <w:spacing w:before="0" w:after="0" w:lineRule="exact" w:line="220"/>
               <w:jc w:val="left"/>
             </w:pPr>
@@ -4017,6 +4063,7 @@
           <w:p>
             <w:pPr>
               <w:pStyle w:val="Compact"/>
+              <w:keepNext/>
               <w:spacing w:before="0" w:after="0" w:lineRule="exact" w:line="220"/>
               <w:jc w:val="left"/>
             </w:pPr>
@@ -4035,6 +4082,7 @@
           <w:p>
             <w:pPr>
               <w:pStyle w:val="Compact"/>
+              <w:keepNext/>
               <w:spacing w:before="0" w:after="0" w:lineRule="exact" w:line="220"/>
               <w:jc w:val="left"/>
             </w:pPr>
@@ -4053,6 +4101,7 @@
           <w:p>
             <w:pPr>
               <w:pStyle w:val="Compact"/>
+              <w:keepNext/>
               <w:spacing w:before="0" w:after="0" w:lineRule="exact" w:line="220"/>
               <w:jc w:val="left"/>
             </w:pPr>
@@ -4542,6 +4591,7 @@
           <w:p>
             <w:pPr>
               <w:pStyle w:val="Compact"/>
+              <w:keepNext/>
               <w:spacing w:before="0" w:after="0" w:lineRule="exact" w:line="220"/>
               <w:jc w:val="left"/>
             </w:pPr>
@@ -4560,6 +4610,7 @@
           <w:p>
             <w:pPr>
               <w:pStyle w:val="Compact"/>
+              <w:keepNext/>
               <w:spacing w:before="0" w:after="0" w:lineRule="exact" w:line="220"/>
               <w:jc w:val="left"/>
             </w:pPr>
@@ -4572,6 +4623,7 @@
           <w:p>
             <w:pPr>
               <w:pStyle w:val="Compact"/>
+              <w:keepNext/>
               <w:spacing w:before="0" w:after="0" w:lineRule="exact" w:line="220"/>
               <w:jc w:val="left"/>
             </w:pPr>
@@ -5292,6 +5344,7 @@
           <w:p>
             <w:pPr>
               <w:pStyle w:val="Compact"/>
+              <w:keepNext/>
               <w:spacing w:before="0" w:after="0" w:lineRule="exact" w:line="220"/>
               <w:jc w:val="left"/>
             </w:pPr>
@@ -5314,6 +5367,7 @@
           <w:p>
             <w:pPr>
               <w:pStyle w:val="Compact"/>
+              <w:keepNext/>
               <w:spacing w:before="0" w:after="0" w:lineRule="exact" w:line="220"/>
               <w:jc w:val="left"/>
             </w:pPr>
@@ -5336,6 +5390,7 @@
           <w:p>
             <w:pPr>
               <w:pStyle w:val="Compact"/>
+              <w:keepNext/>
               <w:spacing w:before="0" w:after="0" w:lineRule="exact" w:line="220"/>
               <w:jc w:val="left"/>
             </w:pPr>
@@ -5358,6 +5413,7 @@
           <w:p>
             <w:pPr>
               <w:pStyle w:val="Compact"/>
+              <w:keepNext/>
               <w:spacing w:before="0" w:after="0" w:lineRule="exact" w:line="220"/>
               <w:jc w:val="left"/>
             </w:pPr>
@@ -5382,6 +5438,7 @@
           <w:p>
             <w:pPr>
               <w:pStyle w:val="Compact"/>
+              <w:keepNext/>
               <w:spacing w:before="0" w:after="0" w:lineRule="exact" w:line="220"/>
               <w:jc w:val="left"/>
             </w:pPr>
@@ -5400,6 +5457,7 @@
           <w:p>
             <w:pPr>
               <w:pStyle w:val="Compact"/>
+              <w:keepNext/>
               <w:spacing w:before="0" w:after="0" w:lineRule="exact" w:line="220"/>
               <w:jc w:val="left"/>
             </w:pPr>
@@ -5418,6 +5476,7 @@
           <w:p>
             <w:pPr>
               <w:pStyle w:val="Compact"/>
+              <w:keepNext/>
               <w:spacing w:before="0" w:after="0" w:lineRule="exact" w:line="220"/>
               <w:jc w:val="left"/>
             </w:pPr>
@@ -5436,6 +5495,7 @@
           <w:p>
             <w:pPr>
               <w:pStyle w:val="Compact"/>
+              <w:keepNext/>
               <w:spacing w:before="0" w:after="0" w:lineRule="exact" w:line="220"/>
               <w:jc w:val="left"/>
             </w:pPr>
@@ -5459,6 +5519,7 @@
           <w:p>
             <w:pPr>
               <w:pStyle w:val="Compact"/>
+              <w:keepNext/>
               <w:spacing w:before="0" w:after="0" w:lineRule="exact" w:line="220"/>
               <w:jc w:val="left"/>
             </w:pPr>
@@ -5477,6 +5538,7 @@
           <w:p>
             <w:pPr>
               <w:pStyle w:val="Compact"/>
+              <w:keepNext/>
               <w:spacing w:before="0" w:after="0" w:lineRule="exact" w:line="220"/>
               <w:jc w:val="left"/>
             </w:pPr>
@@ -5495,6 +5557,7 @@
           <w:p>
             <w:pPr>
               <w:pStyle w:val="Compact"/>
+              <w:keepNext/>
               <w:spacing w:before="0" w:after="0" w:lineRule="exact" w:line="220"/>
               <w:jc w:val="left"/>
             </w:pPr>
@@ -5513,6 +5576,7 @@
           <w:p>
             <w:pPr>
               <w:pStyle w:val="Compact"/>
+              <w:keepNext/>
               <w:spacing w:before="0" w:after="0" w:lineRule="exact" w:line="220"/>
               <w:jc w:val="left"/>
             </w:pPr>
@@ -5936,6 +6000,7 @@
           <w:p>
             <w:pPr>
               <w:pStyle w:val="Compact"/>
+              <w:keepNext/>
               <w:spacing w:before="0" w:after="0" w:lineRule="exact" w:line="220"/>
               <w:jc w:val="left"/>
             </w:pPr>
@@ -5958,6 +6023,7 @@
           <w:p>
             <w:pPr>
               <w:pStyle w:val="Compact"/>
+              <w:keepNext/>
               <w:spacing w:before="0" w:after="0" w:lineRule="exact" w:line="220"/>
               <w:jc w:val="left"/>
             </w:pPr>
@@ -5980,6 +6046,7 @@
           <w:p>
             <w:pPr>
               <w:pStyle w:val="Compact"/>
+              <w:keepNext/>
               <w:spacing w:before="0" w:after="0" w:lineRule="exact" w:line="220"/>
               <w:jc w:val="left"/>
             </w:pPr>
@@ -6004,6 +6071,7 @@
           <w:p>
             <w:pPr>
               <w:pStyle w:val="Compact"/>
+              <w:keepNext/>
               <w:spacing w:before="0" w:after="0" w:lineRule="exact" w:line="220"/>
               <w:jc w:val="left"/>
             </w:pPr>
@@ -6022,6 +6090,7 @@
           <w:p>
             <w:pPr>
               <w:pStyle w:val="Compact"/>
+              <w:keepNext/>
               <w:spacing w:before="0" w:after="0" w:lineRule="exact" w:line="220"/>
               <w:jc w:val="left"/>
             </w:pPr>
@@ -6040,6 +6109,7 @@
           <w:p>
             <w:pPr>
               <w:pStyle w:val="Compact"/>
+              <w:keepNext/>
               <w:spacing w:before="0" w:after="0" w:lineRule="exact" w:line="220"/>
               <w:jc w:val="left"/>
             </w:pPr>
@@ -6063,6 +6133,7 @@
           <w:p>
             <w:pPr>
               <w:pStyle w:val="Compact"/>
+              <w:keepNext/>
               <w:spacing w:before="0" w:after="0" w:lineRule="exact" w:line="220"/>
               <w:jc w:val="left"/>
             </w:pPr>
@@ -6081,6 +6152,7 @@
           <w:p>
             <w:pPr>
               <w:pStyle w:val="Compact"/>
+              <w:keepNext/>
               <w:spacing w:before="0" w:after="0" w:lineRule="exact" w:line="220"/>
               <w:jc w:val="left"/>
             </w:pPr>
@@ -6099,6 +6171,7 @@
           <w:p>
             <w:pPr>
               <w:pStyle w:val="Compact"/>
+              <w:keepNext/>
               <w:spacing w:before="0" w:after="0" w:lineRule="exact" w:line="220"/>
               <w:jc w:val="left"/>
             </w:pPr>
@@ -6122,6 +6195,7 @@
           <w:p>
             <w:pPr>
               <w:pStyle w:val="Compact"/>
+              <w:keepNext/>
               <w:spacing w:before="0" w:after="0" w:lineRule="exact" w:line="220"/>
               <w:jc w:val="left"/>
             </w:pPr>
@@ -6140,6 +6214,7 @@
           <w:p>
             <w:pPr>
               <w:pStyle w:val="Compact"/>
+              <w:keepNext/>
               <w:spacing w:before="0" w:after="0" w:lineRule="exact" w:line="220"/>
               <w:jc w:val="left"/>
             </w:pPr>
@@ -6158,6 +6233,7 @@
           <w:p>
             <w:pPr>
               <w:pStyle w:val="Compact"/>
+              <w:keepNext/>
               <w:spacing w:before="0" w:after="0" w:lineRule="exact" w:line="220"/>
               <w:jc w:val="left"/>
             </w:pPr>
@@ -6573,6 +6649,7 @@
           <w:p>
             <w:pPr>
               <w:pStyle w:val="Compact"/>
+              <w:keepNext/>
               <w:spacing w:before="0" w:after="0" w:lineRule="exact" w:line="220"/>
               <w:jc w:val="left"/>
             </w:pPr>
@@ -6595,6 +6672,7 @@
           <w:p>
             <w:pPr>
               <w:pStyle w:val="Compact"/>
+              <w:keepNext/>
               <w:spacing w:before="0" w:after="0" w:lineRule="exact" w:line="220"/>
               <w:jc w:val="left"/>
             </w:pPr>
@@ -6617,6 +6695,7 @@
           <w:p>
             <w:pPr>
               <w:pStyle w:val="Compact"/>
+              <w:keepNext/>
               <w:spacing w:before="0" w:after="0" w:lineRule="exact" w:line="220"/>
               <w:jc w:val="left"/>
             </w:pPr>
@@ -6639,6 +6718,7 @@
           <w:p>
             <w:pPr>
               <w:pStyle w:val="Compact"/>
+              <w:keepNext/>
               <w:spacing w:before="0" w:after="0" w:lineRule="exact" w:line="220"/>
               <w:jc w:val="left"/>
             </w:pPr>
@@ -6661,6 +6741,7 @@
           <w:p>
             <w:pPr>
               <w:pStyle w:val="Compact"/>
+              <w:keepNext/>
               <w:spacing w:before="0" w:after="0" w:lineRule="exact" w:line="220"/>
               <w:jc w:val="left"/>
             </w:pPr>
@@ -6685,6 +6766,7 @@
           <w:p>
             <w:pPr>
               <w:pStyle w:val="Compact"/>
+              <w:keepNext/>
               <w:spacing w:before="0" w:after="0" w:lineRule="exact" w:line="220"/>
               <w:jc w:val="left"/>
             </w:pPr>
@@ -6703,6 +6785,7 @@
           <w:p>
             <w:pPr>
               <w:pStyle w:val="Compact"/>
+              <w:keepNext/>
               <w:spacing w:before="0" w:after="0" w:lineRule="exact" w:line="220"/>
               <w:jc w:val="left"/>
             </w:pPr>
@@ -6721,6 +6804,7 @@
           <w:p>
             <w:pPr>
               <w:pStyle w:val="Compact"/>
+              <w:keepNext/>
               <w:spacing w:before="0" w:after="0" w:lineRule="exact" w:line="220"/>
               <w:jc w:val="left"/>
             </w:pPr>
@@ -6739,6 +6823,7 @@
           <w:p>
             <w:pPr>
               <w:pStyle w:val="Compact"/>
+              <w:keepNext/>
               <w:spacing w:before="0" w:after="0" w:lineRule="exact" w:line="220"/>
               <w:jc w:val="left"/>
             </w:pPr>
@@ -6757,6 +6842,7 @@
           <w:p>
             <w:pPr>
               <w:pStyle w:val="Compact"/>
+              <w:keepNext/>
               <w:spacing w:before="0" w:after="0" w:lineRule="exact" w:line="220"/>
               <w:jc w:val="left"/>
             </w:pPr>
@@ -6780,6 +6866,7 @@
           <w:p>
             <w:pPr>
               <w:pStyle w:val="Compact"/>
+              <w:keepNext/>
               <w:spacing w:before="0" w:after="0" w:lineRule="exact" w:line="220"/>
               <w:jc w:val="left"/>
             </w:pPr>
@@ -6798,6 +6885,7 @@
           <w:p>
             <w:pPr>
               <w:pStyle w:val="Compact"/>
+              <w:keepNext/>
               <w:spacing w:before="0" w:after="0" w:lineRule="exact" w:line="220"/>
               <w:jc w:val="left"/>
             </w:pPr>
@@ -6816,6 +6904,7 @@
           <w:p>
             <w:pPr>
               <w:pStyle w:val="Compact"/>
+              <w:keepNext/>
               <w:spacing w:before="0" w:after="0" w:lineRule="exact" w:line="220"/>
               <w:jc w:val="left"/>
             </w:pPr>
@@ -6834,6 +6923,7 @@
           <w:p>
             <w:pPr>
               <w:pStyle w:val="Compact"/>
+              <w:keepNext/>
               <w:spacing w:before="0" w:after="0" w:lineRule="exact" w:line="220"/>
               <w:jc w:val="left"/>
             </w:pPr>
@@ -6852,6 +6942,7 @@
           <w:p>
             <w:pPr>
               <w:pStyle w:val="Compact"/>
+              <w:keepNext/>
               <w:spacing w:before="0" w:after="0" w:lineRule="exact" w:line="220"/>
               <w:jc w:val="left"/>
             </w:pPr>
@@ -6875,6 +6966,7 @@
           <w:p>
             <w:pPr>
               <w:pStyle w:val="Compact"/>
+              <w:keepNext/>
               <w:spacing w:before="0" w:after="0" w:lineRule="exact" w:line="220"/>
               <w:jc w:val="left"/>
             </w:pPr>
@@ -6893,6 +6985,7 @@
           <w:p>
             <w:pPr>
               <w:pStyle w:val="Compact"/>
+              <w:keepNext/>
               <w:spacing w:before="0" w:after="0" w:lineRule="exact" w:line="220"/>
               <w:jc w:val="left"/>
             </w:pPr>
@@ -6911,6 +7004,7 @@
           <w:p>
             <w:pPr>
               <w:pStyle w:val="Compact"/>
+              <w:keepNext/>
               <w:spacing w:before="0" w:after="0" w:lineRule="exact" w:line="220"/>
               <w:jc w:val="left"/>
             </w:pPr>
@@ -6929,6 +7023,7 @@
           <w:p>
             <w:pPr>
               <w:pStyle w:val="Compact"/>
+              <w:keepNext/>
               <w:spacing w:before="0" w:after="0" w:lineRule="exact" w:line="220"/>
               <w:jc w:val="left"/>
             </w:pPr>
@@ -6947,6 +7042,7 @@
           <w:p>
             <w:pPr>
               <w:pStyle w:val="Compact"/>
+              <w:keepNext/>
               <w:spacing w:before="0" w:after="0" w:lineRule="exact" w:line="220"/>
               <w:jc w:val="left"/>
             </w:pPr>
@@ -6970,6 +7066,7 @@
           <w:p>
             <w:pPr>
               <w:pStyle w:val="Compact"/>
+              <w:keepNext/>
               <w:spacing w:before="0" w:after="0" w:lineRule="exact" w:line="220"/>
               <w:jc w:val="left"/>
             </w:pPr>
@@ -6988,6 +7085,7 @@
           <w:p>
             <w:pPr>
               <w:pStyle w:val="Compact"/>
+              <w:keepNext/>
               <w:spacing w:before="0" w:after="0" w:lineRule="exact" w:line="220"/>
               <w:jc w:val="left"/>
             </w:pPr>
@@ -7006,6 +7104,7 @@
           <w:p>
             <w:pPr>
               <w:pStyle w:val="Compact"/>
+              <w:keepNext/>
               <w:spacing w:before="0" w:after="0" w:lineRule="exact" w:line="220"/>
               <w:jc w:val="left"/>
             </w:pPr>
@@ -7024,6 +7123,7 @@
           <w:p>
             <w:pPr>
               <w:pStyle w:val="Compact"/>
+              <w:keepNext/>
               <w:spacing w:before="0" w:after="0" w:lineRule="exact" w:line="220"/>
               <w:jc w:val="left"/>
             </w:pPr>
@@ -7042,6 +7142,7 @@
           <w:p>
             <w:pPr>
               <w:pStyle w:val="Compact"/>
+              <w:keepNext/>
               <w:spacing w:before="0" w:after="0" w:lineRule="exact" w:line="220"/>
               <w:jc w:val="left"/>
             </w:pPr>
@@ -7419,6 +7520,7 @@
           <w:p>
             <w:pPr>
               <w:pStyle w:val="Compact"/>
+              <w:keepNext/>
               <w:spacing w:before="0" w:after="0" w:lineRule="exact" w:line="220"/>
               <w:jc w:val="left"/>
             </w:pPr>
@@ -7441,6 +7543,7 @@
           <w:p>
             <w:pPr>
               <w:pStyle w:val="Compact"/>
+              <w:keepNext/>
               <w:spacing w:before="0" w:after="0" w:lineRule="exact" w:line="220"/>
               <w:jc w:val="left"/>
             </w:pPr>
@@ -7463,6 +7566,7 @@
           <w:p>
             <w:pPr>
               <w:pStyle w:val="Compact"/>
+              <w:keepNext/>
               <w:spacing w:before="0" w:after="0" w:lineRule="exact" w:line="220"/>
               <w:jc w:val="left"/>
             </w:pPr>
@@ -7485,6 +7589,7 @@
           <w:p>
             <w:pPr>
               <w:pStyle w:val="Compact"/>
+              <w:keepNext/>
               <w:spacing w:before="0" w:after="0" w:lineRule="exact" w:line="220"/>
               <w:jc w:val="left"/>
             </w:pPr>
@@ -7507,6 +7612,7 @@
           <w:p>
             <w:pPr>
               <w:pStyle w:val="Compact"/>
+              <w:keepNext/>
               <w:spacing w:before="0" w:after="0" w:lineRule="exact" w:line="220"/>
               <w:jc w:val="left"/>
             </w:pPr>
@@ -7531,6 +7637,7 @@
           <w:p>
             <w:pPr>
               <w:pStyle w:val="Compact"/>
+              <w:keepNext/>
               <w:spacing w:before="0" w:after="0" w:lineRule="exact" w:line="220"/>
               <w:jc w:val="left"/>
             </w:pPr>
@@ -7549,6 +7656,7 @@
           <w:p>
             <w:pPr>
               <w:pStyle w:val="Compact"/>
+              <w:keepNext/>
               <w:spacing w:before="0" w:after="0" w:lineRule="exact" w:line="220"/>
               <w:jc w:val="left"/>
             </w:pPr>
@@ -7567,6 +7675,7 @@
           <w:p>
             <w:pPr>
               <w:pStyle w:val="Compact"/>
+              <w:keepNext/>
               <w:spacing w:before="0" w:after="0" w:lineRule="exact" w:line="220"/>
               <w:jc w:val="left"/>
             </w:pPr>
@@ -7585,6 +7694,7 @@
           <w:p>
             <w:pPr>
               <w:pStyle w:val="Compact"/>
+              <w:keepNext/>
               <w:spacing w:before="0" w:after="0" w:lineRule="exact" w:line="220"/>
               <w:jc w:val="left"/>
             </w:pPr>
@@ -7603,6 +7713,7 @@
           <w:p>
             <w:pPr>
               <w:pStyle w:val="Compact"/>
+              <w:keepNext/>
               <w:spacing w:before="0" w:after="0" w:lineRule="exact" w:line="220"/>
               <w:jc w:val="left"/>
             </w:pPr>
@@ -7626,6 +7737,7 @@
           <w:p>
             <w:pPr>
               <w:pStyle w:val="Compact"/>
+              <w:keepNext/>
               <w:spacing w:before="0" w:after="0" w:lineRule="exact" w:line="220"/>
               <w:jc w:val="left"/>
             </w:pPr>
@@ -7644,6 +7756,7 @@
           <w:p>
             <w:pPr>
               <w:pStyle w:val="Compact"/>
+              <w:keepNext/>
               <w:spacing w:before="0" w:after="0" w:lineRule="exact" w:line="220"/>
               <w:jc w:val="left"/>
             </w:pPr>
@@ -7662,6 +7775,7 @@
           <w:p>
             <w:pPr>
               <w:pStyle w:val="Compact"/>
+              <w:keepNext/>
               <w:spacing w:before="0" w:after="0" w:lineRule="exact" w:line="220"/>
               <w:jc w:val="left"/>
             </w:pPr>
@@ -7680,6 +7794,7 @@
           <w:p>
             <w:pPr>
               <w:pStyle w:val="Compact"/>
+              <w:keepNext/>
               <w:spacing w:before="0" w:after="0" w:lineRule="exact" w:line="220"/>
               <w:jc w:val="left"/>
             </w:pPr>
@@ -7698,6 +7813,7 @@
           <w:p>
             <w:pPr>
               <w:pStyle w:val="Compact"/>
+              <w:keepNext/>
               <w:spacing w:before="0" w:after="0" w:lineRule="exact" w:line="220"/>
               <w:jc w:val="left"/>
             </w:pPr>
@@ -8005,6 +8121,7 @@
           <w:p>
             <w:pPr>
               <w:pStyle w:val="Compact"/>
+              <w:keepNext/>
               <w:spacing w:before="0" w:after="0" w:lineRule="exact" w:line="220"/>
               <w:jc w:val="left"/>
             </w:pPr>
@@ -8027,6 +8144,7 @@
           <w:p>
             <w:pPr>
               <w:pStyle w:val="Compact"/>
+              <w:keepNext/>
               <w:spacing w:before="0" w:after="0" w:lineRule="exact" w:line="220"/>
               <w:jc w:val="left"/>
             </w:pPr>
@@ -8049,6 +8167,7 @@
           <w:p>
             <w:pPr>
               <w:pStyle w:val="Compact"/>
+              <w:keepNext/>
               <w:spacing w:before="0" w:after="0" w:lineRule="exact" w:line="220"/>
               <w:jc w:val="left"/>
             </w:pPr>
@@ -8073,6 +8192,7 @@
           <w:p>
             <w:pPr>
               <w:pStyle w:val="Compact"/>
+              <w:keepNext/>
               <w:spacing w:before="0" w:after="0" w:lineRule="exact" w:line="220"/>
               <w:jc w:val="left"/>
             </w:pPr>
@@ -8091,6 +8211,7 @@
           <w:p>
             <w:pPr>
               <w:pStyle w:val="Compact"/>
+              <w:keepNext/>
               <w:spacing w:before="0" w:after="0" w:lineRule="exact" w:line="220"/>
               <w:jc w:val="left"/>
             </w:pPr>
@@ -8109,6 +8230,7 @@
           <w:p>
             <w:pPr>
               <w:pStyle w:val="Compact"/>
+              <w:keepNext/>
               <w:spacing w:before="0" w:after="0" w:lineRule="exact" w:line="220"/>
               <w:jc w:val="left"/>
             </w:pPr>
@@ -8132,6 +8254,7 @@
           <w:p>
             <w:pPr>
               <w:pStyle w:val="Compact"/>
+              <w:keepNext/>
               <w:spacing w:before="0" w:after="0" w:lineRule="exact" w:line="220"/>
               <w:jc w:val="left"/>
             </w:pPr>
@@ -8150,6 +8273,7 @@
           <w:p>
             <w:pPr>
               <w:pStyle w:val="Compact"/>
+              <w:keepNext/>
               <w:spacing w:before="0" w:after="0" w:lineRule="exact" w:line="220"/>
               <w:jc w:val="left"/>
             </w:pPr>
@@ -8168,6 +8292,7 @@
           <w:p>
             <w:pPr>
               <w:pStyle w:val="Compact"/>
+              <w:keepNext/>
               <w:spacing w:before="0" w:after="0" w:lineRule="exact" w:line="220"/>
               <w:jc w:val="left"/>
             </w:pPr>
@@ -8191,6 +8316,7 @@
           <w:p>
             <w:pPr>
               <w:pStyle w:val="Compact"/>
+              <w:keepNext/>
               <w:spacing w:before="0" w:after="0" w:lineRule="exact" w:line="220"/>
               <w:jc w:val="left"/>
             </w:pPr>
@@ -8209,6 +8335,7 @@
           <w:p>
             <w:pPr>
               <w:pStyle w:val="Compact"/>
+              <w:keepNext/>
               <w:spacing w:before="0" w:after="0" w:lineRule="exact" w:line="220"/>
               <w:jc w:val="left"/>
             </w:pPr>
@@ -8227,6 +8354,7 @@
           <w:p>
             <w:pPr>
               <w:pStyle w:val="Compact"/>
+              <w:keepNext/>
               <w:spacing w:before="0" w:after="0" w:lineRule="exact" w:line="220"/>
               <w:jc w:val="left"/>
             </w:pPr>
@@ -8250,6 +8378,7 @@
           <w:p>
             <w:pPr>
               <w:pStyle w:val="Compact"/>
+              <w:keepNext/>
               <w:spacing w:before="0" w:after="0" w:lineRule="exact" w:line="220"/>
               <w:jc w:val="left"/>
             </w:pPr>
@@ -8268,6 +8397,7 @@
           <w:p>
             <w:pPr>
               <w:pStyle w:val="Compact"/>
+              <w:keepNext/>
               <w:spacing w:before="0" w:after="0" w:lineRule="exact" w:line="220"/>
               <w:jc w:val="left"/>
             </w:pPr>
@@ -8286,6 +8416,7 @@
           <w:p>
             <w:pPr>
               <w:pStyle w:val="Compact"/>
+              <w:keepNext/>
               <w:spacing w:before="0" w:after="0" w:lineRule="exact" w:line="220"/>
               <w:jc w:val="left"/>
             </w:pPr>
@@ -8309,6 +8440,7 @@
           <w:p>
             <w:pPr>
               <w:pStyle w:val="Compact"/>
+              <w:keepNext/>
               <w:spacing w:before="0" w:after="0" w:lineRule="exact" w:line="220"/>
               <w:jc w:val="left"/>
             </w:pPr>
@@ -8327,6 +8459,7 @@
           <w:p>
             <w:pPr>
               <w:pStyle w:val="Compact"/>
+              <w:keepNext/>
               <w:spacing w:before="0" w:after="0" w:lineRule="exact" w:line="220"/>
               <w:jc w:val="left"/>
             </w:pPr>
@@ -8345,6 +8478,7 @@
           <w:p>
             <w:pPr>
               <w:pStyle w:val="Compact"/>
+              <w:keepNext/>
               <w:spacing w:before="0" w:after="0" w:lineRule="exact" w:line="220"/>
               <w:jc w:val="left"/>
             </w:pPr>
@@ -8368,6 +8502,7 @@
           <w:p>
             <w:pPr>
               <w:pStyle w:val="Compact"/>
+              <w:keepNext/>
               <w:spacing w:before="0" w:after="0" w:lineRule="exact" w:line="220"/>
               <w:jc w:val="left"/>
             </w:pPr>
@@ -8386,6 +8521,7 @@
           <w:p>
             <w:pPr>
               <w:pStyle w:val="Compact"/>
+              <w:keepNext/>
               <w:spacing w:before="0" w:after="0" w:lineRule="exact" w:line="220"/>
               <w:jc w:val="left"/>
             </w:pPr>
@@ -8404,6 +8540,7 @@
           <w:p>
             <w:pPr>
               <w:pStyle w:val="Compact"/>
+              <w:keepNext/>
               <w:spacing w:before="0" w:after="0" w:lineRule="exact" w:line="220"/>
               <w:jc w:val="left"/>
             </w:pPr>
@@ -8594,6 +8731,7 @@
           <w:p>
             <w:pPr>
               <w:pStyle w:val="Compact"/>
+              <w:keepNext/>
               <w:spacing w:before="0" w:after="0" w:lineRule="exact" w:line="220"/>
               <w:jc w:val="left"/>
             </w:pPr>
@@ -8616,6 +8754,7 @@
           <w:p>
             <w:pPr>
               <w:pStyle w:val="Compact"/>
+              <w:keepNext/>
               <w:spacing w:before="0" w:after="0" w:lineRule="exact" w:line="220"/>
               <w:jc w:val="left"/>
             </w:pPr>
@@ -8638,6 +8777,7 @@
           <w:p>
             <w:pPr>
               <w:pStyle w:val="Compact"/>
+              <w:keepNext/>
               <w:spacing w:before="0" w:after="0" w:lineRule="exact" w:line="220"/>
               <w:jc w:val="left"/>
             </w:pPr>
@@ -8660,6 +8800,7 @@
           <w:p>
             <w:pPr>
               <w:pStyle w:val="Compact"/>
+              <w:keepNext/>
               <w:spacing w:before="0" w:after="0" w:lineRule="exact" w:line="220"/>
               <w:jc w:val="left"/>
             </w:pPr>
@@ -8684,6 +8825,7 @@
           <w:p>
             <w:pPr>
               <w:pStyle w:val="Compact"/>
+              <w:keepNext/>
               <w:spacing w:before="0" w:after="0" w:lineRule="exact" w:line="220"/>
               <w:jc w:val="left"/>
             </w:pPr>
@@ -8704,6 +8846,7 @@
           <w:p>
             <w:pPr>
               <w:pStyle w:val="Compact"/>
+              <w:keepNext/>
               <w:spacing w:before="0" w:after="0" w:lineRule="exact" w:line="220"/>
               <w:jc w:val="left"/>
             </w:pPr>
@@ -8716,6 +8859,7 @@
           <w:p>
             <w:pPr>
               <w:pStyle w:val="Compact"/>
+              <w:keepNext/>
               <w:spacing w:before="0" w:after="0" w:lineRule="exact" w:line="220"/>
               <w:jc w:val="left"/>
             </w:pPr>
@@ -8728,6 +8872,7 @@
           <w:p>
             <w:pPr>
               <w:pStyle w:val="Compact"/>
+              <w:keepNext/>
               <w:spacing w:before="0" w:after="0" w:lineRule="exact" w:line="220"/>
               <w:jc w:val="left"/>
             </w:pPr>
@@ -8745,6 +8890,7 @@
           <w:p>
             <w:pPr>
               <w:pStyle w:val="Compact"/>
+              <w:keepNext/>
               <w:spacing w:before="0" w:after="0" w:lineRule="exact" w:line="220"/>
               <w:jc w:val="left"/>
             </w:pPr>
@@ -8763,6 +8909,7 @@
           <w:p>
             <w:pPr>
               <w:pStyle w:val="Compact"/>
+              <w:keepNext/>
               <w:spacing w:before="0" w:after="0" w:lineRule="exact" w:line="220"/>
               <w:jc w:val="left"/>
             </w:pPr>
@@ -8781,6 +8928,7 @@
           <w:p>
             <w:pPr>
               <w:pStyle w:val="Compact"/>
+              <w:keepNext/>
               <w:spacing w:before="0" w:after="0" w:lineRule="exact" w:line="220"/>
               <w:jc w:val="left"/>
             </w:pPr>
@@ -8799,6 +8947,7 @@
           <w:p>
             <w:pPr>
               <w:pStyle w:val="Compact"/>
+              <w:keepNext/>
               <w:spacing w:before="0" w:after="0" w:lineRule="exact" w:line="220"/>
               <w:jc w:val="left"/>
             </w:pPr>
@@ -9730,6 +9879,7 @@
           <w:p>
             <w:pPr>
               <w:pStyle w:val="Compact"/>
+              <w:keepNext/>
               <w:spacing w:before="0" w:after="0" w:lineRule="exact" w:line="220"/>
               <w:jc w:val="left"/>
             </w:pPr>
@@ -9748,6 +9898,7 @@
           <w:p>
             <w:pPr>
               <w:pStyle w:val="Compact"/>
+              <w:keepNext/>
               <w:spacing w:before="0" w:after="0" w:lineRule="exact" w:line="220"/>
               <w:jc w:val="left"/>
             </w:pPr>
@@ -9766,6 +9917,7 @@
           <w:p>
             <w:pPr>
               <w:pStyle w:val="Compact"/>
+              <w:keepNext/>
               <w:spacing w:before="0" w:after="0" w:lineRule="exact" w:line="220"/>
               <w:jc w:val="left"/>
             </w:pPr>
@@ -9784,6 +9936,7 @@
           <w:p>
             <w:pPr>
               <w:pStyle w:val="Compact"/>
+              <w:keepNext/>
               <w:spacing w:before="0" w:after="0" w:lineRule="exact" w:line="220"/>
               <w:jc w:val="left"/>
             </w:pPr>
@@ -9950,6 +10103,7 @@
           <w:p>
             <w:pPr>
               <w:pStyle w:val="Compact"/>
+              <w:keepNext/>
               <w:spacing w:before="0" w:after="0" w:lineRule="exact" w:line="220"/>
               <w:jc w:val="left"/>
             </w:pPr>
@@ -9972,6 +10126,7 @@
           <w:p>
             <w:pPr>
               <w:pStyle w:val="Compact"/>
+              <w:keepNext/>
               <w:spacing w:before="0" w:after="0" w:lineRule="exact" w:line="220"/>
               <w:jc w:val="left"/>
             </w:pPr>
@@ -9994,6 +10149,7 @@
           <w:p>
             <w:pPr>
               <w:pStyle w:val="Compact"/>
+              <w:keepNext/>
               <w:spacing w:before="0" w:after="0" w:lineRule="exact" w:line="220"/>
               <w:jc w:val="left"/>
             </w:pPr>
@@ -10016,6 +10172,7 @@
           <w:p>
             <w:pPr>
               <w:pStyle w:val="Compact"/>
+              <w:keepNext/>
               <w:spacing w:before="0" w:after="0" w:lineRule="exact" w:line="220"/>
               <w:jc w:val="left"/>
             </w:pPr>
@@ -10038,6 +10195,7 @@
           <w:p>
             <w:pPr>
               <w:pStyle w:val="Compact"/>
+              <w:keepNext/>
               <w:spacing w:before="0" w:after="0" w:lineRule="exact" w:line="220"/>
               <w:jc w:val="left"/>
             </w:pPr>
@@ -10060,6 +10218,7 @@
           <w:p>
             <w:pPr>
               <w:pStyle w:val="Compact"/>
+              <w:keepNext/>
               <w:spacing w:before="0" w:after="0" w:lineRule="exact" w:line="220"/>
               <w:jc w:val="left"/>
             </w:pPr>
@@ -10084,6 +10243,7 @@
           <w:p>
             <w:pPr>
               <w:pStyle w:val="Compact"/>
+              <w:keepNext/>
               <w:spacing w:before="0" w:after="0" w:lineRule="exact" w:line="220"/>
               <w:jc w:val="left"/>
             </w:pPr>
@@ -10102,6 +10262,7 @@
           <w:p>
             <w:pPr>
               <w:pStyle w:val="Compact"/>
+              <w:keepNext/>
               <w:spacing w:before="0" w:after="0" w:lineRule="exact" w:line="220"/>
               <w:jc w:val="left"/>
             </w:pPr>
@@ -10120,6 +10281,7 @@
           <w:p>
             <w:pPr>
               <w:pStyle w:val="Compact"/>
+              <w:keepNext/>
               <w:spacing w:before="0" w:after="0" w:lineRule="exact" w:line="220"/>
               <w:jc w:val="left"/>
             </w:pPr>
@@ -10138,6 +10300,7 @@
           <w:p>
             <w:pPr>
               <w:pStyle w:val="Compact"/>
+              <w:keepNext/>
               <w:spacing w:before="0" w:after="0" w:lineRule="exact" w:line="220"/>
               <w:jc w:val="left"/>
             </w:pPr>
@@ -10156,6 +10319,7 @@
           <w:p>
             <w:pPr>
               <w:pStyle w:val="Compact"/>
+              <w:keepNext/>
               <w:spacing w:before="0" w:after="0" w:lineRule="exact" w:line="220"/>
               <w:jc w:val="left"/>
             </w:pPr>
@@ -10174,6 +10338,7 @@
           <w:p>
             <w:pPr>
               <w:pStyle w:val="Compact"/>
+              <w:keepNext/>
               <w:spacing w:before="0" w:after="0" w:lineRule="exact" w:line="220"/>
               <w:jc w:val="left"/>
             </w:pPr>
@@ -10197,6 +10362,7 @@
           <w:p>
             <w:pPr>
               <w:pStyle w:val="Compact"/>
+              <w:keepNext/>
               <w:spacing w:before="0" w:after="0" w:lineRule="exact" w:line="220"/>
               <w:jc w:val="left"/>
             </w:pPr>
@@ -10215,6 +10381,7 @@
           <w:p>
             <w:pPr>
               <w:pStyle w:val="Compact"/>
+              <w:keepNext/>
               <w:spacing w:before="0" w:after="0" w:lineRule="exact" w:line="220"/>
               <w:jc w:val="left"/>
             </w:pPr>
@@ -10233,6 +10400,7 @@
           <w:p>
             <w:pPr>
               <w:pStyle w:val="Compact"/>
+              <w:keepNext/>
               <w:spacing w:before="0" w:after="0" w:lineRule="exact" w:line="220"/>
               <w:jc w:val="left"/>
             </w:pPr>
@@ -10251,6 +10419,7 @@
           <w:p>
             <w:pPr>
               <w:pStyle w:val="Compact"/>
+              <w:keepNext/>
               <w:spacing w:before="0" w:after="0" w:lineRule="exact" w:line="220"/>
               <w:jc w:val="left"/>
             </w:pPr>
@@ -10269,6 +10438,7 @@
           <w:p>
             <w:pPr>
               <w:pStyle w:val="Compact"/>
+              <w:keepNext/>
               <w:spacing w:before="0" w:after="0" w:lineRule="exact" w:line="220"/>
               <w:jc w:val="left"/>
             </w:pPr>
@@ -10287,6 +10457,7 @@
           <w:p>
             <w:pPr>
               <w:pStyle w:val="Compact"/>
+              <w:keepNext/>
               <w:spacing w:before="0" w:after="0" w:lineRule="exact" w:line="220"/>
               <w:jc w:val="left"/>
             </w:pPr>
@@ -10310,6 +10481,7 @@
           <w:p>
             <w:pPr>
               <w:pStyle w:val="Compact"/>
+              <w:keepNext/>
               <w:spacing w:before="0" w:after="0" w:lineRule="exact" w:line="220"/>
               <w:jc w:val="left"/>
             </w:pPr>
@@ -10328,6 +10500,7 @@
           <w:p>
             <w:pPr>
               <w:pStyle w:val="Compact"/>
+              <w:keepNext/>
               <w:spacing w:before="0" w:after="0" w:lineRule="exact" w:line="220"/>
               <w:jc w:val="left"/>
             </w:pPr>
@@ -10346,6 +10519,7 @@
           <w:p>
             <w:pPr>
               <w:pStyle w:val="Compact"/>
+              <w:keepNext/>
               <w:spacing w:before="0" w:after="0" w:lineRule="exact" w:line="220"/>
               <w:jc w:val="left"/>
             </w:pPr>
@@ -10364,6 +10538,7 @@
           <w:p>
             <w:pPr>
               <w:pStyle w:val="Compact"/>
+              <w:keepNext/>
               <w:spacing w:before="0" w:after="0" w:lineRule="exact" w:line="220"/>
               <w:jc w:val="left"/>
             </w:pPr>
@@ -10382,6 +10557,7 @@
           <w:p>
             <w:pPr>
               <w:pStyle w:val="Compact"/>
+              <w:keepNext/>
               <w:spacing w:before="0" w:after="0" w:lineRule="exact" w:line="220"/>
               <w:jc w:val="left"/>
             </w:pPr>
@@ -10400,6 +10576,7 @@
           <w:p>
             <w:pPr>
               <w:pStyle w:val="Compact"/>
+              <w:keepNext/>
               <w:spacing w:before="0" w:after="0" w:lineRule="exact" w:line="220"/>
               <w:jc w:val="left"/>
             </w:pPr>
@@ -10644,6 +10821,7 @@
           <w:p>
             <w:pPr>
               <w:pStyle w:val="Compact"/>
+              <w:keepNext/>
               <w:spacing w:before="0" w:after="0" w:lineRule="exact" w:line="220"/>
               <w:jc w:val="left"/>
             </w:pPr>
@@ -10666,6 +10844,7 @@
           <w:p>
             <w:pPr>
               <w:pStyle w:val="Compact"/>
+              <w:keepNext/>
               <w:spacing w:before="0" w:after="0" w:lineRule="exact" w:line="220"/>
               <w:jc w:val="left"/>
             </w:pPr>
@@ -10688,6 +10867,7 @@
           <w:p>
             <w:pPr>
               <w:pStyle w:val="Compact"/>
+              <w:keepNext/>
               <w:spacing w:before="0" w:after="0" w:lineRule="exact" w:line="220"/>
               <w:jc w:val="left"/>
             </w:pPr>
@@ -10710,6 +10890,7 @@
           <w:p>
             <w:pPr>
               <w:pStyle w:val="Compact"/>
+              <w:keepNext/>
               <w:spacing w:before="0" w:after="0" w:lineRule="exact" w:line="220"/>
               <w:jc w:val="left"/>
             </w:pPr>
@@ -10732,6 +10913,7 @@
           <w:p>
             <w:pPr>
               <w:pStyle w:val="Compact"/>
+              <w:keepNext/>
               <w:spacing w:before="0" w:after="0" w:lineRule="exact" w:line="220"/>
               <w:jc w:val="left"/>
             </w:pPr>
@@ -10756,6 +10938,7 @@
           <w:p>
             <w:pPr>
               <w:pStyle w:val="Compact"/>
+              <w:keepNext/>
               <w:spacing w:before="0" w:after="0" w:lineRule="exact" w:line="220"/>
               <w:jc w:val="left"/>
             </w:pPr>
@@ -10774,6 +10957,7 @@
           <w:p>
             <w:pPr>
               <w:pStyle w:val="Compact"/>
+              <w:keepNext/>
               <w:spacing w:before="0" w:after="0" w:lineRule="exact" w:line="220"/>
               <w:jc w:val="left"/>
             </w:pPr>
@@ -10792,6 +10976,7 @@
           <w:p>
             <w:pPr>
               <w:pStyle w:val="Compact"/>
+              <w:keepNext/>
               <w:spacing w:before="0" w:after="0" w:lineRule="exact" w:line="220"/>
               <w:jc w:val="left"/>
             </w:pPr>
@@ -10810,6 +10995,7 @@
           <w:p>
             <w:pPr>
               <w:pStyle w:val="Compact"/>
+              <w:keepNext/>
               <w:spacing w:before="0" w:after="0" w:lineRule="exact" w:line="220"/>
               <w:jc w:val="left"/>
             </w:pPr>
@@ -10828,6 +11014,7 @@
           <w:p>
             <w:pPr>
               <w:pStyle w:val="Compact"/>
+              <w:keepNext/>
               <w:spacing w:before="0" w:after="0" w:lineRule="exact" w:line="220"/>
               <w:jc w:val="left"/>
             </w:pPr>
@@ -10851,6 +11038,7 @@
           <w:p>
             <w:pPr>
               <w:pStyle w:val="Compact"/>
+              <w:keepNext/>
               <w:spacing w:before="0" w:after="0" w:lineRule="exact" w:line="220"/>
               <w:jc w:val="left"/>
             </w:pPr>
@@ -10869,6 +11057,7 @@
           <w:p>
             <w:pPr>
               <w:pStyle w:val="Compact"/>
+              <w:keepNext/>
               <w:spacing w:before="0" w:after="0" w:lineRule="exact" w:line="220"/>
               <w:jc w:val="left"/>
             </w:pPr>
@@ -10887,6 +11076,7 @@
           <w:p>
             <w:pPr>
               <w:pStyle w:val="Compact"/>
+              <w:keepNext/>
               <w:spacing w:before="0" w:after="0" w:lineRule="exact" w:line="220"/>
               <w:jc w:val="left"/>
             </w:pPr>
@@ -10905,6 +11095,7 @@
           <w:p>
             <w:pPr>
               <w:pStyle w:val="Compact"/>
+              <w:keepNext/>
               <w:spacing w:before="0" w:after="0" w:lineRule="exact" w:line="220"/>
               <w:jc w:val="left"/>
             </w:pPr>
@@ -10923,6 +11114,7 @@
           <w:p>
             <w:pPr>
               <w:pStyle w:val="Compact"/>
+              <w:keepNext/>
               <w:spacing w:before="0" w:after="0" w:lineRule="exact" w:line="220"/>
               <w:jc w:val="left"/>
             </w:pPr>
@@ -10946,6 +11138,7 @@
           <w:p>
             <w:pPr>
               <w:pStyle w:val="Compact"/>
+              <w:keepNext/>
               <w:spacing w:before="0" w:after="0" w:lineRule="exact" w:line="220"/>
               <w:jc w:val="left"/>
             </w:pPr>
@@ -10964,6 +11157,7 @@
           <w:p>
             <w:pPr>
               <w:pStyle w:val="Compact"/>
+              <w:keepNext/>
               <w:spacing w:before="0" w:after="0" w:lineRule="exact" w:line="220"/>
               <w:jc w:val="left"/>
             </w:pPr>
@@ -10982,6 +11176,7 @@
           <w:p>
             <w:pPr>
               <w:pStyle w:val="Compact"/>
+              <w:keepNext/>
               <w:spacing w:before="0" w:after="0" w:lineRule="exact" w:line="220"/>
               <w:jc w:val="left"/>
             </w:pPr>
@@ -11000,6 +11195,7 @@
           <w:p>
             <w:pPr>
               <w:pStyle w:val="Compact"/>
+              <w:keepNext/>
               <w:spacing w:before="0" w:after="0" w:lineRule="exact" w:line="220"/>
               <w:jc w:val="left"/>
             </w:pPr>
@@ -11018,6 +11214,7 @@
           <w:p>
             <w:pPr>
               <w:pStyle w:val="Compact"/>
+              <w:keepNext/>
               <w:spacing w:before="0" w:after="0" w:lineRule="exact" w:line="220"/>
               <w:jc w:val="left"/>
             </w:pPr>
@@ -11041,6 +11238,7 @@
           <w:p>
             <w:pPr>
               <w:pStyle w:val="Compact"/>
+              <w:keepNext/>
               <w:spacing w:before="0" w:after="0" w:lineRule="exact" w:line="220"/>
               <w:jc w:val="left"/>
             </w:pPr>
@@ -11059,6 +11257,7 @@
           <w:p>
             <w:pPr>
               <w:pStyle w:val="Compact"/>
+              <w:keepNext/>
               <w:spacing w:before="0" w:after="0" w:lineRule="exact" w:line="220"/>
               <w:jc w:val="left"/>
             </w:pPr>
@@ -11077,6 +11276,7 @@
           <w:p>
             <w:pPr>
               <w:pStyle w:val="Compact"/>
+              <w:keepNext/>
               <w:spacing w:before="0" w:after="0" w:lineRule="exact" w:line="220"/>
               <w:jc w:val="left"/>
             </w:pPr>
@@ -11095,6 +11295,7 @@
           <w:p>
             <w:pPr>
               <w:pStyle w:val="Compact"/>
+              <w:keepNext/>
               <w:spacing w:before="0" w:after="0" w:lineRule="exact" w:line="220"/>
               <w:jc w:val="left"/>
             </w:pPr>
@@ -11113,6 +11314,7 @@
           <w:p>
             <w:pPr>
               <w:pStyle w:val="Compact"/>
+              <w:keepNext/>
               <w:spacing w:before="0" w:after="0" w:lineRule="exact" w:line="220"/>
               <w:jc w:val="left"/>
             </w:pPr>
@@ -11455,6 +11657,7 @@
           <w:p>
             <w:pPr>
               <w:pStyle w:val="Compact"/>
+              <w:keepNext/>
               <w:spacing w:before="0" w:after="0" w:lineRule="exact" w:line="220"/>
               <w:jc w:val="left"/>
             </w:pPr>
@@ -11477,6 +11680,7 @@
           <w:p>
             <w:pPr>
               <w:pStyle w:val="Compact"/>
+              <w:keepNext/>
               <w:spacing w:before="0" w:after="0" w:lineRule="exact" w:line="220"/>
               <w:jc w:val="left"/>
             </w:pPr>
@@ -11499,6 +11703,7 @@
           <w:p>
             <w:pPr>
               <w:pStyle w:val="Compact"/>
+              <w:keepNext/>
               <w:spacing w:before="0" w:after="0" w:lineRule="exact" w:line="220"/>
               <w:jc w:val="left"/>
             </w:pPr>
@@ -11521,6 +11726,7 @@
           <w:p>
             <w:pPr>
               <w:pStyle w:val="Compact"/>
+              <w:keepNext/>
               <w:spacing w:before="0" w:after="0" w:lineRule="exact" w:line="220"/>
               <w:jc w:val="left"/>
             </w:pPr>
@@ -11543,6 +11749,7 @@
           <w:p>
             <w:pPr>
               <w:pStyle w:val="Compact"/>
+              <w:keepNext/>
               <w:spacing w:before="0" w:after="0" w:lineRule="exact" w:line="220"/>
               <w:jc w:val="left"/>
             </w:pPr>
@@ -11567,6 +11774,7 @@
           <w:p>
             <w:pPr>
               <w:pStyle w:val="Compact"/>
+              <w:keepNext/>
               <w:spacing w:before="0" w:after="0" w:lineRule="exact" w:line="220"/>
               <w:jc w:val="left"/>
             </w:pPr>
@@ -11585,6 +11793,7 @@
           <w:p>
             <w:pPr>
               <w:pStyle w:val="Compact"/>
+              <w:keepNext/>
               <w:spacing w:before="0" w:after="0" w:lineRule="exact" w:line="220"/>
               <w:jc w:val="left"/>
             </w:pPr>
@@ -11603,6 +11812,7 @@
           <w:p>
             <w:pPr>
               <w:pStyle w:val="Compact"/>
+              <w:keepNext/>
               <w:spacing w:before="0" w:after="0" w:lineRule="exact" w:line="220"/>
               <w:jc w:val="left"/>
             </w:pPr>
@@ -11621,6 +11831,7 @@
           <w:p>
             <w:pPr>
               <w:pStyle w:val="Compact"/>
+              <w:keepNext/>
               <w:spacing w:before="0" w:after="0" w:lineRule="exact" w:line="220"/>
               <w:jc w:val="left"/>
             </w:pPr>
@@ -11639,6 +11850,7 @@
           <w:p>
             <w:pPr>
               <w:pStyle w:val="Compact"/>
+              <w:keepNext/>
               <w:spacing w:before="0" w:after="0" w:lineRule="exact" w:line="220"/>
               <w:jc w:val="left"/>
             </w:pPr>
@@ -11662,6 +11874,7 @@
           <w:p>
             <w:pPr>
               <w:pStyle w:val="Compact"/>
+              <w:keepNext/>
               <w:spacing w:before="0" w:after="0" w:lineRule="exact" w:line="220"/>
               <w:jc w:val="left"/>
             </w:pPr>
@@ -11680,6 +11893,7 @@
           <w:p>
             <w:pPr>
               <w:pStyle w:val="Compact"/>
+              <w:keepNext/>
               <w:spacing w:before="0" w:after="0" w:lineRule="exact" w:line="220"/>
               <w:jc w:val="left"/>
             </w:pPr>
@@ -11698,6 +11912,7 @@
           <w:p>
             <w:pPr>
               <w:pStyle w:val="Compact"/>
+              <w:keepNext/>
               <w:spacing w:before="0" w:after="0" w:lineRule="exact" w:line="220"/>
               <w:jc w:val="left"/>
             </w:pPr>
@@ -11716,6 +11931,7 @@
           <w:p>
             <w:pPr>
               <w:pStyle w:val="Compact"/>
+              <w:keepNext/>
               <w:spacing w:before="0" w:after="0" w:lineRule="exact" w:line="220"/>
               <w:jc w:val="left"/>
             </w:pPr>
@@ -11734,6 +11950,7 @@
           <w:p>
             <w:pPr>
               <w:pStyle w:val="Compact"/>
+              <w:keepNext/>
               <w:spacing w:before="0" w:after="0" w:lineRule="exact" w:line="220"/>
               <w:jc w:val="left"/>
             </w:pPr>
@@ -11757,6 +11974,7 @@
           <w:p>
             <w:pPr>
               <w:pStyle w:val="Compact"/>
+              <w:keepNext/>
               <w:spacing w:before="0" w:after="0" w:lineRule="exact" w:line="220"/>
               <w:jc w:val="left"/>
             </w:pPr>
@@ -11775,6 +11993,7 @@
           <w:p>
             <w:pPr>
               <w:pStyle w:val="Compact"/>
+              <w:keepNext/>
               <w:spacing w:before="0" w:after="0" w:lineRule="exact" w:line="220"/>
               <w:jc w:val="left"/>
             </w:pPr>
@@ -11793,6 +12012,7 @@
           <w:p>
             <w:pPr>
               <w:pStyle w:val="Compact"/>
+              <w:keepNext/>
               <w:spacing w:before="0" w:after="0" w:lineRule="exact" w:line="220"/>
               <w:jc w:val="left"/>
             </w:pPr>
@@ -11811,6 +12031,7 @@
           <w:p>
             <w:pPr>
               <w:pStyle w:val="Compact"/>
+              <w:keepNext/>
               <w:spacing w:before="0" w:after="0" w:lineRule="exact" w:line="220"/>
               <w:jc w:val="left"/>
             </w:pPr>
@@ -11829,6 +12050,7 @@
           <w:p>
             <w:pPr>
               <w:pStyle w:val="Compact"/>
+              <w:keepNext/>
               <w:spacing w:before="0" w:after="0" w:lineRule="exact" w:line="220"/>
               <w:jc w:val="left"/>
             </w:pPr>
@@ -11852,6 +12074,7 @@
           <w:p>
             <w:pPr>
               <w:pStyle w:val="Compact"/>
+              <w:keepNext/>
               <w:spacing w:before="0" w:after="0" w:lineRule="exact" w:line="220"/>
               <w:jc w:val="left"/>
             </w:pPr>
@@ -11870,6 +12093,7 @@
           <w:p>
             <w:pPr>
               <w:pStyle w:val="Compact"/>
+              <w:keepNext/>
               <w:spacing w:before="0" w:after="0" w:lineRule="exact" w:line="220"/>
               <w:jc w:val="left"/>
             </w:pPr>
@@ -11888,6 +12112,7 @@
           <w:p>
             <w:pPr>
               <w:pStyle w:val="Compact"/>
+              <w:keepNext/>
               <w:spacing w:before="0" w:after="0" w:lineRule="exact" w:line="220"/>
               <w:jc w:val="left"/>
             </w:pPr>
@@ -11906,6 +12131,7 @@
           <w:p>
             <w:pPr>
               <w:pStyle w:val="Compact"/>
+              <w:keepNext/>
               <w:spacing w:before="0" w:after="0" w:lineRule="exact" w:line="220"/>
               <w:jc w:val="left"/>
             </w:pPr>
@@ -11924,6 +12150,7 @@
           <w:p>
             <w:pPr>
               <w:pStyle w:val="Compact"/>
+              <w:keepNext/>
               <w:spacing w:before="0" w:after="0" w:lineRule="exact" w:line="220"/>
               <w:jc w:val="left"/>
             </w:pPr>
@@ -11947,6 +12174,7 @@
           <w:p>
             <w:pPr>
               <w:pStyle w:val="Compact"/>
+              <w:keepNext/>
               <w:spacing w:before="0" w:after="0" w:lineRule="exact" w:line="220"/>
               <w:jc w:val="left"/>
             </w:pPr>
@@ -11965,6 +12193,7 @@
           <w:p>
             <w:pPr>
               <w:pStyle w:val="Compact"/>
+              <w:keepNext/>
               <w:spacing w:before="0" w:after="0" w:lineRule="exact" w:line="220"/>
               <w:jc w:val="left"/>
             </w:pPr>
@@ -11983,6 +12212,7 @@
           <w:p>
             <w:pPr>
               <w:pStyle w:val="Compact"/>
+              <w:keepNext/>
               <w:spacing w:before="0" w:after="0" w:lineRule="exact" w:line="220"/>
               <w:jc w:val="left"/>
             </w:pPr>
@@ -12001,6 +12231,7 @@
           <w:p>
             <w:pPr>
               <w:pStyle w:val="Compact"/>
+              <w:keepNext/>
               <w:spacing w:before="0" w:after="0" w:lineRule="exact" w:line="220"/>
               <w:jc w:val="left"/>
             </w:pPr>
@@ -12019,6 +12250,7 @@
           <w:p>
             <w:pPr>
               <w:pStyle w:val="Compact"/>
+              <w:keepNext/>
               <w:spacing w:before="0" w:after="0" w:lineRule="exact" w:line="220"/>
               <w:jc w:val="left"/>
             </w:pPr>
@@ -12042,6 +12274,7 @@
           <w:p>
             <w:pPr>
               <w:pStyle w:val="Compact"/>
+              <w:keepNext/>
               <w:spacing w:before="0" w:after="0" w:lineRule="exact" w:line="220"/>
               <w:jc w:val="left"/>
             </w:pPr>
@@ -12060,6 +12293,7 @@
           <w:p>
             <w:pPr>
               <w:pStyle w:val="Compact"/>
+              <w:keepNext/>
               <w:spacing w:before="0" w:after="0" w:lineRule="exact" w:line="220"/>
               <w:jc w:val="left"/>
             </w:pPr>
@@ -12078,6 +12312,7 @@
           <w:p>
             <w:pPr>
               <w:pStyle w:val="Compact"/>
+              <w:keepNext/>
               <w:spacing w:before="0" w:after="0" w:lineRule="exact" w:line="220"/>
               <w:jc w:val="left"/>
             </w:pPr>
@@ -12096,6 +12331,7 @@
           <w:p>
             <w:pPr>
               <w:pStyle w:val="Compact"/>
+              <w:keepNext/>
               <w:spacing w:before="0" w:after="0" w:lineRule="exact" w:line="220"/>
               <w:jc w:val="left"/>
             </w:pPr>
@@ -12114,6 +12350,7 @@
           <w:p>
             <w:pPr>
               <w:pStyle w:val="Compact"/>
+              <w:keepNext/>
               <w:spacing w:before="0" w:after="0" w:lineRule="exact" w:line="220"/>
               <w:jc w:val="left"/>
             </w:pPr>
@@ -12661,6 +12898,7 @@
           <w:p>
             <w:pPr>
               <w:pStyle w:val="Compact"/>
+              <w:keepNext/>
               <w:spacing w:before="0" w:after="0" w:lineRule="exact" w:line="220"/>
               <w:jc w:val="left"/>
             </w:pPr>
@@ -12683,6 +12921,7 @@
           <w:p>
             <w:pPr>
               <w:pStyle w:val="Compact"/>
+              <w:keepNext/>
               <w:spacing w:before="0" w:after="0" w:lineRule="exact" w:line="220"/>
               <w:jc w:val="left"/>
             </w:pPr>
@@ -12705,6 +12944,7 @@
           <w:p>
             <w:pPr>
               <w:pStyle w:val="Compact"/>
+              <w:keepNext/>
               <w:spacing w:before="0" w:after="0" w:lineRule="exact" w:line="220"/>
               <w:jc w:val="left"/>
             </w:pPr>
@@ -12729,6 +12969,7 @@
           <w:p>
             <w:pPr>
               <w:pStyle w:val="Compact"/>
+              <w:keepNext/>
               <w:spacing w:before="0" w:after="0" w:lineRule="exact" w:line="220"/>
               <w:jc w:val="left"/>
             </w:pPr>
@@ -12747,6 +12988,7 @@
           <w:p>
             <w:pPr>
               <w:pStyle w:val="Compact"/>
+              <w:keepNext/>
               <w:spacing w:before="0" w:after="0" w:lineRule="exact" w:line="220"/>
               <w:jc w:val="left"/>
             </w:pPr>
@@ -12765,6 +13007,7 @@
           <w:p>
             <w:pPr>
               <w:pStyle w:val="Compact"/>
+              <w:keepNext/>
               <w:spacing w:before="0" w:after="0" w:lineRule="exact" w:line="220"/>
               <w:jc w:val="left"/>
             </w:pPr>
@@ -12788,6 +13031,7 @@
           <w:p>
             <w:pPr>
               <w:pStyle w:val="Compact"/>
+              <w:keepNext/>
               <w:spacing w:before="0" w:after="0" w:lineRule="exact" w:line="220"/>
               <w:jc w:val="left"/>
             </w:pPr>
@@ -12806,6 +13050,7 @@
           <w:p>
             <w:pPr>
               <w:pStyle w:val="Compact"/>
+              <w:keepNext/>
               <w:spacing w:before="0" w:after="0" w:lineRule="exact" w:line="220"/>
               <w:jc w:val="left"/>
             </w:pPr>
@@ -12824,6 +13069,7 @@
           <w:p>
             <w:pPr>
               <w:pStyle w:val="Compact"/>
+              <w:keepNext/>
               <w:spacing w:before="0" w:after="0" w:lineRule="exact" w:line="220"/>
               <w:jc w:val="left"/>
             </w:pPr>
@@ -13478,6 +13724,7 @@
           <w:p>
             <w:pPr>
               <w:pStyle w:val="Compact"/>
+              <w:keepNext/>
               <w:spacing w:before="0" w:after="0" w:lineRule="exact" w:line="220"/>
               <w:jc w:val="left"/>
             </w:pPr>
@@ -13500,6 +13747,7 @@
           <w:p>
             <w:pPr>
               <w:pStyle w:val="Compact"/>
+              <w:keepNext/>
               <w:spacing w:before="0" w:after="0" w:lineRule="exact" w:line="220"/>
               <w:jc w:val="left"/>
             </w:pPr>
@@ -13522,6 +13770,7 @@
           <w:p>
             <w:pPr>
               <w:pStyle w:val="Compact"/>
+              <w:keepNext/>
               <w:spacing w:before="0" w:after="0" w:lineRule="exact" w:line="220"/>
               <w:jc w:val="left"/>
             </w:pPr>
@@ -13544,6 +13793,7 @@
           <w:p>
             <w:pPr>
               <w:pStyle w:val="Compact"/>
+              <w:keepNext/>
               <w:spacing w:before="0" w:after="0" w:lineRule="exact" w:line="220"/>
               <w:jc w:val="left"/>
             </w:pPr>
@@ -13566,6 +13816,7 @@
           <w:p>
             <w:pPr>
               <w:pStyle w:val="Compact"/>
+              <w:keepNext/>
               <w:spacing w:before="0" w:after="0" w:lineRule="exact" w:line="220"/>
               <w:jc w:val="left"/>
             </w:pPr>
@@ -13590,6 +13841,7 @@
           <w:p>
             <w:pPr>
               <w:pStyle w:val="Compact"/>
+              <w:keepNext/>
               <w:spacing w:before="0" w:after="0" w:lineRule="exact" w:line="220"/>
               <w:jc w:val="left"/>
             </w:pPr>
@@ -13608,6 +13860,7 @@
           <w:p>
             <w:pPr>
               <w:pStyle w:val="Compact"/>
+              <w:keepNext/>
               <w:spacing w:before="0" w:after="0" w:lineRule="exact" w:line="220"/>
               <w:jc w:val="left"/>
             </w:pPr>
@@ -13626,6 +13879,7 @@
           <w:p>
             <w:pPr>
               <w:pStyle w:val="Compact"/>
+              <w:keepNext/>
               <w:spacing w:before="0" w:after="0" w:lineRule="exact" w:line="220"/>
               <w:jc w:val="left"/>
             </w:pPr>
@@ -13644,6 +13898,7 @@
           <w:p>
             <w:pPr>
               <w:pStyle w:val="Compact"/>
+              <w:keepNext/>
               <w:spacing w:before="0" w:after="0" w:lineRule="exact" w:line="220"/>
               <w:jc w:val="left"/>
             </w:pPr>
@@ -13662,6 +13917,7 @@
           <w:p>
             <w:pPr>
               <w:pStyle w:val="Compact"/>
+              <w:keepNext/>
               <w:spacing w:before="0" w:after="0" w:lineRule="exact" w:line="220"/>
               <w:jc w:val="left"/>
             </w:pPr>
@@ -13685,6 +13941,7 @@
           <w:p>
             <w:pPr>
               <w:pStyle w:val="Compact"/>
+              <w:keepNext/>
               <w:spacing w:before="0" w:after="0" w:lineRule="exact" w:line="220"/>
               <w:jc w:val="left"/>
             </w:pPr>
@@ -13703,6 +13960,7 @@
           <w:p>
             <w:pPr>
               <w:pStyle w:val="Compact"/>
+              <w:keepNext/>
               <w:spacing w:before="0" w:after="0" w:lineRule="exact" w:line="220"/>
               <w:jc w:val="left"/>
             </w:pPr>
@@ -13721,6 +13979,7 @@
           <w:p>
             <w:pPr>
               <w:pStyle w:val="Compact"/>
+              <w:keepNext/>
               <w:spacing w:before="0" w:after="0" w:lineRule="exact" w:line="220"/>
               <w:jc w:val="left"/>
             </w:pPr>
@@ -13739,6 +13998,7 @@
           <w:p>
             <w:pPr>
               <w:pStyle w:val="Compact"/>
+              <w:keepNext/>
               <w:spacing w:before="0" w:after="0" w:lineRule="exact" w:line="220"/>
               <w:jc w:val="left"/>
             </w:pPr>
@@ -13757,6 +14017,7 @@
           <w:p>
             <w:pPr>
               <w:pStyle w:val="Compact"/>
+              <w:keepNext/>
               <w:spacing w:before="0" w:after="0" w:lineRule="exact" w:line="220"/>
               <w:jc w:val="left"/>
             </w:pPr>
@@ -13780,6 +14041,7 @@
           <w:p>
             <w:pPr>
               <w:pStyle w:val="Compact"/>
+              <w:keepNext/>
               <w:spacing w:before="0" w:after="0" w:lineRule="exact" w:line="220"/>
               <w:jc w:val="left"/>
             </w:pPr>
@@ -13798,6 +14060,7 @@
           <w:p>
             <w:pPr>
               <w:pStyle w:val="Compact"/>
+              <w:keepNext/>
               <w:spacing w:before="0" w:after="0" w:lineRule="exact" w:line="220"/>
               <w:jc w:val="left"/>
             </w:pPr>
@@ -13816,6 +14079,7 @@
           <w:p>
             <w:pPr>
               <w:pStyle w:val="Compact"/>
+              <w:keepNext/>
               <w:spacing w:before="0" w:after="0" w:lineRule="exact" w:line="220"/>
               <w:jc w:val="left"/>
             </w:pPr>
@@ -13834,6 +14098,7 @@
           <w:p>
             <w:pPr>
               <w:pStyle w:val="Compact"/>
+              <w:keepNext/>
               <w:spacing w:before="0" w:after="0" w:lineRule="exact" w:line="220"/>
               <w:jc w:val="left"/>
             </w:pPr>
@@ -13852,6 +14117,7 @@
           <w:p>
             <w:pPr>
               <w:pStyle w:val="Compact"/>
+              <w:keepNext/>
               <w:spacing w:before="0" w:after="0" w:lineRule="exact" w:line="220"/>
               <w:jc w:val="left"/>
             </w:pPr>
@@ -13875,6 +14141,7 @@
           <w:p>
             <w:pPr>
               <w:pStyle w:val="Compact"/>
+              <w:keepNext/>
               <w:spacing w:before="0" w:after="0" w:lineRule="exact" w:line="220"/>
               <w:jc w:val="left"/>
             </w:pPr>
@@ -13893,6 +14160,7 @@
           <w:p>
             <w:pPr>
               <w:pStyle w:val="Compact"/>
+              <w:keepNext/>
               <w:spacing w:before="0" w:after="0" w:lineRule="exact" w:line="220"/>
               <w:jc w:val="left"/>
             </w:pPr>
@@ -13911,6 +14179,7 @@
           <w:p>
             <w:pPr>
               <w:pStyle w:val="Compact"/>
+              <w:keepNext/>
               <w:spacing w:before="0" w:after="0" w:lineRule="exact" w:line="220"/>
               <w:jc w:val="left"/>
             </w:pPr>
@@ -13929,6 +14198,7 @@
           <w:p>
             <w:pPr>
               <w:pStyle w:val="Compact"/>
+              <w:keepNext/>
               <w:spacing w:before="0" w:after="0" w:lineRule="exact" w:line="220"/>
               <w:jc w:val="left"/>
             </w:pPr>
@@ -13947,6 +14217,7 @@
           <w:p>
             <w:pPr>
               <w:pStyle w:val="Compact"/>
+              <w:keepNext/>
               <w:spacing w:before="0" w:after="0" w:lineRule="exact" w:line="220"/>
               <w:jc w:val="left"/>
             </w:pPr>
@@ -13970,6 +14241,7 @@
           <w:p>
             <w:pPr>
               <w:pStyle w:val="Compact"/>
+              <w:keepNext/>
               <w:spacing w:before="0" w:after="0" w:lineRule="exact" w:line="220"/>
               <w:jc w:val="left"/>
             </w:pPr>
@@ -13988,6 +14260,7 @@
           <w:p>
             <w:pPr>
               <w:pStyle w:val="Compact"/>
+              <w:keepNext/>
               <w:spacing w:before="0" w:after="0" w:lineRule="exact" w:line="220"/>
               <w:jc w:val="left"/>
             </w:pPr>
@@ -14006,6 +14279,7 @@
           <w:p>
             <w:pPr>
               <w:pStyle w:val="Compact"/>
+              <w:keepNext/>
               <w:spacing w:before="0" w:after="0" w:lineRule="exact" w:line="220"/>
               <w:jc w:val="left"/>
             </w:pPr>
@@ -14024,6 +14298,7 @@
           <w:p>
             <w:pPr>
               <w:pStyle w:val="Compact"/>
+              <w:keepNext/>
               <w:spacing w:before="0" w:after="0" w:lineRule="exact" w:line="220"/>
               <w:jc w:val="left"/>
             </w:pPr>
@@ -14042,6 +14317,7 @@
           <w:p>
             <w:pPr>
               <w:pStyle w:val="Compact"/>
+              <w:keepNext/>
               <w:spacing w:before="0" w:after="0" w:lineRule="exact" w:line="220"/>
               <w:jc w:val="left"/>
             </w:pPr>
@@ -14065,6 +14341,7 @@
           <w:p>
             <w:pPr>
               <w:pStyle w:val="Compact"/>
+              <w:keepNext/>
               <w:spacing w:before="0" w:after="0" w:lineRule="exact" w:line="220"/>
               <w:jc w:val="left"/>
             </w:pPr>
@@ -14083,6 +14360,7 @@
           <w:p>
             <w:pPr>
               <w:pStyle w:val="Compact"/>
+              <w:keepNext/>
               <w:spacing w:before="0" w:after="0" w:lineRule="exact" w:line="220"/>
               <w:jc w:val="left"/>
             </w:pPr>
@@ -14101,6 +14379,7 @@
           <w:p>
             <w:pPr>
               <w:pStyle w:val="Compact"/>
+              <w:keepNext/>
               <w:spacing w:before="0" w:after="0" w:lineRule="exact" w:line="220"/>
               <w:jc w:val="left"/>
             </w:pPr>
@@ -14119,6 +14398,7 @@
           <w:p>
             <w:pPr>
               <w:pStyle w:val="Compact"/>
+              <w:keepNext/>
               <w:spacing w:before="0" w:after="0" w:lineRule="exact" w:line="220"/>
               <w:jc w:val="left"/>
             </w:pPr>
@@ -14137,6 +14417,7 @@
           <w:p>
             <w:pPr>
               <w:pStyle w:val="Compact"/>
+              <w:keepNext/>
               <w:spacing w:before="0" w:after="0" w:lineRule="exact" w:line="220"/>
               <w:jc w:val="left"/>
             </w:pPr>
@@ -14596,6 +14877,7 @@
           <w:p>
             <w:pPr>
               <w:pStyle w:val="Compact"/>
+              <w:keepNext/>
               <w:spacing w:before="0" w:after="0" w:lineRule="exact" w:line="220"/>
               <w:jc w:val="left"/>
             </w:pPr>
@@ -14618,6 +14900,7 @@
           <w:p>
             <w:pPr>
               <w:pStyle w:val="Compact"/>
+              <w:keepNext/>
               <w:spacing w:before="0" w:after="0" w:lineRule="exact" w:line="220"/>
               <w:jc w:val="left"/>
             </w:pPr>
@@ -14640,6 +14923,7 @@
           <w:p>
             <w:pPr>
               <w:pStyle w:val="Compact"/>
+              <w:keepNext/>
               <w:spacing w:before="0" w:after="0" w:lineRule="exact" w:line="220"/>
               <w:jc w:val="left"/>
             </w:pPr>
@@ -14662,6 +14946,7 @@
           <w:p>
             <w:pPr>
               <w:pStyle w:val="Compact"/>
+              <w:keepNext/>
               <w:spacing w:before="0" w:after="0" w:lineRule="exact" w:line="220"/>
               <w:jc w:val="left"/>
             </w:pPr>
@@ -14686,6 +14971,7 @@
           <w:p>
             <w:pPr>
               <w:pStyle w:val="Compact"/>
+              <w:keepNext/>
               <w:spacing w:before="0" w:after="0" w:lineRule="exact" w:line="220"/>
               <w:jc w:val="left"/>
             </w:pPr>
@@ -14704,6 +14990,7 @@
           <w:p>
             <w:pPr>
               <w:pStyle w:val="Compact"/>
+              <w:keepNext/>
               <w:spacing w:before="0" w:after="0" w:lineRule="exact" w:line="220"/>
               <w:jc w:val="left"/>
             </w:pPr>
@@ -14722,6 +15009,7 @@
           <w:p>
             <w:pPr>
               <w:pStyle w:val="Compact"/>
+              <w:keepNext/>
               <w:spacing w:before="0" w:after="0" w:lineRule="exact" w:line="220"/>
               <w:jc w:val="left"/>
             </w:pPr>
@@ -14740,6 +15028,7 @@
           <w:p>
             <w:pPr>
               <w:pStyle w:val="Compact"/>
+              <w:keepNext/>
               <w:spacing w:before="0" w:after="0" w:lineRule="exact" w:line="220"/>
               <w:jc w:val="left"/>
             </w:pPr>
@@ -14763,6 +15052,7 @@
           <w:p>
             <w:pPr>
               <w:pStyle w:val="Compact"/>
+              <w:keepNext/>
               <w:spacing w:before="0" w:after="0" w:lineRule="exact" w:line="220"/>
               <w:jc w:val="left"/>
             </w:pPr>
@@ -14781,6 +15071,7 @@
           <w:p>
             <w:pPr>
               <w:pStyle w:val="Compact"/>
+              <w:keepNext/>
               <w:spacing w:before="0" w:after="0" w:lineRule="exact" w:line="220"/>
               <w:jc w:val="left"/>
             </w:pPr>
@@ -14799,6 +15090,7 @@
           <w:p>
             <w:pPr>
               <w:pStyle w:val="Compact"/>
+              <w:keepNext/>
               <w:spacing w:before="0" w:after="0" w:lineRule="exact" w:line="220"/>
               <w:jc w:val="left"/>
             </w:pPr>
@@ -14817,6 +15109,7 @@
           <w:p>
             <w:pPr>
               <w:pStyle w:val="Compact"/>
+              <w:keepNext/>
               <w:spacing w:before="0" w:after="0" w:lineRule="exact" w:line="220"/>
               <w:jc w:val="left"/>
             </w:pPr>
@@ -14840,6 +15133,7 @@
           <w:p>
             <w:pPr>
               <w:pStyle w:val="Compact"/>
+              <w:keepNext/>
               <w:spacing w:before="0" w:after="0" w:lineRule="exact" w:line="220"/>
               <w:jc w:val="left"/>
             </w:pPr>
@@ -14858,6 +15152,7 @@
           <w:p>
             <w:pPr>
               <w:pStyle w:val="Compact"/>
+              <w:keepNext/>
               <w:spacing w:before="0" w:after="0" w:lineRule="exact" w:line="220"/>
               <w:jc w:val="left"/>
             </w:pPr>
@@ -14876,6 +15171,7 @@
           <w:p>
             <w:pPr>
               <w:pStyle w:val="Compact"/>
+              <w:keepNext/>
               <w:spacing w:before="0" w:after="0" w:lineRule="exact" w:line="220"/>
               <w:jc w:val="left"/>
             </w:pPr>
@@ -14894,6 +15190,7 @@
           <w:p>
             <w:pPr>
               <w:pStyle w:val="Compact"/>
+              <w:keepNext/>
               <w:spacing w:before="0" w:after="0" w:lineRule="exact" w:line="220"/>
               <w:jc w:val="left"/>
             </w:pPr>
@@ -14917,6 +15214,7 @@
           <w:p>
             <w:pPr>
               <w:pStyle w:val="Compact"/>
+              <w:keepNext/>
               <w:spacing w:before="0" w:after="0" w:lineRule="exact" w:line="220"/>
               <w:jc w:val="left"/>
             </w:pPr>
@@ -14935,6 +15233,7 @@
           <w:p>
             <w:pPr>
               <w:pStyle w:val="Compact"/>
+              <w:keepNext/>
               <w:spacing w:before="0" w:after="0" w:lineRule="exact" w:line="220"/>
               <w:jc w:val="left"/>
             </w:pPr>
@@ -14953,6 +15252,7 @@
           <w:p>
             <w:pPr>
               <w:pStyle w:val="Compact"/>
+              <w:keepNext/>
               <w:spacing w:before="0" w:after="0" w:lineRule="exact" w:line="220"/>
               <w:jc w:val="left"/>
             </w:pPr>
@@ -14971,6 +15271,7 @@
           <w:p>
             <w:pPr>
               <w:pStyle w:val="Compact"/>
+              <w:keepNext/>
               <w:spacing w:before="0" w:after="0" w:lineRule="exact" w:line="220"/>
               <w:jc w:val="left"/>
             </w:pPr>
@@ -14994,6 +15295,7 @@
           <w:p>
             <w:pPr>
               <w:pStyle w:val="Compact"/>
+              <w:keepNext/>
               <w:spacing w:before="0" w:after="0" w:lineRule="exact" w:line="220"/>
               <w:jc w:val="left"/>
             </w:pPr>
@@ -15012,6 +15314,7 @@
           <w:p>
             <w:pPr>
               <w:pStyle w:val="Compact"/>
+              <w:keepNext/>
               <w:spacing w:before="0" w:after="0" w:lineRule="exact" w:line="220"/>
               <w:jc w:val="left"/>
             </w:pPr>
@@ -15030,6 +15333,7 @@
           <w:p>
             <w:pPr>
               <w:pStyle w:val="Compact"/>
+              <w:keepNext/>
               <w:spacing w:before="0" w:after="0" w:lineRule="exact" w:line="220"/>
               <w:jc w:val="left"/>
             </w:pPr>
@@ -15048,6 +15352,7 @@
           <w:p>
             <w:pPr>
               <w:pStyle w:val="Compact"/>
+              <w:keepNext/>
               <w:spacing w:before="0" w:after="0" w:lineRule="exact" w:line="220"/>
               <w:jc w:val="left"/>
             </w:pPr>
@@ -15071,6 +15376,7 @@
           <w:p>
             <w:pPr>
               <w:pStyle w:val="Compact"/>
+              <w:keepNext/>
               <w:spacing w:before="0" w:after="0" w:lineRule="exact" w:line="220"/>
               <w:jc w:val="left"/>
             </w:pPr>
@@ -15089,6 +15395,7 @@
           <w:p>
             <w:pPr>
               <w:pStyle w:val="Compact"/>
+              <w:keepNext/>
               <w:spacing w:before="0" w:after="0" w:lineRule="exact" w:line="220"/>
               <w:jc w:val="left"/>
             </w:pPr>
@@ -15107,6 +15414,7 @@
           <w:p>
             <w:pPr>
               <w:pStyle w:val="Compact"/>
+              <w:keepNext/>
               <w:spacing w:before="0" w:after="0" w:lineRule="exact" w:line="220"/>
               <w:jc w:val="left"/>
             </w:pPr>
@@ -15125,6 +15433,7 @@
           <w:p>
             <w:pPr>
               <w:pStyle w:val="Compact"/>
+              <w:keepNext/>
               <w:spacing w:before="0" w:after="0" w:lineRule="exact" w:line="220"/>
               <w:jc w:val="left"/>
             </w:pPr>
@@ -15148,6 +15457,7 @@
           <w:p>
             <w:pPr>
               <w:pStyle w:val="Compact"/>
+              <w:keepNext/>
               <w:spacing w:before="0" w:after="0" w:lineRule="exact" w:line="220"/>
               <w:jc w:val="left"/>
             </w:pPr>
@@ -15166,6 +15476,7 @@
           <w:p>
             <w:pPr>
               <w:pStyle w:val="Compact"/>
+              <w:keepNext/>
               <w:spacing w:before="0" w:after="0" w:lineRule="exact" w:line="220"/>
               <w:jc w:val="left"/>
             </w:pPr>
@@ -15184,6 +15495,7 @@
           <w:p>
             <w:pPr>
               <w:pStyle w:val="Compact"/>
+              <w:keepNext/>
               <w:spacing w:before="0" w:after="0" w:lineRule="exact" w:line="220"/>
               <w:jc w:val="left"/>
             </w:pPr>
@@ -15202,6 +15514,7 @@
           <w:p>
             <w:pPr>
               <w:pStyle w:val="Compact"/>
+              <w:keepNext/>
               <w:spacing w:before="0" w:after="0" w:lineRule="exact" w:line="220"/>
               <w:jc w:val="left"/>
             </w:pPr>
@@ -15225,6 +15538,7 @@
           <w:p>
             <w:pPr>
               <w:pStyle w:val="Compact"/>
+              <w:keepNext/>
               <w:spacing w:before="0" w:after="0" w:lineRule="exact" w:line="220"/>
               <w:jc w:val="left"/>
             </w:pPr>
@@ -15243,6 +15557,7 @@
           <w:p>
             <w:pPr>
               <w:pStyle w:val="Compact"/>
+              <w:keepNext/>
               <w:spacing w:before="0" w:after="0" w:lineRule="exact" w:line="220"/>
               <w:jc w:val="left"/>
             </w:pPr>
@@ -15261,6 +15576,7 @@
           <w:p>
             <w:pPr>
               <w:pStyle w:val="Compact"/>
+              <w:keepNext/>
               <w:spacing w:before="0" w:after="0" w:lineRule="exact" w:line="220"/>
               <w:jc w:val="left"/>
             </w:pPr>
@@ -15279,6 +15595,7 @@
           <w:p>
             <w:pPr>
               <w:pStyle w:val="Compact"/>
+              <w:keepNext/>
               <w:spacing w:before="0" w:after="0" w:lineRule="exact" w:line="220"/>
               <w:jc w:val="left"/>
             </w:pPr>
@@ -15887,6 +16204,7 @@
           <w:p>
             <w:pPr>
               <w:pStyle w:val="Compact"/>
+              <w:keepNext/>
               <w:spacing w:before="0" w:after="0" w:lineRule="exact" w:line="220"/>
               <w:jc w:val="left"/>
             </w:pPr>
@@ -15909,6 +16227,7 @@
           <w:p>
             <w:pPr>
               <w:pStyle w:val="Compact"/>
+              <w:keepNext/>
               <w:spacing w:before="0" w:after="0" w:lineRule="exact" w:line="220"/>
               <w:jc w:val="left"/>
             </w:pPr>
@@ -15931,6 +16250,7 @@
           <w:p>
             <w:pPr>
               <w:pStyle w:val="Compact"/>
+              <w:keepNext/>
               <w:spacing w:before="0" w:after="0" w:lineRule="exact" w:line="220"/>
               <w:jc w:val="left"/>
             </w:pPr>
@@ -15953,6 +16273,7 @@
           <w:p>
             <w:pPr>
               <w:pStyle w:val="Compact"/>
+              <w:keepNext/>
               <w:spacing w:before="0" w:after="0" w:lineRule="exact" w:line="220"/>
               <w:jc w:val="left"/>
             </w:pPr>
@@ -15977,6 +16298,7 @@
           <w:p>
             <w:pPr>
               <w:pStyle w:val="Compact"/>
+              <w:keepNext/>
               <w:spacing w:before="0" w:after="0" w:lineRule="exact" w:line="220"/>
               <w:jc w:val="left"/>
             </w:pPr>
@@ -15995,6 +16317,7 @@
           <w:p>
             <w:pPr>
               <w:pStyle w:val="Compact"/>
+              <w:keepNext/>
               <w:spacing w:before="0" w:after="0" w:lineRule="exact" w:line="220"/>
               <w:jc w:val="left"/>
             </w:pPr>
@@ -16013,6 +16336,7 @@
           <w:p>
             <w:pPr>
               <w:pStyle w:val="Compact"/>
+              <w:keepNext/>
               <w:spacing w:before="0" w:after="0" w:lineRule="exact" w:line="220"/>
               <w:jc w:val="left"/>
             </w:pPr>
@@ -16031,6 +16355,7 @@
           <w:p>
             <w:pPr>
               <w:pStyle w:val="Compact"/>
+              <w:keepNext/>
               <w:spacing w:before="0" w:after="0" w:lineRule="exact" w:line="220"/>
               <w:jc w:val="left"/>
             </w:pPr>
@@ -16054,6 +16379,7 @@
           <w:p>
             <w:pPr>
               <w:pStyle w:val="Compact"/>
+              <w:keepNext/>
               <w:spacing w:before="0" w:after="0" w:lineRule="exact" w:line="220"/>
               <w:jc w:val="left"/>
             </w:pPr>
@@ -16072,6 +16398,7 @@
           <w:p>
             <w:pPr>
               <w:pStyle w:val="Compact"/>
+              <w:keepNext/>
               <w:spacing w:before="0" w:after="0" w:lineRule="exact" w:line="220"/>
               <w:jc w:val="left"/>
             </w:pPr>
@@ -16090,6 +16417,7 @@
           <w:p>
             <w:pPr>
               <w:pStyle w:val="Compact"/>
+              <w:keepNext/>
               <w:spacing w:before="0" w:after="0" w:lineRule="exact" w:line="220"/>
               <w:jc w:val="left"/>
             </w:pPr>
@@ -16108,6 +16436,7 @@
           <w:p>
             <w:pPr>
               <w:pStyle w:val="Compact"/>
+              <w:keepNext/>
               <w:spacing w:before="0" w:after="0" w:lineRule="exact" w:line="220"/>
               <w:jc w:val="left"/>
             </w:pPr>
@@ -17902,6 +18231,7 @@
           <w:p>
             <w:pPr>
               <w:pStyle w:val="Compact"/>
+              <w:keepNext/>
               <w:spacing w:before="0" w:after="0" w:lineRule="exact" w:line="220"/>
               <w:jc w:val="left"/>
             </w:pPr>
@@ -17920,6 +18250,7 @@
           <w:p>
             <w:pPr>
               <w:pStyle w:val="Compact"/>
+              <w:keepNext/>
               <w:spacing w:before="0" w:after="0" w:lineRule="exact" w:line="220"/>
               <w:jc w:val="left"/>
             </w:pPr>
@@ -17938,6 +18269,7 @@
           <w:p>
             <w:pPr>
               <w:pStyle w:val="Compact"/>
+              <w:keepNext/>
               <w:spacing w:before="0" w:after="0" w:lineRule="exact" w:line="220"/>
               <w:jc w:val="left"/>
             </w:pPr>
@@ -17956,6 +18288,7 @@
           <w:p>
             <w:pPr>
               <w:pStyle w:val="Compact"/>
+              <w:keepNext/>
               <w:spacing w:before="0" w:after="0" w:lineRule="exact" w:line="220"/>
               <w:jc w:val="left"/>
             </w:pPr>
@@ -18105,6 +18438,7 @@
           <w:p>
             <w:pPr>
               <w:pStyle w:val="Compact"/>
+              <w:keepNext/>
               <w:spacing w:before="0" w:after="0" w:lineRule="exact" w:line="220"/>
               <w:jc w:val="left"/>
             </w:pPr>
@@ -18127,6 +18461,7 @@
           <w:p>
             <w:pPr>
               <w:pStyle w:val="Compact"/>
+              <w:keepNext/>
               <w:spacing w:before="0" w:after="0" w:lineRule="exact" w:line="220"/>
               <w:jc w:val="left"/>
             </w:pPr>
@@ -18149,6 +18484,7 @@
           <w:p>
             <w:pPr>
               <w:pStyle w:val="Compact"/>
+              <w:keepNext/>
               <w:spacing w:before="0" w:after="0" w:lineRule="exact" w:line="220"/>
               <w:jc w:val="left"/>
             </w:pPr>
@@ -18171,6 +18507,7 @@
           <w:p>
             <w:pPr>
               <w:pStyle w:val="Compact"/>
+              <w:keepNext/>
               <w:spacing w:before="0" w:after="0" w:lineRule="exact" w:line="220"/>
               <w:jc w:val="left"/>
             </w:pPr>
@@ -18195,6 +18532,7 @@
           <w:p>
             <w:pPr>
               <w:pStyle w:val="Compact"/>
+              <w:keepNext/>
               <w:spacing w:before="0" w:after="0" w:lineRule="exact" w:line="220"/>
               <w:jc w:val="left"/>
             </w:pPr>
@@ -18213,6 +18551,7 @@
           <w:p>
             <w:pPr>
               <w:pStyle w:val="Compact"/>
+              <w:keepNext/>
               <w:spacing w:before="0" w:after="0" w:lineRule="exact" w:line="220"/>
               <w:jc w:val="left"/>
             </w:pPr>
@@ -18231,6 +18570,7 @@
           <w:p>
             <w:pPr>
               <w:pStyle w:val="Compact"/>
+              <w:keepNext/>
               <w:spacing w:before="0" w:after="0" w:lineRule="exact" w:line="220"/>
               <w:jc w:val="left"/>
             </w:pPr>
@@ -18249,6 +18589,7 @@
           <w:p>
             <w:pPr>
               <w:pStyle w:val="Compact"/>
+              <w:keepNext/>
               <w:spacing w:before="0" w:after="0" w:lineRule="exact" w:line="220"/>
               <w:jc w:val="left"/>
             </w:pPr>
@@ -18272,6 +18613,7 @@
           <w:p>
             <w:pPr>
               <w:pStyle w:val="Compact"/>
+              <w:keepNext/>
               <w:spacing w:before="0" w:after="0" w:lineRule="exact" w:line="220"/>
               <w:jc w:val="left"/>
             </w:pPr>
@@ -18290,6 +18632,7 @@
           <w:p>
             <w:pPr>
               <w:pStyle w:val="Compact"/>
+              <w:keepNext/>
               <w:spacing w:before="0" w:after="0" w:lineRule="exact" w:line="220"/>
               <w:jc w:val="left"/>
             </w:pPr>
@@ -18308,6 +18651,7 @@
           <w:p>
             <w:pPr>
               <w:pStyle w:val="Compact"/>
+              <w:keepNext/>
               <w:spacing w:before="0" w:after="0" w:lineRule="exact" w:line="220"/>
               <w:jc w:val="left"/>
             </w:pPr>
@@ -18326,6 +18670,7 @@
           <w:p>
             <w:pPr>
               <w:pStyle w:val="Compact"/>
+              <w:keepNext/>
               <w:spacing w:before="0" w:after="0" w:lineRule="exact" w:line="220"/>
               <w:jc w:val="left"/>
             </w:pPr>
@@ -18349,6 +18694,7 @@
           <w:p>
             <w:pPr>
               <w:pStyle w:val="Compact"/>
+              <w:keepNext/>
               <w:spacing w:before="0" w:after="0" w:lineRule="exact" w:line="220"/>
               <w:jc w:val="left"/>
             </w:pPr>
@@ -18367,6 +18713,7 @@
           <w:p>
             <w:pPr>
               <w:pStyle w:val="Compact"/>
+              <w:keepNext/>
               <w:spacing w:before="0" w:after="0" w:lineRule="exact" w:line="220"/>
               <w:jc w:val="left"/>
             </w:pPr>
@@ -18385,6 +18732,7 @@
           <w:p>
             <w:pPr>
               <w:pStyle w:val="Compact"/>
+              <w:keepNext/>
               <w:spacing w:before="0" w:after="0" w:lineRule="exact" w:line="220"/>
               <w:jc w:val="left"/>
             </w:pPr>
@@ -18403,6 +18751,7 @@
           <w:p>
             <w:pPr>
               <w:pStyle w:val="Compact"/>
+              <w:keepNext/>
               <w:spacing w:before="0" w:after="0" w:lineRule="exact" w:line="220"/>
               <w:jc w:val="left"/>
             </w:pPr>
@@ -18426,6 +18775,7 @@
           <w:p>
             <w:pPr>
               <w:pStyle w:val="Compact"/>
+              <w:keepNext/>
               <w:spacing w:before="0" w:after="0" w:lineRule="exact" w:line="220"/>
               <w:jc w:val="left"/>
             </w:pPr>
@@ -18444,6 +18794,7 @@
           <w:p>
             <w:pPr>
               <w:pStyle w:val="Compact"/>
+              <w:keepNext/>
               <w:spacing w:before="0" w:after="0" w:lineRule="exact" w:line="220"/>
               <w:jc w:val="left"/>
             </w:pPr>
@@ -18462,6 +18813,7 @@
           <w:p>
             <w:pPr>
               <w:pStyle w:val="Compact"/>
+              <w:keepNext/>
               <w:spacing w:before="0" w:after="0" w:lineRule="exact" w:line="220"/>
               <w:jc w:val="left"/>
             </w:pPr>
@@ -18480,6 +18832,7 @@
           <w:p>
             <w:pPr>
               <w:pStyle w:val="Compact"/>
+              <w:keepNext/>
               <w:spacing w:before="0" w:after="0" w:lineRule="exact" w:line="220"/>
               <w:jc w:val="left"/>
             </w:pPr>
@@ -18672,6 +19025,7 @@
           <w:p>
             <w:pPr>
               <w:pStyle w:val="Compact"/>
+              <w:keepNext/>
               <w:spacing w:before="0" w:after="0" w:lineRule="exact" w:line="220"/>
               <w:jc w:val="left"/>
             </w:pPr>
@@ -18694,6 +19048,7 @@
           <w:p>
             <w:pPr>
               <w:pStyle w:val="Compact"/>
+              <w:keepNext/>
               <w:spacing w:before="0" w:after="0" w:lineRule="exact" w:line="220"/>
               <w:jc w:val="left"/>
             </w:pPr>
@@ -18716,6 +19071,7 @@
           <w:p>
             <w:pPr>
               <w:pStyle w:val="Compact"/>
+              <w:keepNext/>
               <w:spacing w:before="0" w:after="0" w:lineRule="exact" w:line="220"/>
               <w:jc w:val="left"/>
             </w:pPr>
@@ -18738,6 +19094,7 @@
           <w:p>
             <w:pPr>
               <w:pStyle w:val="Compact"/>
+              <w:keepNext/>
               <w:spacing w:before="0" w:after="0" w:lineRule="exact" w:line="220"/>
               <w:jc w:val="left"/>
             </w:pPr>
@@ -18760,6 +19117,7 @@
           <w:p>
             <w:pPr>
               <w:pStyle w:val="Compact"/>
+              <w:keepNext/>
               <w:spacing w:before="0" w:after="0" w:lineRule="exact" w:line="220"/>
               <w:jc w:val="left"/>
             </w:pPr>
@@ -18782,6 +19140,7 @@
           <w:p>
             <w:pPr>
               <w:pStyle w:val="Compact"/>
+              <w:keepNext/>
               <w:spacing w:before="0" w:after="0" w:lineRule="exact" w:line="220"/>
               <w:jc w:val="left"/>
             </w:pPr>
@@ -18804,6 +19163,7 @@
           <w:p>
             <w:pPr>
               <w:pStyle w:val="Compact"/>
+              <w:keepNext/>
               <w:spacing w:before="0" w:after="0" w:lineRule="exact" w:line="220"/>
               <w:jc w:val="left"/>
             </w:pPr>
@@ -18826,6 +19186,7 @@
           <w:p>
             <w:pPr>
               <w:pStyle w:val="Compact"/>
+              <w:keepNext/>
               <w:spacing w:before="0" w:after="0" w:lineRule="exact" w:line="220"/>
               <w:jc w:val="left"/>
             </w:pPr>
@@ -18850,6 +19211,7 @@
           <w:p>
             <w:pPr>
               <w:pStyle w:val="Compact"/>
+              <w:keepNext/>
               <w:spacing w:before="0" w:after="0" w:lineRule="exact" w:line="220"/>
               <w:jc w:val="left"/>
             </w:pPr>
@@ -18868,6 +19230,7 @@
           <w:p>
             <w:pPr>
               <w:pStyle w:val="Compact"/>
+              <w:keepNext/>
               <w:spacing w:before="0" w:after="0" w:lineRule="exact" w:line="220"/>
               <w:jc w:val="left"/>
             </w:pPr>
@@ -18886,6 +19249,7 @@
           <w:p>
             <w:pPr>
               <w:pStyle w:val="Compact"/>
+              <w:keepNext/>
               <w:spacing w:before="0" w:after="0" w:lineRule="exact" w:line="220"/>
               <w:jc w:val="left"/>
             </w:pPr>
@@ -18904,6 +19268,7 @@
           <w:p>
             <w:pPr>
               <w:pStyle w:val="Compact"/>
+              <w:keepNext/>
               <w:spacing w:before="0" w:after="0" w:lineRule="exact" w:line="220"/>
               <w:jc w:val="left"/>
             </w:pPr>
@@ -18922,6 +19287,7 @@
           <w:p>
             <w:pPr>
               <w:pStyle w:val="Compact"/>
+              <w:keepNext/>
               <w:spacing w:before="0" w:after="0" w:lineRule="exact" w:line="220"/>
               <w:jc w:val="left"/>
             </w:pPr>
@@ -18940,6 +19306,7 @@
           <w:p>
             <w:pPr>
               <w:pStyle w:val="Compact"/>
+              <w:keepNext/>
               <w:spacing w:before="0" w:after="0" w:lineRule="exact" w:line="220"/>
               <w:jc w:val="left"/>
             </w:pPr>
@@ -18958,6 +19325,7 @@
           <w:p>
             <w:pPr>
               <w:pStyle w:val="Compact"/>
+              <w:keepNext/>
               <w:spacing w:before="0" w:after="0" w:lineRule="exact" w:line="220"/>
               <w:jc w:val="left"/>
             </w:pPr>
@@ -18976,6 +19344,7 @@
           <w:p>
             <w:pPr>
               <w:pStyle w:val="Compact"/>
+              <w:keepNext/>
               <w:spacing w:before="0" w:after="0" w:lineRule="exact" w:line="220"/>
               <w:jc w:val="left"/>
             </w:pPr>
@@ -18999,6 +19368,7 @@
           <w:p>
             <w:pPr>
               <w:pStyle w:val="Compact"/>
+              <w:keepNext/>
               <w:spacing w:before="0" w:after="0" w:lineRule="exact" w:line="220"/>
               <w:jc w:val="left"/>
             </w:pPr>
@@ -19017,6 +19387,7 @@
           <w:p>
             <w:pPr>
               <w:pStyle w:val="Compact"/>
+              <w:keepNext/>
               <w:spacing w:before="0" w:after="0" w:lineRule="exact" w:line="220"/>
               <w:jc w:val="left"/>
             </w:pPr>
@@ -19035,6 +19406,7 @@
           <w:p>
             <w:pPr>
               <w:pStyle w:val="Compact"/>
+              <w:keepNext/>
               <w:spacing w:before="0" w:after="0" w:lineRule="exact" w:line="220"/>
               <w:jc w:val="left"/>
             </w:pPr>
@@ -19053,6 +19425,7 @@
           <w:p>
             <w:pPr>
               <w:pStyle w:val="Compact"/>
+              <w:keepNext/>
               <w:spacing w:before="0" w:after="0" w:lineRule="exact" w:line="220"/>
               <w:jc w:val="left"/>
             </w:pPr>
@@ -19071,6 +19444,7 @@
           <w:p>
             <w:pPr>
               <w:pStyle w:val="Compact"/>
+              <w:keepNext/>
               <w:spacing w:before="0" w:after="0" w:lineRule="exact" w:line="220"/>
               <w:jc w:val="left"/>
             </w:pPr>
@@ -19089,6 +19463,7 @@
           <w:p>
             <w:pPr>
               <w:pStyle w:val="Compact"/>
+              <w:keepNext/>
               <w:spacing w:before="0" w:after="0" w:lineRule="exact" w:line="220"/>
               <w:jc w:val="left"/>
             </w:pPr>
@@ -19107,6 +19482,7 @@
           <w:p>
             <w:pPr>
               <w:pStyle w:val="Compact"/>
+              <w:keepNext/>
               <w:spacing w:before="0" w:after="0" w:lineRule="exact" w:line="220"/>
               <w:jc w:val="left"/>
             </w:pPr>
@@ -19125,6 +19501,7 @@
           <w:p>
             <w:pPr>
               <w:pStyle w:val="Compact"/>
+              <w:keepNext/>
               <w:spacing w:before="0" w:after="0" w:lineRule="exact" w:line="220"/>
               <w:jc w:val="left"/>
             </w:pPr>
@@ -19148,6 +19525,7 @@
           <w:p>
             <w:pPr>
               <w:pStyle w:val="Compact"/>
+              <w:keepNext/>
               <w:spacing w:before="0" w:after="0" w:lineRule="exact" w:line="220"/>
               <w:jc w:val="left"/>
             </w:pPr>
@@ -19166,6 +19544,7 @@
           <w:p>
             <w:pPr>
               <w:pStyle w:val="Compact"/>
+              <w:keepNext/>
               <w:spacing w:before="0" w:after="0" w:lineRule="exact" w:line="220"/>
               <w:jc w:val="left"/>
             </w:pPr>
@@ -19184,6 +19563,7 @@
           <w:p>
             <w:pPr>
               <w:pStyle w:val="Compact"/>
+              <w:keepNext/>
               <w:spacing w:before="0" w:after="0" w:lineRule="exact" w:line="220"/>
               <w:jc w:val="left"/>
             </w:pPr>
@@ -19202,6 +19582,7 @@
           <w:p>
             <w:pPr>
               <w:pStyle w:val="Compact"/>
+              <w:keepNext/>
               <w:spacing w:before="0" w:after="0" w:lineRule="exact" w:line="220"/>
               <w:jc w:val="left"/>
             </w:pPr>
@@ -19220,6 +19601,7 @@
           <w:p>
             <w:pPr>
               <w:pStyle w:val="Compact"/>
+              <w:keepNext/>
               <w:spacing w:before="0" w:after="0" w:lineRule="exact" w:line="220"/>
               <w:jc w:val="left"/>
             </w:pPr>
@@ -19238,6 +19620,7 @@
           <w:p>
             <w:pPr>
               <w:pStyle w:val="Compact"/>
+              <w:keepNext/>
               <w:spacing w:before="0" w:after="0" w:lineRule="exact" w:line="220"/>
               <w:jc w:val="left"/>
             </w:pPr>
@@ -19256,6 +19639,7 @@
           <w:p>
             <w:pPr>
               <w:pStyle w:val="Compact"/>
+              <w:keepNext/>
               <w:spacing w:before="0" w:after="0" w:lineRule="exact" w:line="220"/>
               <w:jc w:val="left"/>
             </w:pPr>
@@ -19274,6 +19658,7 @@
           <w:p>
             <w:pPr>
               <w:pStyle w:val="Compact"/>
+              <w:keepNext/>
               <w:spacing w:before="0" w:after="0" w:lineRule="exact" w:line="220"/>
               <w:jc w:val="left"/>
             </w:pPr>
@@ -19297,6 +19682,7 @@
           <w:p>
             <w:pPr>
               <w:pStyle w:val="Compact"/>
+              <w:keepNext/>
               <w:spacing w:before="0" w:after="0" w:lineRule="exact" w:line="220"/>
               <w:jc w:val="left"/>
             </w:pPr>
@@ -19315,6 +19701,7 @@
           <w:p>
             <w:pPr>
               <w:pStyle w:val="Compact"/>
+              <w:keepNext/>
               <w:spacing w:before="0" w:after="0" w:lineRule="exact" w:line="220"/>
               <w:jc w:val="left"/>
             </w:pPr>
@@ -19333,6 +19720,7 @@
           <w:p>
             <w:pPr>
               <w:pStyle w:val="Compact"/>
+              <w:keepNext/>
               <w:spacing w:before="0" w:after="0" w:lineRule="exact" w:line="220"/>
               <w:jc w:val="left"/>
             </w:pPr>
@@ -19351,6 +19739,7 @@
           <w:p>
             <w:pPr>
               <w:pStyle w:val="Compact"/>
+              <w:keepNext/>
               <w:spacing w:before="0" w:after="0" w:lineRule="exact" w:line="220"/>
               <w:jc w:val="left"/>
             </w:pPr>
@@ -19369,6 +19758,7 @@
           <w:p>
             <w:pPr>
               <w:pStyle w:val="Compact"/>
+              <w:keepNext/>
               <w:spacing w:before="0" w:after="0" w:lineRule="exact" w:line="220"/>
               <w:jc w:val="left"/>
             </w:pPr>
@@ -19387,6 +19777,7 @@
           <w:p>
             <w:pPr>
               <w:pStyle w:val="Compact"/>
+              <w:keepNext/>
               <w:spacing w:before="0" w:after="0" w:lineRule="exact" w:line="220"/>
               <w:jc w:val="left"/>
             </w:pPr>
@@ -19405,6 +19796,7 @@
           <w:p>
             <w:pPr>
               <w:pStyle w:val="Compact"/>
+              <w:keepNext/>
               <w:spacing w:before="0" w:after="0" w:lineRule="exact" w:line="220"/>
               <w:jc w:val="left"/>
             </w:pPr>
@@ -19423,6 +19815,7 @@
           <w:p>
             <w:pPr>
               <w:pStyle w:val="Compact"/>
+              <w:keepNext/>
               <w:spacing w:before="0" w:after="0" w:lineRule="exact" w:line="220"/>
               <w:jc w:val="left"/>
             </w:pPr>
@@ -19446,6 +19839,7 @@
           <w:p>
             <w:pPr>
               <w:pStyle w:val="Compact"/>
+              <w:keepNext/>
               <w:spacing w:before="0" w:after="0" w:lineRule="exact" w:line="220"/>
               <w:jc w:val="left"/>
             </w:pPr>
@@ -19464,6 +19858,7 @@
           <w:p>
             <w:pPr>
               <w:pStyle w:val="Compact"/>
+              <w:keepNext/>
               <w:spacing w:before="0" w:after="0" w:lineRule="exact" w:line="220"/>
               <w:jc w:val="left"/>
             </w:pPr>
@@ -19482,6 +19877,7 @@
           <w:p>
             <w:pPr>
               <w:pStyle w:val="Compact"/>
+              <w:keepNext/>
               <w:spacing w:before="0" w:after="0" w:lineRule="exact" w:line="220"/>
               <w:jc w:val="left"/>
             </w:pPr>
@@ -19500,6 +19896,7 @@
           <w:p>
             <w:pPr>
               <w:pStyle w:val="Compact"/>
+              <w:keepNext/>
               <w:spacing w:before="0" w:after="0" w:lineRule="exact" w:line="220"/>
               <w:jc w:val="left"/>
             </w:pPr>
@@ -19518,6 +19915,7 @@
           <w:p>
             <w:pPr>
               <w:pStyle w:val="Compact"/>
+              <w:keepNext/>
               <w:spacing w:before="0" w:after="0" w:lineRule="exact" w:line="220"/>
               <w:jc w:val="left"/>
             </w:pPr>
@@ -19536,6 +19934,7 @@
           <w:p>
             <w:pPr>
               <w:pStyle w:val="Compact"/>
+              <w:keepNext/>
               <w:spacing w:before="0" w:after="0" w:lineRule="exact" w:line="220"/>
               <w:jc w:val="left"/>
             </w:pPr>
@@ -19554,6 +19953,7 @@
           <w:p>
             <w:pPr>
               <w:pStyle w:val="Compact"/>
+              <w:keepNext/>
               <w:spacing w:before="0" w:after="0" w:lineRule="exact" w:line="220"/>
               <w:jc w:val="left"/>
             </w:pPr>
@@ -19572,6 +19972,7 @@
           <w:p>
             <w:pPr>
               <w:pStyle w:val="Compact"/>
+              <w:keepNext/>
               <w:spacing w:before="0" w:after="0" w:lineRule="exact" w:line="220"/>
               <w:jc w:val="left"/>
             </w:pPr>
@@ -19595,6 +19996,7 @@
           <w:p>
             <w:pPr>
               <w:pStyle w:val="Compact"/>
+              <w:keepNext/>
               <w:spacing w:before="0" w:after="0" w:lineRule="exact" w:line="220"/>
               <w:jc w:val="left"/>
             </w:pPr>
@@ -19613,6 +20015,7 @@
           <w:p>
             <w:pPr>
               <w:pStyle w:val="Compact"/>
+              <w:keepNext/>
               <w:spacing w:before="0" w:after="0" w:lineRule="exact" w:line="220"/>
               <w:jc w:val="left"/>
             </w:pPr>
@@ -19631,6 +20034,7 @@
           <w:p>
             <w:pPr>
               <w:pStyle w:val="Compact"/>
+              <w:keepNext/>
               <w:spacing w:before="0" w:after="0" w:lineRule="exact" w:line="220"/>
               <w:jc w:val="left"/>
             </w:pPr>
@@ -19649,6 +20053,7 @@
           <w:p>
             <w:pPr>
               <w:pStyle w:val="Compact"/>
+              <w:keepNext/>
               <w:spacing w:before="0" w:after="0" w:lineRule="exact" w:line="220"/>
               <w:jc w:val="left"/>
             </w:pPr>
@@ -19667,6 +20072,7 @@
           <w:p>
             <w:pPr>
               <w:pStyle w:val="Compact"/>
+              <w:keepNext/>
               <w:spacing w:before="0" w:after="0" w:lineRule="exact" w:line="220"/>
               <w:jc w:val="left"/>
             </w:pPr>
@@ -19685,6 +20091,7 @@
           <w:p>
             <w:pPr>
               <w:pStyle w:val="Compact"/>
+              <w:keepNext/>
               <w:spacing w:before="0" w:after="0" w:lineRule="exact" w:line="220"/>
               <w:jc w:val="left"/>
             </w:pPr>
@@ -19703,6 +20110,7 @@
           <w:p>
             <w:pPr>
               <w:pStyle w:val="Compact"/>
+              <w:keepNext/>
               <w:spacing w:before="0" w:after="0" w:lineRule="exact" w:line="220"/>
               <w:jc w:val="left"/>
             </w:pPr>
@@ -19721,6 +20129,7 @@
           <w:p>
             <w:pPr>
               <w:pStyle w:val="Compact"/>
+              <w:keepNext/>
               <w:spacing w:before="0" w:after="0" w:lineRule="exact" w:line="220"/>
               <w:jc w:val="left"/>
             </w:pPr>
@@ -19980,6 +20389,7 @@
           <w:p>
             <w:pPr>
               <w:pStyle w:val="Compact"/>
+              <w:keepNext/>
               <w:spacing w:before="0" w:after="0" w:lineRule="exact" w:line="220"/>
               <w:jc w:val="left"/>
             </w:pPr>
@@ -20002,6 +20412,7 @@
           <w:p>
             <w:pPr>
               <w:pStyle w:val="Compact"/>
+              <w:keepNext/>
               <w:spacing w:before="0" w:after="0" w:lineRule="exact" w:line="220"/>
               <w:jc w:val="left"/>
             </w:pPr>
@@ -20024,6 +20435,7 @@
           <w:p>
             <w:pPr>
               <w:pStyle w:val="Compact"/>
+              <w:keepNext/>
               <w:spacing w:before="0" w:after="0" w:lineRule="exact" w:line="220"/>
               <w:jc w:val="left"/>
             </w:pPr>
@@ -20046,6 +20458,7 @@
           <w:p>
             <w:pPr>
               <w:pStyle w:val="Compact"/>
+              <w:keepNext/>
               <w:spacing w:before="0" w:after="0" w:lineRule="exact" w:line="220"/>
               <w:jc w:val="left"/>
             </w:pPr>
@@ -20068,6 +20481,7 @@
           <w:p>
             <w:pPr>
               <w:pStyle w:val="Compact"/>
+              <w:keepNext/>
               <w:spacing w:before="0" w:after="0" w:lineRule="exact" w:line="220"/>
               <w:jc w:val="left"/>
             </w:pPr>
@@ -20090,6 +20504,7 @@
           <w:p>
             <w:pPr>
               <w:pStyle w:val="Compact"/>
+              <w:keepNext/>
               <w:spacing w:before="0" w:after="0" w:lineRule="exact" w:line="220"/>
               <w:jc w:val="left"/>
             </w:pPr>
@@ -20112,6 +20527,7 @@
           <w:p>
             <w:pPr>
               <w:pStyle w:val="Compact"/>
+              <w:keepNext/>
               <w:spacing w:before="0" w:after="0" w:lineRule="exact" w:line="220"/>
               <w:jc w:val="left"/>
             </w:pPr>
@@ -20134,6 +20550,7 @@
           <w:p>
             <w:pPr>
               <w:pStyle w:val="Compact"/>
+              <w:keepNext/>
               <w:spacing w:before="0" w:after="0" w:lineRule="exact" w:line="220"/>
               <w:jc w:val="left"/>
             </w:pPr>
@@ -20158,6 +20575,7 @@
           <w:p>
             <w:pPr>
               <w:pStyle w:val="Compact"/>
+              <w:keepNext/>
               <w:spacing w:before="0" w:after="0" w:lineRule="exact" w:line="220"/>
               <w:jc w:val="left"/>
             </w:pPr>
@@ -20176,6 +20594,7 @@
           <w:p>
             <w:pPr>
               <w:pStyle w:val="Compact"/>
+              <w:keepNext/>
               <w:spacing w:before="0" w:after="0" w:lineRule="exact" w:line="220"/>
               <w:jc w:val="left"/>
             </w:pPr>
@@ -20194,6 +20613,7 @@
           <w:p>
             <w:pPr>
               <w:pStyle w:val="Compact"/>
+              <w:keepNext/>
               <w:spacing w:before="0" w:after="0" w:lineRule="exact" w:line="220"/>
               <w:jc w:val="left"/>
             </w:pPr>
@@ -20212,6 +20632,7 @@
           <w:p>
             <w:pPr>
               <w:pStyle w:val="Compact"/>
+              <w:keepNext/>
               <w:spacing w:before="0" w:after="0" w:lineRule="exact" w:line="220"/>
               <w:jc w:val="left"/>
             </w:pPr>
@@ -20230,6 +20651,7 @@
           <w:p>
             <w:pPr>
               <w:pStyle w:val="Compact"/>
+              <w:keepNext/>
               <w:spacing w:before="0" w:after="0" w:lineRule="exact" w:line="220"/>
               <w:jc w:val="left"/>
             </w:pPr>
@@ -20248,6 +20670,7 @@
           <w:p>
             <w:pPr>
               <w:pStyle w:val="Compact"/>
+              <w:keepNext/>
               <w:spacing w:before="0" w:after="0" w:lineRule="exact" w:line="220"/>
               <w:jc w:val="left"/>
             </w:pPr>
@@ -20266,6 +20689,7 @@
           <w:p>
             <w:pPr>
               <w:pStyle w:val="Compact"/>
+              <w:keepNext/>
               <w:spacing w:before="0" w:after="0" w:lineRule="exact" w:line="220"/>
               <w:jc w:val="left"/>
             </w:pPr>
@@ -20284,6 +20708,7 @@
           <w:p>
             <w:pPr>
               <w:pStyle w:val="Compact"/>
+              <w:keepNext/>
               <w:spacing w:before="0" w:after="0" w:lineRule="exact" w:line="220"/>
               <w:jc w:val="left"/>
             </w:pPr>
@@ -20307,6 +20732,7 @@
           <w:p>
             <w:pPr>
               <w:pStyle w:val="Compact"/>
+              <w:keepNext/>
               <w:spacing w:before="0" w:after="0" w:lineRule="exact" w:line="220"/>
               <w:jc w:val="left"/>
             </w:pPr>
@@ -20325,6 +20751,7 @@
           <w:p>
             <w:pPr>
               <w:pStyle w:val="Compact"/>
+              <w:keepNext/>
               <w:spacing w:before="0" w:after="0" w:lineRule="exact" w:line="220"/>
               <w:jc w:val="left"/>
             </w:pPr>
@@ -20343,6 +20770,7 @@
           <w:p>
             <w:pPr>
               <w:pStyle w:val="Compact"/>
+              <w:keepNext/>
               <w:spacing w:before="0" w:after="0" w:lineRule="exact" w:line="220"/>
               <w:jc w:val="left"/>
             </w:pPr>
@@ -20361,6 +20789,7 @@
           <w:p>
             <w:pPr>
               <w:pStyle w:val="Compact"/>
+              <w:keepNext/>
               <w:spacing w:before="0" w:after="0" w:lineRule="exact" w:line="220"/>
               <w:jc w:val="left"/>
             </w:pPr>
@@ -20379,6 +20808,7 @@
           <w:p>
             <w:pPr>
               <w:pStyle w:val="Compact"/>
+              <w:keepNext/>
               <w:spacing w:before="0" w:after="0" w:lineRule="exact" w:line="220"/>
               <w:jc w:val="left"/>
             </w:pPr>
@@ -20397,6 +20827,7 @@
           <w:p>
             <w:pPr>
               <w:pStyle w:val="Compact"/>
+              <w:keepNext/>
               <w:spacing w:before="0" w:after="0" w:lineRule="exact" w:line="220"/>
               <w:jc w:val="left"/>
             </w:pPr>
@@ -20415,6 +20846,7 @@
           <w:p>
             <w:pPr>
               <w:pStyle w:val="Compact"/>
+              <w:keepNext/>
               <w:spacing w:before="0" w:after="0" w:lineRule="exact" w:line="220"/>
               <w:jc w:val="left"/>
             </w:pPr>
@@ -20433,6 +20865,7 @@
           <w:p>
             <w:pPr>
               <w:pStyle w:val="Compact"/>
+              <w:keepNext/>
               <w:spacing w:before="0" w:after="0" w:lineRule="exact" w:line="220"/>
               <w:jc w:val="left"/>
             </w:pPr>
@@ -22393,6 +22826,7 @@
           <w:p>
             <w:pPr>
               <w:pStyle w:val="Compact"/>
+              <w:keepNext/>
               <w:spacing w:before="0" w:after="0" w:lineRule="exact" w:line="220"/>
               <w:jc w:val="left"/>
             </w:pPr>
@@ -22411,6 +22845,7 @@
           <w:p>
             <w:pPr>
               <w:pStyle w:val="Compact"/>
+              <w:keepNext/>
               <w:spacing w:before="0" w:after="0" w:lineRule="exact" w:line="220"/>
               <w:jc w:val="left"/>
             </w:pPr>
@@ -22429,6 +22864,7 @@
           <w:p>
             <w:pPr>
               <w:pStyle w:val="Compact"/>
+              <w:keepNext/>
               <w:spacing w:before="0" w:after="0" w:lineRule="exact" w:line="220"/>
               <w:jc w:val="left"/>
             </w:pPr>
@@ -22447,6 +22883,7 @@
           <w:p>
             <w:pPr>
               <w:pStyle w:val="Compact"/>
+              <w:keepNext/>
               <w:spacing w:before="0" w:after="0" w:lineRule="exact" w:line="220"/>
               <w:jc w:val="left"/>
             </w:pPr>
@@ -22465,6 +22902,7 @@
           <w:p>
             <w:pPr>
               <w:pStyle w:val="Compact"/>
+              <w:keepNext/>
               <w:spacing w:before="0" w:after="0" w:lineRule="exact" w:line="220"/>
               <w:jc w:val="left"/>
             </w:pPr>
@@ -22483,6 +22921,7 @@
           <w:p>
             <w:pPr>
               <w:pStyle w:val="Compact"/>
+              <w:keepNext/>
               <w:spacing w:before="0" w:after="0" w:lineRule="exact" w:line="220"/>
               <w:jc w:val="left"/>
             </w:pPr>
@@ -22501,6 +22940,7 @@
           <w:p>
             <w:pPr>
               <w:pStyle w:val="Compact"/>
+              <w:keepNext/>
               <w:spacing w:before="0" w:after="0" w:lineRule="exact" w:line="220"/>
               <w:jc w:val="left"/>
             </w:pPr>
@@ -22519,6 +22959,7 @@
           <w:p>
             <w:pPr>
               <w:pStyle w:val="Compact"/>
+              <w:keepNext/>
               <w:spacing w:before="0" w:after="0" w:lineRule="exact" w:line="220"/>
               <w:jc w:val="left"/>
             </w:pPr>
@@ -22850,6 +23291,7 @@
           <w:p>
             <w:pPr>
               <w:pStyle w:val="Compact"/>
+              <w:keepNext/>
               <w:spacing w:before="0" w:after="0" w:lineRule="exact" w:line="220"/>
               <w:jc w:val="left"/>
             </w:pPr>
@@ -22872,6 +23314,7 @@
           <w:p>
             <w:pPr>
               <w:pStyle w:val="Compact"/>
+              <w:keepNext/>
               <w:spacing w:before="0" w:after="0" w:lineRule="exact" w:line="220"/>
               <w:jc w:val="left"/>
             </w:pPr>
@@ -22894,6 +23337,7 @@
           <w:p>
             <w:pPr>
               <w:pStyle w:val="Compact"/>
+              <w:keepNext/>
               <w:spacing w:before="0" w:after="0" w:lineRule="exact" w:line="220"/>
               <w:jc w:val="left"/>
             </w:pPr>
@@ -22916,6 +23360,7 @@
           <w:p>
             <w:pPr>
               <w:pStyle w:val="Compact"/>
+              <w:keepNext/>
               <w:spacing w:before="0" w:after="0" w:lineRule="exact" w:line="220"/>
               <w:jc w:val="left"/>
             </w:pPr>
@@ -22938,6 +23383,7 @@
           <w:p>
             <w:pPr>
               <w:pStyle w:val="Compact"/>
+              <w:keepNext/>
               <w:spacing w:before="0" w:after="0" w:lineRule="exact" w:line="220"/>
               <w:jc w:val="left"/>
             </w:pPr>
@@ -22962,6 +23408,7 @@
           <w:p>
             <w:pPr>
               <w:pStyle w:val="Compact"/>
+              <w:keepNext/>
               <w:spacing w:before="0" w:after="0" w:lineRule="exact" w:line="220"/>
               <w:jc w:val="left"/>
             </w:pPr>
@@ -22980,6 +23427,7 @@
           <w:p>
             <w:pPr>
               <w:pStyle w:val="Compact"/>
+              <w:keepNext/>
               <w:spacing w:before="0" w:after="0" w:lineRule="exact" w:line="220"/>
               <w:jc w:val="left"/>
             </w:pPr>
@@ -22998,6 +23446,7 @@
           <w:p>
             <w:pPr>
               <w:pStyle w:val="Compact"/>
+              <w:keepNext/>
               <w:spacing w:before="0" w:after="0" w:lineRule="exact" w:line="220"/>
               <w:jc w:val="left"/>
             </w:pPr>
@@ -23016,6 +23465,7 @@
           <w:p>
             <w:pPr>
               <w:pStyle w:val="Compact"/>
+              <w:keepNext/>
               <w:spacing w:before="0" w:after="0" w:lineRule="exact" w:line="220"/>
               <w:jc w:val="left"/>
             </w:pPr>
@@ -23034,6 +23484,7 @@
           <w:p>
             <w:pPr>
               <w:pStyle w:val="Compact"/>
+              <w:keepNext/>
               <w:spacing w:before="0" w:after="0" w:lineRule="exact" w:line="220"/>
               <w:jc w:val="left"/>
             </w:pPr>
@@ -23057,6 +23508,7 @@
           <w:p>
             <w:pPr>
               <w:pStyle w:val="Compact"/>
+              <w:keepNext/>
               <w:spacing w:before="0" w:after="0" w:lineRule="exact" w:line="220"/>
               <w:jc w:val="left"/>
             </w:pPr>
@@ -23075,6 +23527,7 @@
           <w:p>
             <w:pPr>
               <w:pStyle w:val="Compact"/>
+              <w:keepNext/>
               <w:spacing w:before="0" w:after="0" w:lineRule="exact" w:line="220"/>
               <w:jc w:val="left"/>
             </w:pPr>
@@ -23093,6 +23546,7 @@
           <w:p>
             <w:pPr>
               <w:pStyle w:val="Compact"/>
+              <w:keepNext/>
               <w:spacing w:before="0" w:after="0" w:lineRule="exact" w:line="220"/>
               <w:jc w:val="left"/>
             </w:pPr>
@@ -23111,6 +23565,7 @@
           <w:p>
             <w:pPr>
               <w:pStyle w:val="Compact"/>
+              <w:keepNext/>
               <w:spacing w:before="0" w:after="0" w:lineRule="exact" w:line="220"/>
               <w:jc w:val="left"/>
             </w:pPr>
@@ -23129,6 +23584,7 @@
           <w:p>
             <w:pPr>
               <w:pStyle w:val="Compact"/>
+              <w:keepNext/>
               <w:spacing w:before="0" w:after="0" w:lineRule="exact" w:line="220"/>
               <w:jc w:val="left"/>
             </w:pPr>
@@ -25474,6 +25930,7 @@
           <w:p>
             <w:pPr>
               <w:pStyle w:val="Compact"/>
+              <w:keepNext/>
               <w:spacing w:before="0" w:after="0" w:lineRule="exact" w:line="220"/>
               <w:jc w:val="left"/>
             </w:pPr>
@@ -25492,6 +25949,7 @@
           <w:p>
             <w:pPr>
               <w:pStyle w:val="Compact"/>
+              <w:keepNext/>
               <w:spacing w:before="0" w:after="0" w:lineRule="exact" w:line="220"/>
               <w:jc w:val="left"/>
             </w:pPr>
@@ -25510,6 +25968,7 @@
           <w:p>
             <w:pPr>
               <w:pStyle w:val="Compact"/>
+              <w:keepNext/>
               <w:spacing w:before="0" w:after="0" w:lineRule="exact" w:line="220"/>
               <w:jc w:val="left"/>
             </w:pPr>
@@ -25528,6 +25987,7 @@
           <w:p>
             <w:pPr>
               <w:pStyle w:val="Compact"/>
+              <w:keepNext/>
               <w:spacing w:before="0" w:after="0" w:lineRule="exact" w:line="220"/>
               <w:jc w:val="left"/>
             </w:pPr>
@@ -25546,6 +26006,7 @@
           <w:p>
             <w:pPr>
               <w:pStyle w:val="Compact"/>
+              <w:keepNext/>
               <w:spacing w:before="0" w:after="0" w:lineRule="exact" w:line="220"/>
               <w:jc w:val="left"/>
             </w:pPr>
@@ -25864,6 +26325,7 @@
           <w:p>
             <w:pPr>
               <w:pStyle w:val="Compact"/>
+              <w:keepNext/>
               <w:spacing w:before="0" w:after="0" w:lineRule="exact" w:line="220"/>
               <w:jc w:val="left"/>
             </w:pPr>
@@ -25886,6 +26348,7 @@
           <w:p>
             <w:pPr>
               <w:pStyle w:val="Compact"/>
+              <w:keepNext/>
               <w:spacing w:before="0" w:after="0" w:lineRule="exact" w:line="220"/>
               <w:jc w:val="left"/>
             </w:pPr>
@@ -25908,6 +26371,7 @@
           <w:p>
             <w:pPr>
               <w:pStyle w:val="Compact"/>
+              <w:keepNext/>
               <w:spacing w:before="0" w:after="0" w:lineRule="exact" w:line="220"/>
               <w:jc w:val="left"/>
             </w:pPr>
@@ -25930,6 +26394,7 @@
           <w:p>
             <w:pPr>
               <w:pStyle w:val="Compact"/>
+              <w:keepNext/>
               <w:spacing w:before="0" w:after="0" w:lineRule="exact" w:line="220"/>
               <w:jc w:val="left"/>
             </w:pPr>
@@ -25954,6 +26419,7 @@
           <w:p>
             <w:pPr>
               <w:pStyle w:val="Compact"/>
+              <w:keepNext/>
               <w:spacing w:before="0" w:after="0" w:lineRule="exact" w:line="220"/>
               <w:jc w:val="left"/>
             </w:pPr>
@@ -25972,6 +26438,7 @@
           <w:p>
             <w:pPr>
               <w:pStyle w:val="Compact"/>
+              <w:keepNext/>
               <w:spacing w:before="0" w:after="0" w:lineRule="exact" w:line="220"/>
               <w:jc w:val="left"/>
             </w:pPr>
@@ -25990,6 +26457,7 @@
           <w:p>
             <w:pPr>
               <w:pStyle w:val="Compact"/>
+              <w:keepNext/>
               <w:spacing w:before="0" w:after="0" w:lineRule="exact" w:line="220"/>
               <w:jc w:val="left"/>
             </w:pPr>
@@ -26008,6 +26476,7 @@
           <w:p>
             <w:pPr>
               <w:pStyle w:val="Compact"/>
+              <w:keepNext/>
               <w:spacing w:before="0" w:after="0" w:lineRule="exact" w:line="220"/>
               <w:jc w:val="left"/>
             </w:pPr>
@@ -26031,6 +26500,7 @@
           <w:p>
             <w:pPr>
               <w:pStyle w:val="Compact"/>
+              <w:keepNext/>
               <w:spacing w:before="0" w:after="0" w:lineRule="exact" w:line="220"/>
               <w:jc w:val="left"/>
             </w:pPr>
@@ -26049,6 +26519,7 @@
           <w:p>
             <w:pPr>
               <w:pStyle w:val="Compact"/>
+              <w:keepNext/>
               <w:spacing w:before="0" w:after="0" w:lineRule="exact" w:line="220"/>
               <w:jc w:val="left"/>
             </w:pPr>
@@ -26067,6 +26538,7 @@
           <w:p>
             <w:pPr>
               <w:pStyle w:val="Compact"/>
+              <w:keepNext/>
               <w:spacing w:before="0" w:after="0" w:lineRule="exact" w:line="220"/>
               <w:jc w:val="left"/>
             </w:pPr>
@@ -26085,6 +26557,7 @@
           <w:p>
             <w:pPr>
               <w:pStyle w:val="Compact"/>
+              <w:keepNext/>
               <w:spacing w:before="0" w:after="0" w:lineRule="exact" w:line="220"/>
               <w:jc w:val="left"/>
             </w:pPr>
@@ -27607,6 +28080,7 @@
           <w:p>
             <w:pPr>
               <w:pStyle w:val="Compact"/>
+              <w:keepNext/>
               <w:spacing w:before="0" w:after="0" w:lineRule="exact" w:line="220"/>
               <w:jc w:val="left"/>
             </w:pPr>
@@ -27625,6 +28099,7 @@
           <w:p>
             <w:pPr>
               <w:pStyle w:val="Compact"/>
+              <w:keepNext/>
               <w:spacing w:before="0" w:after="0" w:lineRule="exact" w:line="220"/>
               <w:jc w:val="left"/>
             </w:pPr>
@@ -27643,6 +28118,7 @@
           <w:p>
             <w:pPr>
               <w:pStyle w:val="Compact"/>
+              <w:keepNext/>
               <w:spacing w:before="0" w:after="0" w:lineRule="exact" w:line="220"/>
               <w:jc w:val="left"/>
             </w:pPr>
@@ -27661,6 +28137,7 @@
           <w:p>
             <w:pPr>
               <w:pStyle w:val="Compact"/>
+              <w:keepNext/>
               <w:spacing w:before="0" w:after="0" w:lineRule="exact" w:line="220"/>
               <w:jc w:val="left"/>
             </w:pPr>
@@ -27922,6 +28399,9 @@
     <w:p>
       <w:pPr>
         <w:pStyle w:val="FirstParagraph"/>
+        <w:spacing w:after="120"/>
+        <w:ind w:left="709" w:hanging="709"/>
+        <w:jc w:val="left"/>
       </w:pPr>
       <w:r>
         <w:t xml:space="preserve">Agence France-Presse. (2023, September 25).</w:t>
@@ -27958,6 +28438,9 @@
     <w:p>
       <w:pPr>
         <w:pStyle w:val="BodyText"/>
+        <w:spacing w:after="120"/>
+        <w:ind w:left="709" w:hanging="709"/>
+        <w:jc w:val="left"/>
       </w:pPr>
       <w:r>
         <w:t xml:space="preserve">Ahmad, N., &amp; Schreyer, P. (2016).</w:t>
@@ -27982,6 +28465,9 @@
     <w:p>
       <w:pPr>
         <w:pStyle w:val="BodyText"/>
+        <w:spacing w:after="120"/>
+        <w:ind w:left="709" w:hanging="709"/>
+        <w:jc w:val="left"/>
       </w:pPr>
       <w:r>
         <w:t xml:space="preserve">Armstrong, M. (2006). Competition in two-sided markets.</w:t>
@@ -28003,6 +28489,9 @@
     <w:p>
       <w:pPr>
         <w:pStyle w:val="BodyText"/>
+        <w:spacing w:after="120"/>
+        <w:ind w:left="709" w:hanging="709"/>
+        <w:jc w:val="left"/>
       </w:pPr>
       <w:r>
         <w:t xml:space="preserve">Ayudiana, S. (2026, July 8). Diskon biaya layanan marketplace ditargetkan berlaku Agustus 2026 [Marketplace service-fee discount targeted for August 2026].</w:t>
@@ -28024,6 +28513,9 @@
     <w:p>
       <w:pPr>
         <w:pStyle w:val="BodyText"/>
+        <w:spacing w:after="120"/>
+        <w:ind w:left="709" w:hanging="709"/>
+        <w:jc w:val="left"/>
       </w:pPr>
       <w:r>
         <w:t xml:space="preserve">Bank Indonesia. (2023).</w:t>
@@ -28048,6 +28540,9 @@
     <w:p>
       <w:pPr>
         <w:pStyle w:val="BodyText"/>
+        <w:spacing w:after="120"/>
+        <w:ind w:left="709" w:hanging="709"/>
+        <w:jc w:val="left"/>
       </w:pPr>
       <w:r>
         <w:t xml:space="preserve">Bank Indonesia. (2025, October 30).</w:t>
@@ -28072,6 +28567,9 @@
     <w:p>
       <w:pPr>
         <w:pStyle w:val="BodyText"/>
+        <w:spacing w:after="120"/>
+        <w:ind w:left="709" w:hanging="709"/>
+        <w:jc w:val="left"/>
       </w:pPr>
       <w:r>
         <w:t xml:space="preserve">Berg, T., Burg, V., Gombović, A., &amp; Puri, M. (2020). On the rise of FinTechs: Credit scoring using digital footprints.</w:t>
@@ -28093,6 +28591,9 @@
     <w:p>
       <w:pPr>
         <w:pStyle w:val="BodyText"/>
+        <w:spacing w:after="120"/>
+        <w:ind w:left="709" w:hanging="709"/>
+        <w:jc w:val="left"/>
       </w:pPr>
       <w:r>
         <w:t xml:space="preserve">Bowen, R. M., Davis, A. K., &amp; Rajgopal, S. (2002). Determinants of revenue-reporting practices for Internet firms.</w:t>
@@ -28114,6 +28615,9 @@
     <w:p>
       <w:pPr>
         <w:pStyle w:val="BodyText"/>
+        <w:spacing w:after="120"/>
+        <w:ind w:left="709" w:hanging="709"/>
+        <w:jc w:val="left"/>
       </w:pPr>
       <w:r>
         <w:t xml:space="preserve">BPS-Statistics Indonesia. (2023).</w:t>
@@ -28138,6 +28642,9 @@
     <w:p>
       <w:pPr>
         <w:pStyle w:val="BodyText"/>
+        <w:spacing w:after="120"/>
+        <w:ind w:left="709" w:hanging="709"/>
+        <w:jc w:val="left"/>
       </w:pPr>
       <w:r>
         <w:t xml:space="preserve">BPS-Statistics Indonesia. (2025a).</w:t>
@@ -28162,6 +28669,9 @@
     <w:p>
       <w:pPr>
         <w:pStyle w:val="BodyText"/>
+        <w:spacing w:after="120"/>
+        <w:ind w:left="709" w:hanging="709"/>
+        <w:jc w:val="left"/>
       </w:pPr>
       <w:r>
         <w:t xml:space="preserve">BPS-Statistics Indonesia. (2025b).</w:t>
@@ -28186,6 +28696,9 @@
     <w:p>
       <w:pPr>
         <w:pStyle w:val="BodyText"/>
+        <w:spacing w:after="120"/>
+        <w:ind w:left="709" w:hanging="709"/>
+        <w:jc w:val="left"/>
       </w:pPr>
       <w:r>
         <w:t xml:space="preserve">van den Brakel, J., Smith, P. A., &amp; Compton, S. (2008). Quality procedures for survey transitions: Experiments, time series and discontinuities.</w:t>
@@ -28207,6 +28720,9 @@
     <w:p>
       <w:pPr>
         <w:pStyle w:val="BodyText"/>
+        <w:spacing w:after="120"/>
+        <w:ind w:left="709" w:hanging="709"/>
+        <w:jc w:val="left"/>
       </w:pPr>
       <w:r>
         <w:t xml:space="preserve">van den Brakel, J., Zhang, X., &amp; Tam, S.-M. (2020). Measuring discontinuities in time series obtained with repeated sample surveys.</w:t>
@@ -28228,6 +28744,9 @@
     <w:p>
       <w:pPr>
         <w:pStyle w:val="BodyText"/>
+        <w:spacing w:after="120"/>
+        <w:ind w:left="709" w:hanging="709"/>
+        <w:jc w:val="left"/>
       </w:pPr>
       <w:r>
         <w:t xml:space="preserve">Bureau of Internal Revenue. (2023).</w:t>
@@ -28265,6 +28784,9 @@
     <w:p>
       <w:pPr>
         <w:pStyle w:val="BodyText"/>
+        <w:spacing w:after="120"/>
+        <w:ind w:left="709" w:hanging="709"/>
+        <w:jc w:val="left"/>
       </w:pPr>
       <w:r>
         <w:t xml:space="preserve">Caillaud, B., &amp; Jullien, B. (2003). Chicken &amp; egg: Competition among intermediation service providers.</w:t>
@@ -28286,6 +28808,9 @@
     <w:p>
       <w:pPr>
         <w:pStyle w:val="BodyText"/>
+        <w:spacing w:after="120"/>
+        <w:ind w:left="709" w:hanging="709"/>
+        <w:jc w:val="left"/>
       </w:pPr>
       <w:r>
         <w:t xml:space="preserve">CNN Indonesia. (2026a, May 8).</w:t>
@@ -28310,6 +28835,9 @@
     <w:p>
       <w:pPr>
         <w:pStyle w:val="BodyText"/>
+        <w:spacing w:after="120"/>
+        <w:ind w:left="709" w:hanging="709"/>
+        <w:jc w:val="left"/>
       </w:pPr>
       <w:r>
         <w:t xml:space="preserve">CNN Indonesia. (2026b, October 9).</w:t>
@@ -28334,6 +28862,9 @@
     <w:p>
       <w:pPr>
         <w:pStyle w:val="BodyText"/>
+        <w:spacing w:after="120"/>
+        <w:ind w:left="709" w:hanging="709"/>
+        <w:jc w:val="left"/>
       </w:pPr>
       <w:r>
         <w:t xml:space="preserve">Davis, A. K. (2002). The value relevance of revenue for Internet firms: Does reporting grossed-up or barter revenue make a difference?</w:t>
@@ -28355,6 +28886,9 @@
     <w:p>
       <w:pPr>
         <w:pStyle w:val="BodyText"/>
+        <w:spacing w:after="120"/>
+        <w:ind w:left="709" w:hanging="709"/>
+        <w:jc w:val="left"/>
       </w:pPr>
       <w:r>
         <w:t xml:space="preserve">Directorate General of Taxes. (2025, January 20).</w:t>
@@ -28379,6 +28913,9 @@
     <w:p>
       <w:pPr>
         <w:pStyle w:val="BodyText"/>
+        <w:spacing w:after="120"/>
+        <w:ind w:left="709" w:hanging="709"/>
+        <w:jc w:val="left"/>
       </w:pPr>
       <w:r>
         <w:t xml:space="preserve">Directorate General of Taxes. (2026a, July 1).</w:t>
@@ -28403,6 +28940,9 @@
     <w:p>
       <w:pPr>
         <w:pStyle w:val="BodyText"/>
+        <w:spacing w:after="120"/>
+        <w:ind w:left="709" w:hanging="709"/>
+        <w:jc w:val="left"/>
       </w:pPr>
       <w:r>
         <w:t xml:space="preserve">Directorate General of Taxes. (2026b, August 5).</w:t>
@@ -28427,6 +28967,9 @@
     <w:p>
       <w:pPr>
         <w:pStyle w:val="BodyText"/>
+        <w:spacing w:after="120"/>
+        <w:ind w:left="709" w:hanging="709"/>
+        <w:jc w:val="left"/>
       </w:pPr>
       <w:r>
         <w:t xml:space="preserve">Directorate General of Taxes. (2026c, October 1).</w:t>
@@ -28451,6 +28994,9 @@
     <w:p>
       <w:pPr>
         <w:pStyle w:val="BodyText"/>
+        <w:spacing w:after="120"/>
+        <w:ind w:left="709" w:hanging="709"/>
+        <w:jc w:val="left"/>
       </w:pPr>
       <w:r>
         <w:t xml:space="preserve">European Commission, International Monetary Fund, Organisation for Economic Co-operation and Development, United Nations, &amp; World Bank. (2025).</w:t>
@@ -28475,6 +29021,9 @@
     <w:p>
       <w:pPr>
         <w:pStyle w:val="BodyText"/>
+        <w:spacing w:after="120"/>
+        <w:ind w:left="709" w:hanging="709"/>
+        <w:jc w:val="left"/>
       </w:pPr>
       <w:r>
         <w:t xml:space="preserve">European Union. (2021). Council Directive (EU) 2021/514 of 22 March 2021 amending Directive 2011/16/EU on administrative cooperation in the field of taxation.</w:t>
@@ -28496,6 +29045,9 @@
     <w:p>
       <w:pPr>
         <w:pStyle w:val="BodyText"/>
+        <w:spacing w:after="120"/>
+        <w:ind w:left="709" w:hanging="709"/>
+        <w:jc w:val="left"/>
       </w:pPr>
       <w:r>
         <w:t xml:space="preserve">Evans, D. S., &amp; Schmalensee, R. (2016).</w:t>
@@ -28517,6 +29069,9 @@
     <w:p>
       <w:pPr>
         <w:pStyle w:val="BodyText"/>
+        <w:spacing w:after="120"/>
+        <w:ind w:left="709" w:hanging="709"/>
+        <w:jc w:val="left"/>
       </w:pPr>
       <w:r>
         <w:t xml:space="preserve">Givoly, D., Li, Y., Lourie, B., &amp; Nekrasov, A. (2019). Key performance indicators as supplements to earnings: Incremental informativeness, demand factors, measurement issues, and properties of their forecasts.</w:t>
@@ -28538,6 +29093,9 @@
     <w:p>
       <w:pPr>
         <w:pStyle w:val="BodyText"/>
+        <w:spacing w:after="120"/>
+        <w:ind w:left="709" w:hanging="709"/>
+        <w:jc w:val="left"/>
       </w:pPr>
       <w:r>
         <w:t xml:space="preserve">Google, Temasek, &amp; Bain &amp; Company. (2024).</w:t>
@@ -28559,6 +29117,9 @@
     <w:p>
       <w:pPr>
         <w:pStyle w:val="BodyText"/>
+        <w:spacing w:after="120"/>
+        <w:ind w:left="709" w:hanging="709"/>
+        <w:jc w:val="left"/>
       </w:pPr>
       <w:r>
         <w:t xml:space="preserve">GoTo Gojek Tokopedia. (2024a, March 19).</w:t>
@@ -28583,6 +29144,9 @@
     <w:p>
       <w:pPr>
         <w:pStyle w:val="BodyText"/>
+        <w:spacing w:after="120"/>
+        <w:ind w:left="709" w:hanging="709"/>
+        <w:jc w:val="left"/>
       </w:pPr>
       <w:r>
         <w:t xml:space="preserve">GoTo Gojek Tokopedia. (2024b).</w:t>
@@ -28604,6 +29168,9 @@
     <w:p>
       <w:pPr>
         <w:pStyle w:val="BodyText"/>
+        <w:spacing w:after="120"/>
+        <w:ind w:left="709" w:hanging="709"/>
+        <w:jc w:val="left"/>
       </w:pPr>
       <w:r>
         <w:t xml:space="preserve">GoTo Gojek Tokopedia. (2026, July 29).</w:t>
@@ -28628,6 +29195,9 @@
     <w:p>
       <w:pPr>
         <w:pStyle w:val="BodyText"/>
+        <w:spacing w:after="120"/>
+        <w:ind w:left="709" w:hanging="709"/>
+        <w:jc w:val="left"/>
       </w:pPr>
       <w:r>
         <w:t xml:space="preserve">Government of the Republic of Indonesia. (2026).</w:t>
@@ -28652,6 +29222,9 @@
     <w:p>
       <w:pPr>
         <w:pStyle w:val="BodyText"/>
+        <w:spacing w:after="120"/>
+        <w:ind w:left="709" w:hanging="709"/>
+        <w:jc w:val="left"/>
       </w:pPr>
       <w:r>
         <w:t xml:space="preserve">Government of Viet Nam. (2025).</w:t>
@@ -28676,6 +29249,9 @@
     <w:p>
       <w:pPr>
         <w:pStyle w:val="BodyText"/>
+        <w:spacing w:after="120"/>
+        <w:ind w:left="709" w:hanging="709"/>
+        <w:jc w:val="left"/>
       </w:pPr>
       <w:r>
         <w:t xml:space="preserve">Grab Holdings Limited. (2026, August 3).</w:t>
@@ -28700,6 +29276,9 @@
     <w:p>
       <w:pPr>
         <w:pStyle w:val="BodyText"/>
+        <w:spacing w:after="120"/>
+        <w:ind w:left="709" w:hanging="709"/>
+        <w:jc w:val="left"/>
       </w:pPr>
       <w:r>
         <w:t xml:space="preserve">Hagiu, A., &amp; Wright, J. (2015). Multi-sided platforms.</w:t>
@@ -28721,6 +29300,9 @@
     <w:p>
       <w:pPr>
         <w:pStyle w:val="BodyText"/>
+        <w:spacing w:after="120"/>
+        <w:ind w:left="709" w:hanging="709"/>
+        <w:jc w:val="left"/>
       </w:pPr>
       <w:r>
         <w:t xml:space="preserve">Henderson, J. V., Storeygard, A., &amp; Weil, D. N. (2012). Measuring economic growth from outer space.</w:t>
@@ -28742,6 +29324,9 @@
     <w:p>
       <w:pPr>
         <w:pStyle w:val="BodyText"/>
+        <w:spacing w:after="120"/>
+        <w:ind w:left="709" w:hanging="709"/>
+        <w:jc w:val="left"/>
       </w:pPr>
       <w:r>
         <w:t xml:space="preserve">Hummels, D., &amp; Klenow, P. J. (2005). The variety and quality of a nation’s exports.</w:t>
@@ -28763,6 +29348,9 @@
     <w:p>
       <w:pPr>
         <w:pStyle w:val="BodyText"/>
+        <w:spacing w:after="120"/>
+        <w:ind w:left="709" w:hanging="709"/>
+        <w:jc w:val="left"/>
       </w:pPr>
       <w:r>
         <w:t xml:space="preserve">International Accounting Standards Board. (2014).</w:t>
@@ -28784,6 +29372,9 @@
     <w:p>
       <w:pPr>
         <w:pStyle w:val="BodyText"/>
+        <w:spacing w:after="120"/>
+        <w:ind w:left="709" w:hanging="709"/>
+        <w:jc w:val="left"/>
       </w:pPr>
       <w:r>
         <w:t xml:space="preserve">International Monetary Fund. (2018).</w:t>
@@ -28808,6 +29399,9 @@
     <w:p>
       <w:pPr>
         <w:pStyle w:val="BodyText"/>
+        <w:spacing w:after="120"/>
+        <w:ind w:left="709" w:hanging="709"/>
+        <w:jc w:val="left"/>
       </w:pPr>
       <w:r>
         <w:t xml:space="preserve">Islamiati, S. R. (2025, August 6). Celios ungkap dampak biaya pemrosesan e-commerce bagi seller dan konsumen [Celios on the effect of e-commerce processing fees on sellers and consumers].</w:t>
@@ -28829,6 +29423,9 @@
     <w:p>
       <w:pPr>
         <w:pStyle w:val="BodyText"/>
+        <w:spacing w:after="120"/>
+        <w:ind w:left="709" w:hanging="709"/>
+        <w:jc w:val="left"/>
       </w:pPr>
       <w:r>
         <w:t xml:space="preserve">KabarBursa. (2024, January 18).</w:t>
@@ -28853,6 +29450,9 @@
     <w:p>
       <w:pPr>
         <w:pStyle w:val="BodyText"/>
+        <w:spacing w:after="120"/>
+        <w:ind w:left="709" w:hanging="709"/>
+        <w:jc w:val="left"/>
       </w:pPr>
       <w:r>
         <w:t xml:space="preserve">Kleven, H. J., Knudsen, M. B., Kreiner, C. T., Pedersen, S., &amp; Saez, E. (2011). Unwilling or unable to cheat? Evidence from a tax audit experiment in Denmark.</w:t>
@@ -28874,6 +29474,9 @@
     <w:p>
       <w:pPr>
         <w:pStyle w:val="BodyText"/>
+        <w:spacing w:after="120"/>
+        <w:ind w:left="709" w:hanging="709"/>
+        <w:jc w:val="left"/>
       </w:pPr>
       <w:r>
         <w:t xml:space="preserve">Li, Z., &amp; Wang, G. (2025). Regulating powerful platforms: Evidence from commission fee caps.</w:t>
@@ -28895,6 +29498,9 @@
     <w:p>
       <w:pPr>
         <w:pStyle w:val="BodyText"/>
+        <w:spacing w:after="120"/>
+        <w:ind w:left="709" w:hanging="709"/>
+        <w:jc w:val="left"/>
       </w:pPr>
       <w:r>
         <w:t xml:space="preserve">Mandagie, S. (2023, October 6). Reg 31/2023: The regulation behind TikTok Shop’s closure in Indonesia.</w:t>
@@ -28916,6 +29522,9 @@
     <w:p>
       <w:pPr>
         <w:pStyle w:val="BodyText"/>
+        <w:spacing w:after="120"/>
+        <w:ind w:left="709" w:hanging="709"/>
+        <w:jc w:val="left"/>
       </w:pPr>
       <w:r>
         <w:t xml:space="preserve">Mann, H. B., &amp; Whitney, D. R. (1947). On a test of whether one of two random variables is stochastically larger than the other.</w:t>
@@ -28937,6 +29546,9 @@
     <w:p>
       <w:pPr>
         <w:pStyle w:val="BodyText"/>
+        <w:spacing w:after="120"/>
+        <w:ind w:left="709" w:hanging="709"/>
+        <w:jc w:val="left"/>
       </w:pPr>
       <w:r>
         <w:t xml:space="preserve">McKenzie, D., &amp; Paffhausen, A. L. (2019). Small firm death in developing countries.</w:t>
@@ -28958,6 +29570,9 @@
     <w:p>
       <w:pPr>
         <w:pStyle w:val="BodyText"/>
+        <w:spacing w:after="120"/>
+        <w:ind w:left="709" w:hanging="709"/>
+        <w:jc w:val="left"/>
       </w:pPr>
       <w:r>
         <w:t xml:space="preserve">Ministry of Finance of the Republic of Indonesia. (2025).</w:t>
@@ -28982,6 +29597,9 @@
     <w:p>
       <w:pPr>
         <w:pStyle w:val="BodyText"/>
+        <w:spacing w:after="120"/>
+        <w:ind w:left="709" w:hanging="709"/>
+        <w:jc w:val="left"/>
       </w:pPr>
       <w:r>
         <w:t xml:space="preserve">Ministry of Trade of the Republic of Indonesia. (2023).</w:t>
@@ -29006,6 +29624,9 @@
     <w:p>
       <w:pPr>
         <w:pStyle w:val="BodyText"/>
+        <w:spacing w:after="120"/>
+        <w:ind w:left="709" w:hanging="709"/>
+        <w:jc w:val="left"/>
       </w:pPr>
       <w:r>
         <w:t xml:space="preserve">Ministry of Trade of the Republic of Indonesia. (2026).</w:t>
@@ -29030,6 +29651,9 @@
     <w:p>
       <w:pPr>
         <w:pStyle w:val="BodyText"/>
+        <w:spacing w:after="120"/>
+        <w:ind w:left="709" w:hanging="709"/>
+        <w:jc w:val="left"/>
       </w:pPr>
       <w:r>
         <w:t xml:space="preserve">Momentum Works. (2024).</w:t>
@@ -29054,6 +29678,9 @@
     <w:p>
       <w:pPr>
         <w:pStyle w:val="BodyText"/>
+        <w:spacing w:after="120"/>
+        <w:ind w:left="709" w:hanging="709"/>
+        <w:jc w:val="left"/>
       </w:pPr>
       <w:r>
         <w:t xml:space="preserve">Naritomi, J. (2019). Consumers as tax auditors.</w:t>
@@ -29075,6 +29702,9 @@
     <w:p>
       <w:pPr>
         <w:pStyle w:val="BodyText"/>
+        <w:spacing w:after="120"/>
+        <w:ind w:left="709" w:hanging="709"/>
+        <w:jc w:val="left"/>
       </w:pPr>
       <w:r>
         <w:t xml:space="preserve">Neter, J., &amp; Waksberg, J. (1964). A study of response errors in expenditures data from household interviews.</w:t>
@@ -29096,6 +29726,9 @@
     <w:p>
       <w:pPr>
         <w:pStyle w:val="BodyText"/>
+        <w:spacing w:after="120"/>
+        <w:ind w:left="709" w:hanging="709"/>
+        <w:jc w:val="left"/>
       </w:pPr>
       <w:r>
         <w:t xml:space="preserve">Organisation for Economic Co-operation and Development. (2020).</w:t>
@@ -29117,6 +29750,9 @@
     <w:p>
       <w:pPr>
         <w:pStyle w:val="BodyText"/>
+        <w:spacing w:after="120"/>
+        <w:ind w:left="709" w:hanging="709"/>
+        <w:jc w:val="left"/>
       </w:pPr>
       <w:r>
         <w:t xml:space="preserve">Organisation for Economic Co-operation and Development. (2021).</w:t>
@@ -29138,6 +29774,9 @@
     <w:p>
       <w:pPr>
         <w:pStyle w:val="BodyText"/>
+        <w:spacing w:after="120"/>
+        <w:ind w:left="709" w:hanging="709"/>
+        <w:jc w:val="left"/>
       </w:pPr>
       <w:r>
         <w:t xml:space="preserve">Organisation for Economic Co-operation and Development. (2023).</w:t>
@@ -29159,6 +29798,9 @@
     <w:p>
       <w:pPr>
         <w:pStyle w:val="BodyText"/>
+        <w:spacing w:after="120"/>
+        <w:ind w:left="709" w:hanging="709"/>
+        <w:jc w:val="left"/>
       </w:pPr>
       <w:r>
         <w:t xml:space="preserve">Pomeranz, D. (2015). No taxation without information: Deterrence and self-enforcement in the value added tax.</w:t>
@@ -29180,6 +29822,9 @@
     <w:p>
       <w:pPr>
         <w:pStyle w:val="BodyText"/>
+        <w:spacing w:after="120"/>
+        <w:ind w:left="709" w:hanging="709"/>
+        <w:jc w:val="left"/>
       </w:pPr>
       <w:r>
         <w:t xml:space="preserve">Rajgopal, S., Venkatachalam, M., &amp; Kotha, S. (2003). The value relevance of network advantages: The case of e-commerce firms.</w:t>
@@ -29201,6 +29846,9 @@
     <w:p>
       <w:pPr>
         <w:pStyle w:val="BodyText"/>
+        <w:spacing w:after="120"/>
+        <w:ind w:left="709" w:hanging="709"/>
+        <w:jc w:val="left"/>
       </w:pPr>
       <w:r>
         <w:t xml:space="preserve">Risalah, D. F. (2024, December 10).</w:t>
@@ -29225,6 +29873,9 @@
     <w:p>
       <w:pPr>
         <w:pStyle w:val="BodyText"/>
+        <w:spacing w:after="120"/>
+        <w:ind w:left="709" w:hanging="709"/>
+        <w:jc w:val="left"/>
       </w:pPr>
       <w:r>
         <w:t xml:space="preserve">Rochet, J.-C., &amp; Tirole, J. (2003). Platform competition in two-sided markets.</w:t>
@@ -29246,6 +29897,9 @@
     <w:p>
       <w:pPr>
         <w:pStyle w:val="BodyText"/>
+        <w:spacing w:after="120"/>
+        <w:ind w:left="709" w:hanging="709"/>
+        <w:jc w:val="left"/>
       </w:pPr>
       <w:r>
         <w:t xml:space="preserve">Ronal. (2025, May 21). Kemenhub siap bahas tuntutan driver ojol soal potongan tarif aplikasi [Transport ministry ready to discuss ojol drivers’ demands on the app commission].</w:t>
@@ -29267,6 +29921,9 @@
     <w:p>
       <w:pPr>
         <w:pStyle w:val="BodyText"/>
+        <w:spacing w:after="120"/>
+        <w:ind w:left="709" w:hanging="709"/>
+        <w:jc w:val="left"/>
       </w:pPr>
       <w:r>
         <w:t xml:space="preserve">Setyowati, D. (2024, July 15). Transaksi Shopee hingga TikTok Shop Tokopedia di RI Rp 867 triliun [Transactions from Shopee to TikTok Shop Tokopedia in Indonesia reach Rp867 trillion].</w:t>
@@ -29288,6 +29945,9 @@
     <w:p>
       <w:pPr>
         <w:pStyle w:val="BodyText"/>
+        <w:spacing w:after="120"/>
+        <w:ind w:left="709" w:hanging="709"/>
+        <w:jc w:val="left"/>
       </w:pPr>
       <w:r>
         <w:t xml:space="preserve">Setyowati, D. (2025, June 26). Transaksi belanja online di Indonesia melambat, Thailand dan Malaysia melesat [Online shopping in Indonesia slows while Thailand and Malaysia surge].</w:t>
@@ -29309,6 +29969,9 @@
     <w:p>
       <w:pPr>
         <w:pStyle w:val="BodyText"/>
+        <w:spacing w:after="120"/>
+        <w:ind w:left="709" w:hanging="709"/>
+        <w:jc w:val="left"/>
       </w:pPr>
       <w:r>
         <w:t xml:space="preserve">Setyowati, D. (2026, May 18). TikTok Shop Tokopedia sesuaikan biaya admin seller per 18 Mei: Ada yang naik [TikTok Shop Tokopedia adjusts seller admin fees from 18 May: some rise].</w:t>
@@ -29330,6 +29993,9 @@
     <w:p>
       <w:pPr>
         <w:pStyle w:val="BodyText"/>
+        <w:spacing w:after="120"/>
+        <w:ind w:left="709" w:hanging="709"/>
+        <w:jc w:val="left"/>
       </w:pPr>
       <w:r>
         <w:t xml:space="preserve">Trueman, B., Wong, M. H. F., &amp; Zhang, X.-J. (2000). The eyeballs have it: Searching for the value in Internet stocks.</w:t>
@@ -29351,6 +30017,9 @@
     <w:p>
       <w:pPr>
         <w:pStyle w:val="BodyText"/>
+        <w:spacing w:after="120"/>
+        <w:ind w:left="709" w:hanging="709"/>
+        <w:jc w:val="left"/>
       </w:pPr>
       <w:r>
         <w:t xml:space="preserve">Trueman, B., Wong, M. H. F., &amp; Zhang, X.-J. (2001). Back to basics: Forecasting the revenues of Internet firms.</w:t>
@@ -29372,6 +30041,9 @@
     <w:p>
       <w:pPr>
         <w:pStyle w:val="BodyText"/>
+        <w:spacing w:after="120"/>
+        <w:ind w:left="709" w:hanging="709"/>
+        <w:jc w:val="left"/>
       </w:pPr>
       <w:r>
         <w:t xml:space="preserve">UNCTAD. (2023).</w:t>
@@ -29393,6 +30065,9 @@
     <w:p>
       <w:pPr>
         <w:pStyle w:val="BodyText"/>
+        <w:spacing w:after="120"/>
+        <w:ind w:left="709" w:hanging="709"/>
+        <w:jc w:val="left"/>
       </w:pPr>
       <w:r>
         <w:t xml:space="preserve">UNCTAD. (2024).</w:t>
@@ -29414,6 +30089,9 @@
     <w:p>
       <w:pPr>
         <w:pStyle w:val="BodyText"/>
+        <w:spacing w:after="120"/>
+        <w:ind w:left="709" w:hanging="709"/>
+        <w:jc w:val="left"/>
       </w:pPr>
       <w:r>
         <w:t xml:space="preserve">World Bank. (2026).</w:t>

--- a/papers/thesis_2026-10/reading/thesis_YZU_layout_2026-10-24.docx
+++ b/papers/thesis_2026-10/reading/thesis_YZU_layout_2026-10-24.docx
@@ -3698,7 +3698,7 @@
               <a:graphicData uri="http://schemas.openxmlformats.org/drawingml/2006/picture">
                 <pic:pic>
                   <pic:nvPicPr>
-                    <pic:cNvPr descr="figures/fig3_1_two_links.png" id="31" name="Picture"/>
+                    <pic:cNvPr descr="figures_yzu/fig3_1_two_links.png" id="31" name="Picture"/>
                     <pic:cNvPicPr>
                       <a:picLocks noChangeArrowheads="1" noChangeAspect="1"/>
                     </pic:cNvPicPr>
@@ -11514,7 +11514,7 @@
               <a:graphicData uri="http://schemas.openxmlformats.org/drawingml/2006/picture">
                 <pic:pic>
                   <pic:nvPicPr>
-                    <pic:cNvPr descr="figures/fig5_1_thin_slice.png" id="53" name="Picture"/>
+                    <pic:cNvPr descr="figures_yzu/fig5_1_thin_slice.png" id="53" name="Picture"/>
                     <pic:cNvPicPr>
                       <a:picLocks noChangeArrowheads="1" noChangeAspect="1"/>
                     </pic:cNvPicPr>
@@ -12511,14 +12511,14 @@
       <w:r>
         <w:drawing>
           <wp:inline>
-            <wp:extent cx="5400000" cy="1791704"/>
+            <wp:extent cx="5400000" cy="1826209"/>
             <wp:effectExtent b="0" l="0" r="0" t="0"/>
             <wp:docPr descr="" title="" id="56" name="Picture"/>
             <a:graphic>
               <a:graphicData uri="http://schemas.openxmlformats.org/drawingml/2006/picture">
                 <pic:pic>
                   <pic:nvPicPr>
-                    <pic:cNvPr descr="figures/fig5_2_tokopedia_two_views.png" id="57" name="Picture"/>
+                    <pic:cNvPr descr="figures_yzu/fig5_2_tokopedia_two_views.png" id="57" name="Picture"/>
                     <pic:cNvPicPr>
                       <a:picLocks noChangeArrowheads="1" noChangeAspect="1"/>
                     </pic:cNvPicPr>
@@ -12532,7 +12532,7 @@
                   <pic:spPr bwMode="auto">
                     <a:xfrm>
                       <a:off x="0" y="0"/>
-                      <a:ext cx="5400000" cy="1791704"/>
+                      <a:ext cx="5400000" cy="1826209"/>
                     </a:xfrm>
                     <a:prstGeom prst="rect">
                       <a:avLst/>
@@ -12700,14 +12700,14 @@
       <w:r>
         <w:drawing>
           <wp:inline>
-            <wp:extent cx="5400000" cy="2890140"/>
+            <wp:extent cx="5400000" cy="2891497"/>
             <wp:effectExtent b="0" l="0" r="0" t="0"/>
             <wp:docPr descr="" title="" id="61" name="Picture"/>
             <a:graphic>
               <a:graphicData uri="http://schemas.openxmlformats.org/drawingml/2006/picture">
                 <pic:pic>
                   <pic:nvPicPr>
-                    <pic:cNvPr descr="figures/fig5_3_growth_2023.png" id="62" name="Picture"/>
+                    <pic:cNvPr descr="figures_yzu/fig5_3_growth_2023.png" id="62" name="Picture"/>
                     <pic:cNvPicPr>
                       <a:picLocks noChangeArrowheads="1" noChangeAspect="1"/>
                     </pic:cNvPicPr>
@@ -12721,7 +12721,7 @@
                   <pic:spPr bwMode="auto">
                     <a:xfrm>
                       <a:off x="0" y="0"/>
-                      <a:ext cx="5400000" cy="2890140"/>
+                      <a:ext cx="5400000" cy="2891497"/>
                     </a:xfrm>
                     <a:prstGeom prst="rect">
                       <a:avLst/>
@@ -13259,7 +13259,7 @@
               <a:graphicData uri="http://schemas.openxmlformats.org/drawingml/2006/picture">
                 <pic:pic>
                   <pic:nvPicPr>
-                    <pic:cNvPr descr="figures/fig5_4_extra_sellers.png" id="68" name="Picture"/>
+                    <pic:cNvPr descr="figures_yzu/fig5_4_extra_sellers.png" id="68" name="Picture"/>
                     <pic:cNvPicPr>
                       <a:picLocks noChangeArrowheads="1" noChangeAspect="1"/>
                     </pic:cNvPicPr>
@@ -13410,14 +13410,14 @@
       <w:r>
         <w:drawing>
           <wp:inline>
-            <wp:extent cx="5400000" cy="2475737"/>
+            <wp:extent cx="5400000" cy="2480043"/>
             <wp:effectExtent b="0" l="0" r="0" t="0"/>
             <wp:docPr descr="" title="" id="71" name="Picture"/>
             <a:graphic>
               <a:graphicData uri="http://schemas.openxmlformats.org/drawingml/2006/picture">
                 <pic:pic>
                   <pic:nvPicPr>
-                    <pic:cNvPr descr="figures/fig5_5_marketplace_and_records.png" id="72" name="Picture"/>
+                    <pic:cNvPr descr="figures_yzu/fig5_5_marketplace_and_records.png" id="72" name="Picture"/>
                     <pic:cNvPicPr>
                       <a:picLocks noChangeArrowheads="1" noChangeAspect="1"/>
                     </pic:cNvPicPr>
@@ -13431,7 +13431,7 @@
                   <pic:spPr bwMode="auto">
                     <a:xfrm>
                       <a:off x="0" y="0"/>
-                      <a:ext cx="5400000" cy="2475737"/>
+                      <a:ext cx="5400000" cy="2480043"/>
                     </a:xfrm>
                     <a:prstGeom prst="rect">
                       <a:avLst/>

--- a/papers/thesis_2026-10/reading/thesis_YZU_layout_2026-10-24.docx
+++ b/papers/thesis_2026-10/reading/thesis_YZU_layout_2026-10-24.docx
@@ -4,190 +4,266 @@
   <w:body>
     <w:p>
       <w:pPr>
-        <w:pStyle w:val="Title"/>
-      </w:pPr>
-      <w:r>
-        <w:t xml:space="preserve">The</w:t>
-      </w:r>
-      <w:r>
-        <w:t xml:space="preserve"> </w:t>
-      </w:r>
-      <w:r>
-        <w:t xml:space="preserve">Invisible</w:t>
-      </w:r>
-      <w:r>
-        <w:t xml:space="preserve"> </w:t>
-      </w:r>
-      <w:r>
-        <w:t xml:space="preserve">Ledger:</w:t>
-      </w:r>
-      <w:r>
-        <w:t xml:space="preserve"> </w:t>
-      </w:r>
-      <w:r>
-        <w:t xml:space="preserve">Quantifying</w:t>
-      </w:r>
-      <w:r>
-        <w:t xml:space="preserve"> </w:t>
-      </w:r>
-      <w:r>
-        <w:t xml:space="preserve">the</w:t>
-      </w:r>
-      <w:r>
-        <w:t xml:space="preserve"> </w:t>
-      </w:r>
-      <w:r>
-        <w:t xml:space="preserve">Invisible</w:t>
-      </w:r>
-      <w:r>
-        <w:t xml:space="preserve"> </w:t>
-      </w:r>
-      <w:r>
-        <w:t xml:space="preserve">Wedge</w:t>
-      </w:r>
-      <w:r>
-        <w:t xml:space="preserve"> </w:t>
-      </w:r>
+        <w:pStyle w:val="CoverUniversity"/>
+      </w:pPr>
+      <w:r>
+        <w:t xml:space="preserve">元智大學</w:t>
+      </w:r>
+    </w:p>
+    <w:p>
+      <w:pPr>
+        <w:pStyle w:val="CoverDept"/>
+      </w:pPr>
+      <w:r>
+        <w:t xml:space="preserve">管理學院財務金融暨會計碩士班</w:t>
+      </w:r>
+    </w:p>
+    <w:p>
+      <w:pPr>
+        <w:pStyle w:val="CoverTrack"/>
+      </w:pPr>
+      <w:r>
+        <w:t xml:space="preserve">財務金融碩士學程</w:t>
+      </w:r>
+    </w:p>
+    <w:p>
+      <w:pPr>
+        <w:pStyle w:val="CoverDegree"/>
+      </w:pPr>
+      <w:r>
+        <w:t xml:space="preserve">碩士論文</w:t>
+      </w:r>
+    </w:p>
+    <w:p>
+      <w:pPr>
+        <w:pStyle w:val="CoverTitle"/>
+      </w:pPr>
+      <w:r>
+        <w:t xml:space="preserve">隱形帳簿：量化印尼平台經濟中的隱形缺口</w:t>
+      </w:r>
+    </w:p>
+    <w:p>
+      <w:pPr>
+        <w:pStyle w:val="CoverPerson"/>
+      </w:pPr>
+      <w:r>
+        <w:t xml:space="preserve">研究生：王新福</w:t>
+      </w:r>
+    </w:p>
+    <w:p>
+      <w:pPr>
+        <w:pStyle w:val="CoverPersonNext"/>
+      </w:pPr>
+      <w:r>
+        <w:t xml:space="preserve">指導教授：孔德蓉</w:t>
+      </w:r>
+    </w:p>
+    <w:p>
+      <w:pPr>
+        <w:pStyle w:val="CoverDate"/>
+      </w:pPr>
+      <w:r>
+        <w:t xml:space="preserve">中華民國 115 年 10 月</w:t>
+      </w:r>
+    </w:p>
+    <w:p>
+      <w:pPr>
+        <w:sectPr>
+          <w:pgSz w:h="16838" w:w="11906"/>
+          <w:pgMar w:bottom="1134" w:footer="567" w:header="850" w:left="2268" w:right="1134" w:top="1984"/>
+        </w:sectPr>
+      </w:pPr>
+    </w:p>
+    <w:p>
+      <w:pPr>
+        <w:pStyle w:val="TPTitle"/>
+      </w:pPr>
+      <w:r>
+        <w:t xml:space="preserve">隱形帳簿：量化印尼平台經濟中的隱形缺口</w:t>
+      </w:r>
+    </w:p>
+    <w:p>
+      <w:pPr>
+        <w:pStyle w:val="TPTitle"/>
+      </w:pPr>
+      <w:r>
+        <w:t xml:space="preserve">THE INVISIBLE LEDGER: QUANTIFYING THE INVISIBLE WEDGE IN INDONESIA’S PLATFORM ECONOMY</w:t>
+      </w:r>
+    </w:p>
+    <w:p>
+      <w:pPr>
+        <w:pStyle w:val="TPPeople"/>
+      </w:pPr>
+      <w:r>
+        <w:t xml:space="preserve">研究生：王新福 Student: Christopher Ongko</w:t>
+      </w:r>
+    </w:p>
+    <w:p>
+      <w:pPr>
+        <w:pStyle w:val="TPLine"/>
+      </w:pPr>
+      <w:r>
+        <w:t xml:space="preserve">指導教授：孔德蓉 Advisor: De-Rong Kong</w:t>
+      </w:r>
+    </w:p>
+    <w:p>
+      <w:pPr>
+        <w:pStyle w:val="TPGap"/>
+      </w:pPr>
+      <w:r>
+        <w:t xml:space="preserve">元智大學</w:t>
+      </w:r>
+    </w:p>
+    <w:p>
+      <w:pPr>
+        <w:pStyle w:val="TPLine"/>
+      </w:pPr>
+      <w:r>
+        <w:t xml:space="preserve">管理學院財務金融暨會計碩士班</w:t>
+      </w:r>
+    </w:p>
+    <w:p>
+      <w:pPr>
+        <w:pStyle w:val="TPLine"/>
+      </w:pPr>
+      <w:r>
+        <w:t xml:space="preserve">碩士論文</w:t>
+      </w:r>
+    </w:p>
+    <w:p>
+      <w:pPr>
+        <w:pStyle w:val="TPPeople"/>
+      </w:pPr>
+      <w:r>
+        <w:t xml:space="preserve">A Thesis</w:t>
+      </w:r>
+    </w:p>
+    <w:p>
+      <w:pPr>
+        <w:pStyle w:val="TPBlock"/>
+      </w:pPr>
+      <w:r>
+        <w:t xml:space="preserve">Submitted to MS Program in Finance and Accounting</w:t>
+      </w:r>
+    </w:p>
+    <w:p>
+      <w:pPr>
+        <w:pStyle w:val="TPBlock"/>
+      </w:pPr>
+      <w:r>
+        <w:t xml:space="preserve">College of Management</w:t>
+      </w:r>
+    </w:p>
+    <w:p>
+      <w:pPr>
+        <w:pStyle w:val="TPBlock"/>
+      </w:pPr>
+      <w:r>
+        <w:t xml:space="preserve">Yuan Ze University</w:t>
+      </w:r>
+    </w:p>
+    <w:p>
+      <w:pPr>
+        <w:pStyle w:val="TPBlock"/>
+      </w:pPr>
+      <w:r>
+        <w:t xml:space="preserve">in Partial Fulfillment of the Requirements</w:t>
+      </w:r>
+    </w:p>
+    <w:p>
+      <w:pPr>
+        <w:pStyle w:val="TPBlock"/>
+      </w:pPr>
+      <w:r>
+        <w:t xml:space="preserve">for the Degree of</w:t>
+      </w:r>
+    </w:p>
+    <w:p>
+      <w:pPr>
+        <w:pStyle w:val="TPBlock"/>
+      </w:pPr>
+      <w:r>
+        <w:t xml:space="preserve">Master of Science</w:t>
+      </w:r>
+    </w:p>
+    <w:p>
+      <w:pPr>
+        <w:pStyle w:val="TPBlock"/>
+      </w:pPr>
       <w:r>
         <w:t xml:space="preserve">in</w:t>
       </w:r>
-      <w:r>
-        <w:t xml:space="preserve"> </w:t>
-      </w:r>
-      <w:r>
-        <w:t xml:space="preserve">Indonesia’s</w:t>
-      </w:r>
-      <w:r>
-        <w:t xml:space="preserve"> </w:t>
-      </w:r>
-      <w:r>
-        <w:t xml:space="preserve">Platform</w:t>
-      </w:r>
-      <w:r>
-        <w:t xml:space="preserve"> </w:t>
-      </w:r>
-      <w:r>
-        <w:t xml:space="preserve">Economy</w:t>
-      </w:r>
-    </w:p>
-    <w:p>
-      <w:pPr>
-        <w:pStyle w:val="Subtitle"/>
-      </w:pPr>
-      <w:r>
-        <w:t xml:space="preserve">Master’s</w:t>
-      </w:r>
-      <w:r>
-        <w:t xml:space="preserve"> </w:t>
-      </w:r>
-      <w:r>
-        <w:t xml:space="preserve">thesis</w:t>
-      </w:r>
-    </w:p>
-    <w:p>
-      <w:pPr>
-        <w:pStyle w:val="Author"/>
-      </w:pPr>
-      <w:r>
-        <w:t xml:space="preserve">Christopher</w:t>
-      </w:r>
-      <w:r>
-        <w:t xml:space="preserve"> </w:t>
-      </w:r>
-      <w:r>
-        <w:t xml:space="preserve">Ongko</w:t>
-      </w:r>
-      <w:r>
-        <w:t xml:space="preserve"> </w:t>
-      </w:r>
-      <w:r>
-        <w:t xml:space="preserve">(王新福)</w:t>
-      </w:r>
-    </w:p>
-    <w:p>
-      <w:pPr>
-        <w:pStyle w:val="Author"/>
-      </w:pPr>
-      <w:r>
-        <w:t xml:space="preserve">Advisor:</w:t>
-      </w:r>
-      <w:r>
-        <w:t xml:space="preserve"> </w:t>
-      </w:r>
-      <w:r>
-        <w:t xml:space="preserve">Prof. De-Rong</w:t>
-      </w:r>
-      <w:r>
-        <w:t xml:space="preserve"> </w:t>
-      </w:r>
-      <w:r>
-        <w:t xml:space="preserve">Kong</w:t>
-      </w:r>
-      <w:r>
-        <w:t xml:space="preserve"> </w:t>
-      </w:r>
-      <w:r>
-        <w:t xml:space="preserve">(孔德蓉)</w:t>
-      </w:r>
-    </w:p>
-    <w:p>
-      <w:pPr>
-        <w:pStyle w:val="Author"/>
-      </w:pPr>
-      <w:r>
-        <w:t xml:space="preserve">College</w:t>
-      </w:r>
-      <w:r>
-        <w:t xml:space="preserve"> </w:t>
-      </w:r>
-      <w:r>
-        <w:t xml:space="preserve">of</w:t>
-      </w:r>
-      <w:r>
-        <w:t xml:space="preserve"> </w:t>
-      </w:r>
-      <w:r>
-        <w:t xml:space="preserve">Management,</w:t>
-      </w:r>
-      <w:r>
-        <w:t xml:space="preserve"> </w:t>
-      </w:r>
-      <w:r>
-        <w:t xml:space="preserve">Yuan</w:t>
-      </w:r>
-      <w:r>
-        <w:t xml:space="preserve"> </w:t>
-      </w:r>
-      <w:r>
-        <w:t xml:space="preserve">Ze</w:t>
-      </w:r>
-      <w:r>
-        <w:t xml:space="preserve"> </w:t>
-      </w:r>
-      <w:r>
-        <w:t xml:space="preserve">University</w:t>
-      </w:r>
-    </w:p>
-    <w:p>
-      <w:pPr>
-        <w:pStyle w:val="Date"/>
-      </w:pPr>
-      <w:r>
-        <w:t xml:space="preserve">October</w:t>
-      </w:r>
-      <w:r>
-        <w:t xml:space="preserve"> </w:t>
-      </w:r>
-      <w:r>
-        <w:t xml:space="preserve">2026</w:t>
-      </w:r>
-    </w:p>
-    <w:p>
-      <w:pPr>
-        <w:pStyle w:val="FrontHeading"/>
-      </w:pPr>
-      <w:r>
-        <w:t xml:space="preserve">Abstract</w:t>
+    </w:p>
+    <w:p>
+      <w:pPr>
+        <w:pStyle w:val="TPBlock"/>
+      </w:pPr>
+      <w:r>
+        <w:t xml:space="preserve">Finance and Accounting</w:t>
+      </w:r>
+    </w:p>
+    <w:p>
+      <w:pPr>
+        <w:pStyle w:val="TPBlock"/>
+      </w:pPr>
+      <w:r>
+        <w:t xml:space="preserve">October 2026</w:t>
+      </w:r>
+    </w:p>
+    <w:p>
+      <w:pPr>
+        <w:pStyle w:val="TPBlock"/>
+      </w:pPr>
+      <w:r>
+        <w:t xml:space="preserve">Chungli, Taiwan, Republic of China.</w:t>
+      </w:r>
+    </w:p>
+    <w:p>
+      <w:pPr>
+        <w:pStyle w:val="TPLine"/>
+      </w:pPr>
+      <w:r>
+        <w:t xml:space="preserve">中華民國 115 年 10 月</w:t>
+      </w:r>
+    </w:p>
+    <w:p>
+      <w:pPr>
+        <w:pStyle w:val="AbstractTitle"/>
+      </w:pPr>
+      <w:r>
+        <w:t xml:space="preserve">The Invisible Ledger: Quantifying the Invisible Wedge in Indonesia’s Platform Economy</w:t>
+      </w:r>
+    </w:p>
+    <w:p>
+      <w:pPr>
+        <w:pStyle w:val="AbstractHead"/>
+      </w:pPr>
+      <w:r>
+        <w:t xml:space="preserve">Student: Christopher Ongko 　 Advisor: Dr. De-Rong Kong</w:t>
+      </w:r>
+    </w:p>
+    <w:p>
+      <w:pPr>
+        <w:pStyle w:val="AbstractHead"/>
+      </w:pPr>
+      <w:r>
+        <w:t xml:space="preserve">Submitted to MS Program in Finance and Accounting</w:t>
+      </w:r>
+    </w:p>
+    <w:p>
+      <w:pPr>
+        <w:pStyle w:val="AbstractHead"/>
+      </w:pPr>
+      <w:r>
+        <w:t xml:space="preserve">College of Management, Yuan Ze University</w:t>
+      </w:r>
+    </w:p>
+    <w:p>
+      <w:pPr>
+        <w:pStyle w:val="AbstractLabel"/>
+      </w:pPr>
+      <w:r>
+        <w:t xml:space="preserve">ABSTRACT</w:t>
       </w:r>
     </w:p>
     <w:p>
@@ -238,6 +314,162 @@
       </w:pPr>
       <w:r>
         <w:t xml:space="preserve">Contents</w:t>
+      </w:r>
+    </w:p>
+    <w:p>
+      <w:pPr>
+        <w:pStyle w:val="toc1"/>
+        <w:rPr>
+          <w:b w:val="0"/>
+        </w:rPr>
+      </w:pPr>
+      <w:r>
+        <w:rPr>
+          <w:b w:val="0"/>
+        </w:rPr>
+        <w:t xml:space="preserve">Title Page</w:t>
+      </w:r>
+      <w:r>
+        <w:rPr>
+          <w:b w:val="0"/>
+        </w:rPr>
+        <w:tab/>
+      </w:r>
+      <w:r>
+        <w:rPr>
+          <w:b w:val="0"/>
+        </w:rPr>
+        <w:t xml:space="preserve">i</w:t>
+      </w:r>
+    </w:p>
+    <w:p>
+      <w:pPr>
+        <w:pStyle w:val="toc1"/>
+        <w:rPr>
+          <w:b w:val="0"/>
+        </w:rPr>
+      </w:pPr>
+      <w:r>
+        <w:rPr>
+          <w:b w:val="0"/>
+        </w:rPr>
+        <w:t xml:space="preserve">Abstract</w:t>
+      </w:r>
+      <w:r>
+        <w:rPr>
+          <w:b w:val="0"/>
+        </w:rPr>
+        <w:tab/>
+      </w:r>
+      <w:r>
+        <w:rPr>
+          <w:b w:val="0"/>
+        </w:rPr>
+        <w:t xml:space="preserve">ii</w:t>
+      </w:r>
+    </w:p>
+    <w:p>
+      <w:pPr>
+        <w:pStyle w:val="toc1"/>
+        <w:rPr>
+          <w:b w:val="0"/>
+        </w:rPr>
+      </w:pPr>
+      <w:r>
+        <w:rPr>
+          <w:b w:val="0"/>
+        </w:rPr>
+        <w:t xml:space="preserve">Table of Contents</w:t>
+      </w:r>
+      <w:r>
+        <w:rPr>
+          <w:b w:val="0"/>
+        </w:rPr>
+        <w:tab/>
+      </w:r>
+      <w:r>
+        <w:rPr>
+          <w:b w:val="0"/>
+        </w:rPr>
+        <w:t xml:space="preserve">iii</w:t>
+      </w:r>
+    </w:p>
+    <w:p>
+      <w:pPr>
+        <w:pStyle w:val="toc1"/>
+        <w:rPr>
+          <w:b w:val="0"/>
+        </w:rPr>
+      </w:pPr>
+      <w:r>
+        <w:rPr>
+          <w:b w:val="0"/>
+        </w:rPr>
+        <w:t xml:space="preserve">List of Tables</w:t>
+      </w:r>
+      <w:r>
+        <w:rPr>
+          <w:b w:val="0"/>
+        </w:rPr>
+        <w:tab/>
+      </w:r>
+      <w:r>
+        <w:rPr>
+          <w:b w:val="0"/>
+        </w:rPr>
+        <w:t xml:space="preserve">v</w:t>
+      </w:r>
+    </w:p>
+    <w:p>
+      <w:pPr>
+        <w:pStyle w:val="toc1"/>
+        <w:rPr>
+          <w:b w:val="0"/>
+        </w:rPr>
+      </w:pPr>
+      <w:r>
+        <w:rPr>
+          <w:b w:val="0"/>
+        </w:rPr>
+        <w:t xml:space="preserve">List of Figures</w:t>
+      </w:r>
+      <w:r>
+        <w:rPr>
+          <w:b w:val="0"/>
+        </w:rPr>
+        <w:tab/>
+      </w:r>
+      <w:r>
+        <w:rPr>
+          <w:b w:val="0"/>
+        </w:rPr>
+        <w:t xml:space="preserve">vi</w:t>
+      </w:r>
+    </w:p>
+    <w:p>
+      <w:pPr>
+        <w:pStyle w:val="toc1"/>
+        <w:rPr>
+          <w:b w:val="0"/>
+        </w:rPr>
+      </w:pPr>
+      <w:r>
+        <w:rPr>
+          <w:b w:val="0"/>
+        </w:rPr>
+        <w:t xml:space="preserve">Symbols and Abbreviations</w:t>
+      </w:r>
+      <w:r>
+        <w:rPr>
+          <w:b w:val="0"/>
+        </w:rPr>
+        <w:tab/>
+      </w:r>
+      <w:r>
+        <w:rPr>
+          <w:b w:val="0"/>
+        </w:rPr>
+        <w:t xml:space="preserve">vii</w:t>
       </w:r>
     </w:p>
     <w:p>
@@ -30564,14 +30796,16 @@
       <w:keepNext/>
       <w:keepLines/>
       <w:jc w:val="center"/>
-      <w:spacing w:after="0" w:before="300"/>
+      <w:pageBreakBefore/>
+      <w:spacing w:after="280" w:before="0" w:line="312" w:lineRule="auto"/>
     </w:pPr>
     <w:rPr>
-      <w:sz w:val="20"/>
+      <w:i w:val="0"/>
+      <w:color w:val="000000"/>
+      <w:sz w:val="28"/>
       <w:szCs w:val="20"/>
+      <w:rFonts w:ascii="Times New Roman" w:cs="Times New Roman" w:eastAsia="DFKai-SB" w:hAnsi="Times New Roman"/>
       <w:b/>
-      <w:color w:val="345A8A"/>
-      &gt;
     </w:rPr>
   </w:style>
   <w:style w:customStyle="1" w:styleId="Abstract" w:type="paragraph">
@@ -31031,6 +31265,233 @@
       <w:i w:val="0"/>
       <w:color w:val="000000"/>
       <w:sz w:val="19"/>
+    </w:rPr>
+  </w:style>
+  <w:style w:customStyle="1" w:styleId="CoverUniversity" w:type="paragraph">
+    <w:name w:val="Cover University"/>
+    <w:basedOn w:val="Normal"/>
+    <w:pPr>
+      <w:spacing w:after="0" w:before="800" w:line="240" w:lineRule="auto"/>
+      <w:jc w:val="center"/>
+    </w:pPr>
+    <w:rPr>
+      <w:rFonts w:ascii="Times New Roman" w:cs="Times New Roman" w:eastAsia="DFKai-SB" w:hAnsi="Times New Roman"/>
+      <w:b w:val="0"/>
+      <w:i w:val="0"/>
+      <w:color w:val="000000"/>
+      <w:sz w:val="48"/>
+    </w:rPr>
+  </w:style>
+  <w:style w:customStyle="1" w:styleId="CoverDept" w:type="paragraph">
+    <w:name w:val="Cover Dept"/>
+    <w:basedOn w:val="Normal"/>
+    <w:pPr>
+      <w:spacing w:after="120" w:before="840" w:line="240" w:lineRule="auto"/>
+      <w:jc w:val="center"/>
+    </w:pPr>
+    <w:rPr>
+      <w:rFonts w:ascii="Times New Roman" w:cs="Times New Roman" w:eastAsia="DFKai-SB" w:hAnsi="Times New Roman"/>
+      <w:b w:val="0"/>
+      <w:i w:val="0"/>
+      <w:color w:val="000000"/>
+      <w:sz w:val="56"/>
+    </w:rPr>
+  </w:style>
+  <w:style w:customStyle="1" w:styleId="CoverTrack" w:type="paragraph">
+    <w:name w:val="Cover Track"/>
+    <w:basedOn w:val="Normal"/>
+    <w:pPr>
+      <w:spacing w:after="0" w:before="0" w:line="240" w:lineRule="auto"/>
+      <w:jc w:val="center"/>
+    </w:pPr>
+    <w:rPr>
+      <w:rFonts w:ascii="Times New Roman" w:cs="Times New Roman" w:eastAsia="DFKai-SB" w:hAnsi="Times New Roman"/>
+      <w:b w:val="0"/>
+      <w:i w:val="0"/>
+      <w:color w:val="000000"/>
+      <w:sz w:val="36"/>
+    </w:rPr>
+  </w:style>
+  <w:style w:customStyle="1" w:styleId="CoverDegree" w:type="paragraph">
+    <w:name w:val="Cover Degree"/>
+    <w:basedOn w:val="Normal"/>
+    <w:pPr>
+      <w:spacing w:after="0" w:before="880" w:line="240" w:lineRule="auto"/>
+      <w:jc w:val="center"/>
+    </w:pPr>
+    <w:rPr>
+      <w:rFonts w:ascii="Times New Roman" w:cs="Times New Roman" w:eastAsia="DFKai-SB" w:hAnsi="Times New Roman"/>
+      <w:b w:val="0"/>
+      <w:i w:val="0"/>
+      <w:color w:val="000000"/>
+      <w:sz w:val="48"/>
+    </w:rPr>
+  </w:style>
+  <w:style w:customStyle="1" w:styleId="CoverTitle" w:type="paragraph">
+    <w:name w:val="Cover Title"/>
+    <w:basedOn w:val="Normal"/>
+    <w:pPr>
+      <w:spacing w:after="0" w:before="800" w:line="312" w:lineRule="auto"/>
+      <w:jc w:val="center"/>
+    </w:pPr>
+    <w:rPr>
+      <w:rFonts w:ascii="Times New Roman" w:cs="Times New Roman" w:eastAsia="DFKai-SB" w:hAnsi="Times New Roman"/>
+      <w:b w:val="0"/>
+      <w:i w:val="0"/>
+      <w:color w:val="000000"/>
+      <w:sz w:val="28"/>
+    </w:rPr>
+  </w:style>
+  <w:style w:customStyle="1" w:styleId="CoverPerson" w:type="paragraph">
+    <w:name w:val="Cover Person"/>
+    <w:basedOn w:val="Normal"/>
+    <w:pPr>
+      <w:spacing w:after="0" w:before="1200" w:line="312" w:lineRule="auto"/>
+      <w:ind w:left="1701"/>
+      <w:jc w:val="left"/>
+    </w:pPr>
+    <w:rPr>
+      <w:rFonts w:ascii="Times New Roman" w:cs="Times New Roman" w:eastAsia="DFKai-SB" w:hAnsi="Times New Roman"/>
+      <w:b w:val="0"/>
+      <w:i w:val="0"/>
+      <w:color w:val="000000"/>
+      <w:sz w:val="36"/>
+    </w:rPr>
+  </w:style>
+  <w:style w:customStyle="1" w:styleId="CoverPersonNext" w:type="paragraph">
+    <w:name w:val="Cover Person Next"/>
+    <w:basedOn w:val="Normal"/>
+    <w:pPr>
+      <w:spacing w:after="0" w:before="280" w:line="312" w:lineRule="auto"/>
+      <w:ind w:left="1701"/>
+      <w:jc w:val="left"/>
+    </w:pPr>
+    <w:rPr>
+      <w:rFonts w:ascii="Times New Roman" w:cs="Times New Roman" w:eastAsia="DFKai-SB" w:hAnsi="Times New Roman"/>
+      <w:b w:val="0"/>
+      <w:i w:val="0"/>
+      <w:color w:val="000000"/>
+      <w:sz w:val="36"/>
+    </w:rPr>
+  </w:style>
+  <w:style w:customStyle="1" w:styleId="CoverDate" w:type="paragraph">
+    <w:name w:val="Cover Date"/>
+    <w:basedOn w:val="Normal"/>
+    <w:pPr>
+      <w:spacing w:after="0" w:before="1400" w:line="312" w:lineRule="auto"/>
+      <w:jc w:val="center"/>
+    </w:pPr>
+    <w:rPr>
+      <w:rFonts w:ascii="Times New Roman" w:cs="Times New Roman" w:eastAsia="DFKai-SB" w:hAnsi="Times New Roman"/>
+      <w:b w:val="0"/>
+      <w:i w:val="0"/>
+      <w:color w:val="000000"/>
+      <w:sz w:val="28"/>
+    </w:rPr>
+  </w:style>
+  <w:style w:customStyle="1" w:styleId="TPTitle" w:type="paragraph">
+    <w:name w:val="TP Title"/>
+    <w:basedOn w:val="Normal"/>
+    <w:pPr>
+      <w:spacing w:after="0" w:before="600" w:line="312" w:lineRule="auto"/>
+      <w:jc w:val="center"/>
+    </w:pPr>
+    <w:rPr>
+      <w:rFonts w:ascii="Times New Roman" w:cs="Times New Roman" w:eastAsia="DFKai-SB" w:hAnsi="Times New Roman"/>
+      <w:b/>
+      <w:i w:val="0"/>
+      <w:color w:val="000000"/>
+      <w:sz w:val="28"/>
+    </w:rPr>
+  </w:style>
+  <w:style w:customStyle="1" w:styleId="TPLine" w:type="paragraph">
+    <w:name w:val="TP Line"/>
+    <w:basedOn w:val="Normal"/>
+    <w:pPr>
+      <w:spacing w:after="0" w:before="0" w:line="324" w:lineRule="auto"/>
+      <w:jc w:val="center"/>
+    </w:pPr>
+    <w:rPr>
+      <w:rFonts w:ascii="Times New Roman" w:cs="Times New Roman" w:eastAsia="DFKai-SB" w:hAnsi="Times New Roman"/>
+      <w:b w:val="0"/>
+      <w:i w:val="0"/>
+      <w:color w:val="000000"/>
+      <w:sz w:val="24"/>
+    </w:rPr>
+  </w:style>
+  <w:style w:customStyle="1" w:styleId="TPPeople" w:type="paragraph">
+    <w:name w:val="TP People"/>
+    <w:basedOn w:val="Normal"/>
+    <w:pPr>
+      <w:spacing w:after="0" w:before="480" w:line="360" w:lineRule="auto"/>
+      <w:jc w:val="center"/>
+    </w:pPr>
+    <w:rPr>
+      <w:rFonts w:ascii="Times New Roman" w:cs="Times New Roman" w:eastAsia="DFKai-SB" w:hAnsi="Times New Roman"/>
+      <w:b w:val="0"/>
+      <w:i w:val="0"/>
+      <w:color w:val="000000"/>
+      <w:sz w:val="24"/>
+    </w:rPr>
+  </w:style>
+  <w:style w:customStyle="1" w:styleId="TPBlock" w:type="paragraph">
+    <w:name w:val="TP Block"/>
+    <w:basedOn w:val="Normal"/>
+    <w:pPr>
+      <w:spacing w:after="0" w:before="0" w:line="360" w:lineRule="auto"/>
+      <w:jc w:val="center"/>
+    </w:pPr>
+    <w:rPr>
+      <w:rFonts w:ascii="Times New Roman" w:cs="Times New Roman" w:eastAsia="DFKai-SB" w:hAnsi="Times New Roman"/>
+      <w:b w:val="0"/>
+      <w:i w:val="0"/>
+      <w:color w:val="000000"/>
+      <w:sz w:val="24"/>
+    </w:rPr>
+  </w:style>
+  <w:style w:customStyle="1" w:styleId="TPGap" w:type="paragraph">
+    <w:name w:val="TP Gap"/>
+    <w:basedOn w:val="Normal"/>
+    <w:pPr>
+      <w:spacing w:after="0" w:before="720" w:line="360" w:lineRule="auto"/>
+      <w:jc w:val="center"/>
+    </w:pPr>
+    <w:rPr>
+      <w:rFonts w:ascii="Times New Roman" w:cs="Times New Roman" w:eastAsia="DFKai-SB" w:hAnsi="Times New Roman"/>
+      <w:b w:val="0"/>
+      <w:i w:val="0"/>
+      <w:color w:val="000000"/>
+      <w:sz w:val="24"/>
+    </w:rPr>
+  </w:style>
+  <w:style w:customStyle="1" w:styleId="AbstractHead" w:type="paragraph">
+    <w:name w:val="Abstract Head"/>
+    <w:basedOn w:val="Normal"/>
+    <w:pPr>
+      <w:spacing w:after="0" w:before="0" w:line="360" w:lineRule="auto"/>
+      <w:jc w:val="center"/>
+    </w:pPr>
+    <w:rPr>
+      <w:rFonts w:ascii="Times New Roman" w:cs="Times New Roman" w:eastAsia="DFKai-SB" w:hAnsi="Times New Roman"/>
+      <w:b w:val="0"/>
+      <w:i w:val="0"/>
+      <w:color w:val="000000"/>
+      <w:sz w:val="24"/>
+    </w:rPr>
+  </w:style>
+  <w:style w:customStyle="1" w:styleId="AbstractLabel" w:type="paragraph">
+    <w:name w:val="Abstract Label"/>
+    <w:basedOn w:val="Normal"/>
+    <w:pPr>
+      <w:spacing w:after="280" w:before="360" w:line="312" w:lineRule="auto"/>
+      <w:jc w:val="center"/>
+    </w:pPr>
+    <w:rPr>
+      <w:rFonts w:ascii="Times New Roman" w:cs="Times New Roman" w:eastAsia="DFKai-SB" w:hAnsi="Times New Roman"/>
+      <w:b/>
+      <w:i w:val="0"/>
+      <w:color w:val="000000"/>
+      <w:sz w:val="24"/>
     </w:rPr>
   </w:style>
   <w:style w:customStyle="1" w:styleId="Equation" w:type="paragraph">

--- a/papers/thesis_2026-10/reading/thesis_YZU_layout_2026-10-24.docx
+++ b/papers/thesis_2026-10/reading/thesis_YZU_layout_2026-10-24.docx
@@ -7,7 +7,7 @@
         <w:pStyle w:val="CoverUniversity"/>
       </w:pPr>
       <w:r>
-        <w:t xml:space="preserve">元智大學</w:t>
+        <w:t xml:space="preserve">元　智　大　學</w:t>
       </w:r>
     </w:p>
     <w:p>
@@ -31,7 +31,7 @@
         <w:pStyle w:val="CoverDegree"/>
       </w:pPr>
       <w:r>
-        <w:t xml:space="preserve">碩士論文</w:t>
+        <w:t xml:space="preserve">碩　士　論　文</w:t>
       </w:r>
     </w:p>
     <w:p>
@@ -70,7 +70,7 @@
       <w:pPr>
         <w:sectPr>
           <w:pgSz w:h="16838" w:w="11906"/>
-          <w:pgMar w:bottom="1134" w:footer="567" w:header="850" w:left="2268" w:right="1134" w:top="1984"/>
+          <w:pgMar w:bottom="1440" w:footer="0" w:header="850" w:left="1797" w:right="1797" w:top="1440"/>
         </w:sectPr>
       </w:pPr>
     </w:p>
@@ -225,6 +225,14 @@
       <w:r>
         <w:t xml:space="preserve">中華民國 115 年 10 月</w:t>
       </w:r>
+    </w:p>
+    <w:p>
+      <w:pPr>
+        <w:sectPr>
+          <w:pgSz w:h="16838" w:w="11906"/>
+          <w:pgMar w:bottom="1440" w:footer="0" w:header="850" w:left="1797" w:right="1797" w:top="1440"/>
+        </w:sectPr>
+      </w:pPr>
     </w:p>
     <w:p>
       <w:pPr>
@@ -3063,11 +3071,9 @@
       <w:pPr>
         <w:sectPr>
           <w:footerReference r:id="rId9" w:type="default"/>
-          <w:footerReference w:type="first" r:id="rId10"/>
           <w:pgSz w:h="16838" w:w="11906"/>
           <w:pgMar w:bottom="1134" w:footer="567" w:header="850" w:left="2268" w:right="1134" w:top="1984"/>
-          <w:pgNumType w:fmt="lowerRoman" w:start="1"/>
-          <w:titlePg/>
+          <w:pgNumType w:fmt="lowerRoman" w:start="2"/>
         </w:sectPr>
       </w:pPr>
     </w:p>
@@ -30378,16 +30384,6 @@
       <w:t>1</w:t>
       <w:fldChar w:fldCharType="end"/>
     </w:r>
-  </w:p>
-</w:ftr>
-</file>
-
-<file path=word/footer2.xml><?xml version="1.0" encoding="utf-8"?>
-<w:ftr xmlns:m="http://schemas.openxmlformats.org/officeDocument/2006/math" xmlns:mc="http://schemas.openxmlformats.org/markup-compatibility/2006" xmlns:mo="http://schemas.microsoft.com/office/mac/office/2008/main" xmlns:mv="urn:schemas-microsoft-com:mac:vml" xmlns:o="urn:schemas-microsoft-com:office:office" xmlns:r="http://schemas.openxmlformats.org/officeDocument/2006/relationships" xmlns:v="urn:schemas-microsoft-com:vml" xmlns:w10="urn:schemas-microsoft-com:office:word" xmlns:w14="http://schemas.microsoft.com/office/word/2010/wordml" xmlns:w="http://schemas.openxmlformats.org/wordprocessingml/2006/main" xmlns:wne="http://schemas.microsoft.com/office/word/2006/wordml" xmlns:wp14="http://schemas.microsoft.com/office/word/2010/wordprocessingDrawing" xmlns:wp="http://schemas.openxmlformats.org/drawingml/2006/wordprocessingDrawing" xmlns:wpc="http://schemas.microsoft.com/office/word/2010/wordprocessingCanvas" xmlns:wpg="http://schemas.microsoft.com/office/word/2010/wordprocessingGroup" xmlns:wpi="http://schemas.microsoft.com/office/word/2010/wordprocessingInk" xmlns:wps="http://schemas.microsoft.com/office/word/2010/wordprocessingShape" mc:Ignorable="w14 wp14">
-  <w:p>
-    <w:pPr>
-      <w:pStyle w:val="Footer"/>
-    </w:pPr>
   </w:p>
 </w:ftr>
 </file>
@@ -31378,7 +31374,22 @@
     <w:name w:val="Cover Date"/>
     <w:basedOn w:val="Normal"/>
     <w:pPr>
-      <w:spacing w:after="0" w:before="1400" w:line="312" w:lineRule="auto"/>
+      <w:spacing w:after="0" w:before="1200" w:line="312" w:lineRule="auto"/>
+      <w:jc w:val="center"/>
+    </w:pPr>
+    <w:rPr>
+      <w:rFonts w:ascii="Times New Roman" w:cs="Times New Roman" w:eastAsia="DFKai-SB" w:hAnsi="Times New Roman"/>
+      <w:b w:val="0"/>
+      <w:i w:val="0"/>
+      <w:color w:val="000000"/>
+      <w:sz w:val="36"/>
+    </w:rPr>
+  </w:style>
+  <w:style w:customStyle="1" w:styleId="TPTitle" w:type="paragraph">
+    <w:name w:val="TP Title"/>
+    <w:basedOn w:val="Normal"/>
+    <w:pPr>
+      <w:spacing w:after="0" w:before="200" w:line="312" w:lineRule="auto"/>
       <w:jc w:val="center"/>
     </w:pPr>
     <w:rPr>
@@ -31389,26 +31400,11 @@
       <w:sz w:val="28"/>
     </w:rPr>
   </w:style>
-  <w:style w:customStyle="1" w:styleId="TPTitle" w:type="paragraph">
-    <w:name w:val="TP Title"/>
-    <w:basedOn w:val="Normal"/>
-    <w:pPr>
-      <w:spacing w:after="0" w:before="600" w:line="312" w:lineRule="auto"/>
-      <w:jc w:val="center"/>
-    </w:pPr>
-    <w:rPr>
-      <w:rFonts w:ascii="Times New Roman" w:cs="Times New Roman" w:eastAsia="DFKai-SB" w:hAnsi="Times New Roman"/>
-      <w:b/>
-      <w:i w:val="0"/>
-      <w:color w:val="000000"/>
-      <w:sz w:val="28"/>
-    </w:rPr>
-  </w:style>
   <w:style w:customStyle="1" w:styleId="TPLine" w:type="paragraph">
     <w:name w:val="TP Line"/>
     <w:basedOn w:val="Normal"/>
     <w:pPr>
-      <w:spacing w:after="0" w:before="0" w:line="324" w:lineRule="auto"/>
+      <w:spacing w:after="0" w:before="0" w:line="336" w:lineRule="auto"/>
       <w:jc w:val="center"/>
     </w:pPr>
     <w:rPr>
@@ -31416,14 +31412,14 @@
       <w:b w:val="0"/>
       <w:i w:val="0"/>
       <w:color w:val="000000"/>
-      <w:sz w:val="24"/>
+      <w:sz w:val="28"/>
     </w:rPr>
   </w:style>
   <w:style w:customStyle="1" w:styleId="TPPeople" w:type="paragraph">
     <w:name w:val="TP People"/>
     <w:basedOn w:val="Normal"/>
     <w:pPr>
-      <w:spacing w:after="0" w:before="480" w:line="360" w:lineRule="auto"/>
+      <w:spacing w:after="0" w:before="280" w:line="336" w:lineRule="auto"/>
       <w:jc w:val="center"/>
     </w:pPr>
     <w:rPr>
@@ -31431,14 +31427,14 @@
       <w:b w:val="0"/>
       <w:i w:val="0"/>
       <w:color w:val="000000"/>
-      <w:sz w:val="24"/>
+      <w:sz w:val="28"/>
     </w:rPr>
   </w:style>
   <w:style w:customStyle="1" w:styleId="TPBlock" w:type="paragraph">
     <w:name w:val="TP Block"/>
     <w:basedOn w:val="Normal"/>
     <w:pPr>
-      <w:spacing w:after="0" w:before="0" w:line="360" w:lineRule="auto"/>
+      <w:spacing w:after="0" w:before="0" w:line="336" w:lineRule="auto"/>
       <w:jc w:val="center"/>
     </w:pPr>
     <w:rPr>
@@ -31446,14 +31442,14 @@
       <w:b w:val="0"/>
       <w:i w:val="0"/>
       <w:color w:val="000000"/>
-      <w:sz w:val="24"/>
+      <w:sz w:val="28"/>
     </w:rPr>
   </w:style>
   <w:style w:customStyle="1" w:styleId="TPGap" w:type="paragraph">
     <w:name w:val="TP Gap"/>
     <w:basedOn w:val="Normal"/>
     <w:pPr>
-      <w:spacing w:after="0" w:before="720" w:line="360" w:lineRule="auto"/>
+      <w:spacing w:after="0" w:before="400" w:line="336" w:lineRule="auto"/>
       <w:jc w:val="center"/>
     </w:pPr>
     <w:rPr>
@@ -31461,7 +31457,7 @@
       <w:b w:val="0"/>
       <w:i w:val="0"/>
       <w:color w:val="000000"/>
-      <w:sz w:val="24"/>
+      <w:sz w:val="28"/>
     </w:rPr>
   </w:style>
   <w:style w:customStyle="1" w:styleId="AbstractHead" w:type="paragraph">
